--- a/templates/iso9001_14001_45001_stage2.docx
+++ b/templates/iso9001_14001_45001_stage2.docx
@@ -43,7 +43,7 @@
             <o:lock v:ext="edit" aspectratio="t"/>
           </v:shapetype>
           <v:shape id="_x0000_s1026" type="#_x0000_t75" alt="fulllogo_nobuffer" style="position:absolute;margin-left:157.8pt;margin-top:-39.2pt;width:170.2pt;height:163pt;z-index:1;mso-wrap-edited:f;mso-position-horizontal-relative:text;mso-position-vertical-relative:text">
-            <v:imagedata r:id="rId7" o:title="fulllogo_nobuffer"/>
+            <v:imagedata r:id="rId8" o:title="fulllogo_nobuffer"/>
           </v:shape>
         </w:pict>
       </w:r>
@@ -205,23 +205,13 @@
         </w:rPr>
         <w:t xml:space="preserve">                 </w:t>
       </w:r>
-      <w:proofErr w:type="spellStart"/>
       <w:r>
         <w:rPr>
           <w:rFonts w:ascii="Calibri" w:hAnsi="Calibri" w:cs="Arial"/>
           <w:sz w:val="52"/>
           <w:szCs w:val="22"/>
         </w:rPr>
-        <w:t>Intergrated</w:t>
-      </w:r>
-      <w:proofErr w:type="spellEnd"/>
-      <w:r>
-        <w:rPr>
-          <w:rFonts w:ascii="Calibri" w:hAnsi="Calibri" w:cs="Arial"/>
-          <w:sz w:val="52"/>
-          <w:szCs w:val="22"/>
-        </w:rPr>
-        <w:t xml:space="preserve"> Management Report</w:t>
+        <w:t>Intergrated Management Report</w:t>
       </w:r>
     </w:p>
     <w:p>
@@ -297,25 +287,7 @@
           <w:b/>
           <w:sz w:val="48"/>
         </w:rPr>
-        <w:t>{{</w:t>
-      </w:r>
-      <w:proofErr w:type="spellStart"/>
-      <w:r>
-        <w:rPr>
-          <w:rFonts w:ascii="Calibri" w:hAnsi="Calibri" w:cs="Calibri"/>
-          <w:b/>
-          <w:sz w:val="48"/>
-        </w:rPr>
-        <w:t>organizationName</w:t>
-      </w:r>
-      <w:proofErr w:type="spellEnd"/>
-      <w:r>
-        <w:rPr>
-          <w:rFonts w:ascii="Calibri" w:hAnsi="Calibri" w:cs="Calibri"/>
-          <w:b/>
-          <w:sz w:val="48"/>
-        </w:rPr>
-        <w:t>}}</w:t>
+        <w:t>{{organizationName}}</w:t>
       </w:r>
     </w:p>
     <w:p>
@@ -390,23 +362,7 @@
                 <w:rFonts w:ascii="Arial" w:hAnsi="Arial" w:cs="Arial"/>
                 <w:b/>
               </w:rPr>
-              <w:t xml:space="preserve">Organization </w:t>
-            </w:r>
-            <w:proofErr w:type="gramStart"/>
-            <w:r>
-              <w:rPr>
-                <w:rFonts w:ascii="Arial" w:hAnsi="Arial" w:cs="Arial"/>
-                <w:b/>
-              </w:rPr>
-              <w:t>name:-</w:t>
-            </w:r>
-            <w:proofErr w:type="gramEnd"/>
-            <w:r>
-              <w:rPr>
-                <w:rFonts w:ascii="Arial" w:hAnsi="Arial" w:cs="Arial"/>
-                <w:b/>
-              </w:rPr>
-              <w:t xml:space="preserve">  </w:t>
+              <w:t xml:space="preserve">Organization name:-  </w:t>
             </w:r>
           </w:p>
         </w:tc>
@@ -432,27 +388,11 @@
                 <w:bCs/>
               </w:rPr>
             </w:pPr>
-            <w:proofErr w:type="gramStart"/>
             <w:r>
               <w:rPr>
                 <w:rFonts w:cs="Arial"/>
               </w:rPr>
-              <w:t xml:space="preserve">{{ </w:t>
-            </w:r>
-            <w:proofErr w:type="spellStart"/>
-            <w:r>
-              <w:rPr>
-                <w:rFonts w:cs="Arial"/>
-              </w:rPr>
-              <w:t>organizationName</w:t>
-            </w:r>
-            <w:proofErr w:type="spellEnd"/>
-            <w:proofErr w:type="gramEnd"/>
-            <w:r>
-              <w:rPr>
-                <w:rFonts w:cs="Arial"/>
-              </w:rPr>
-              <w:t xml:space="preserve"> }}</w:t>
+              <w:t>{{ organizationName }}</w:t>
             </w:r>
           </w:p>
         </w:tc>
@@ -485,7 +425,6 @@
               </w:rPr>
               <w:t xml:space="preserve">Office </w:t>
             </w:r>
-            <w:proofErr w:type="gramStart"/>
             <w:r>
               <w:rPr>
                 <w:rFonts w:ascii="Arial" w:hAnsi="Arial" w:cs="Arial"/>
@@ -493,7 +432,6 @@
               </w:rPr>
               <w:t>Address:-</w:t>
             </w:r>
-            <w:proofErr w:type="gramEnd"/>
           </w:p>
         </w:tc>
         <w:tc>
@@ -514,19 +452,11 @@
                 <w:i/>
               </w:rPr>
             </w:pPr>
-            <w:proofErr w:type="gramStart"/>
             <w:r>
               <w:rPr>
                 <w:rFonts w:cs="Arial"/>
               </w:rPr>
-              <w:t>{{ address</w:t>
-            </w:r>
-            <w:proofErr w:type="gramEnd"/>
-            <w:r>
-              <w:rPr>
-                <w:rFonts w:cs="Arial"/>
-              </w:rPr>
-              <w:t xml:space="preserve"> }}</w:t>
+              <w:t>{{ address }}</w:t>
             </w:r>
           </w:p>
         </w:tc>
@@ -588,18 +518,8 @@
                 <w:i/>
               </w:rPr>
             </w:pPr>
-            <w:proofErr w:type="gramStart"/>
-            <w:r>
-              <w:t xml:space="preserve">{{ </w:t>
-            </w:r>
-            <w:proofErr w:type="spellStart"/>
-            <w:r>
-              <w:t>siteAddress</w:t>
-            </w:r>
-            <w:proofErr w:type="spellEnd"/>
-            <w:proofErr w:type="gramEnd"/>
-            <w:r>
-              <w:t xml:space="preserve"> }}</w:t>
+            <w:r>
+              <w:t>{{ siteAddress }}</w:t>
             </w:r>
           </w:p>
         </w:tc>
@@ -655,21 +575,7 @@
               <w:rPr>
                 <w:i/>
               </w:rPr>
-              <w:t>{{</w:t>
-            </w:r>
-            <w:proofErr w:type="spellStart"/>
-            <w:r>
-              <w:rPr>
-                <w:i/>
-              </w:rPr>
-              <w:t>clientName</w:t>
-            </w:r>
-            <w:proofErr w:type="spellEnd"/>
-            <w:r>
-              <w:rPr>
-                <w:i/>
-              </w:rPr>
-              <w:t>}}</w:t>
+              <w:t>{{clientName}}</w:t>
             </w:r>
           </w:p>
         </w:tc>
@@ -722,15 +628,7 @@
               </w:rPr>
             </w:pPr>
             <w:r>
-              <w:t>{{</w:t>
-            </w:r>
-            <w:proofErr w:type="spellStart"/>
-            <w:r>
-              <w:t>contactPerson</w:t>
-            </w:r>
-            <w:proofErr w:type="spellEnd"/>
-            <w:r>
-              <w:t>}}</w:t>
+              <w:t>{{contactPerson}}</w:t>
             </w:r>
           </w:p>
         </w:tc>
@@ -783,15 +681,7 @@
               </w:rPr>
             </w:pPr>
             <w:r>
-              <w:t>{{</w:t>
-            </w:r>
-            <w:proofErr w:type="spellStart"/>
-            <w:r>
-              <w:t>emailId</w:t>
-            </w:r>
-            <w:proofErr w:type="spellEnd"/>
-            <w:r>
-              <w:t>}}</w:t>
+              <w:t>{{emailId}}</w:t>
             </w:r>
           </w:p>
         </w:tc>
@@ -959,15 +849,7 @@
               </w:rPr>
             </w:pPr>
             <w:r>
-              <w:t>{{</w:t>
-            </w:r>
-            <w:proofErr w:type="spellStart"/>
-            <w:r>
-              <w:t>iafCode</w:t>
-            </w:r>
-            <w:proofErr w:type="spellEnd"/>
-            <w:r>
-              <w:t>}}</w:t>
+              <w:t>{{iafCode}}</w:t>
             </w:r>
           </w:p>
         </w:tc>
@@ -1026,15 +908,7 @@
               </w:rPr>
             </w:pPr>
             <w:r>
-              <w:t>{{</w:t>
-            </w:r>
-            <w:proofErr w:type="spellStart"/>
-            <w:r>
-              <w:t>riskCategory</w:t>
-            </w:r>
-            <w:proofErr w:type="spellEnd"/>
-            <w:r>
-              <w:t>}}</w:t>
+              <w:t>{{riskCategory}}</w:t>
             </w:r>
           </w:p>
         </w:tc>
@@ -1162,18 +1036,8 @@
                 <w:lang w:val="en-IN"/>
               </w:rPr>
             </w:pPr>
-            <w:proofErr w:type="gramStart"/>
-            <w:r>
-              <w:t xml:space="preserve">{{ </w:t>
-            </w:r>
-            <w:proofErr w:type="spellStart"/>
-            <w:r>
-              <w:t>numberOfEmployees</w:t>
-            </w:r>
-            <w:proofErr w:type="spellEnd"/>
-            <w:proofErr w:type="gramEnd"/>
-            <w:r>
-              <w:t xml:space="preserve"> }}</w:t>
+            <w:r>
+              <w:t>{{ numberOfEmployees }}</w:t>
             </w:r>
           </w:p>
         </w:tc>
@@ -1204,17 +1068,8 @@
                 <w:rFonts w:ascii="Arial" w:hAnsi="Arial" w:cs="Arial"/>
                 <w:b/>
               </w:rPr>
-              <w:t xml:space="preserve">Stage-2 </w:t>
-            </w:r>
-            <w:proofErr w:type="gramStart"/>
-            <w:r>
-              <w:rPr>
-                <w:rFonts w:ascii="Arial" w:hAnsi="Arial" w:cs="Arial"/>
-                <w:b/>
-              </w:rPr>
-              <w:t>date:-</w:t>
-            </w:r>
-            <w:proofErr w:type="gramEnd"/>
+              <w:t>Stage-2 date:-</w:t>
+            </w:r>
           </w:p>
         </w:tc>
         <w:tc>
@@ -1280,17 +1135,8 @@
                 <w:rFonts w:ascii="Arial" w:hAnsi="Arial" w:cs="Arial"/>
                 <w:b/>
               </w:rPr>
-              <w:t xml:space="preserve">Stage-2 Audit </w:t>
-            </w:r>
-            <w:proofErr w:type="gramStart"/>
-            <w:r>
-              <w:rPr>
-                <w:rFonts w:ascii="Arial" w:hAnsi="Arial" w:cs="Arial"/>
-                <w:b/>
-              </w:rPr>
-              <w:t>Team:-</w:t>
-            </w:r>
-            <w:proofErr w:type="gramEnd"/>
+              <w:t>Stage-2 Audit Team:-</w:t>
+            </w:r>
           </w:p>
         </w:tc>
         <w:tc>
@@ -1316,23 +1162,7 @@
                 <w:rFonts w:ascii="Calibri" w:hAnsi="Calibri" w:cs="Calibri"/>
                 <w:i/>
               </w:rPr>
-              <w:t>{{</w:t>
-            </w:r>
-            <w:proofErr w:type="spellStart"/>
-            <w:r>
-              <w:rPr>
-                <w:rFonts w:ascii="Calibri" w:hAnsi="Calibri" w:cs="Calibri"/>
-                <w:i/>
-              </w:rPr>
-              <w:t>auditTeam</w:t>
-            </w:r>
-            <w:proofErr w:type="spellEnd"/>
-            <w:r>
-              <w:rPr>
-                <w:rFonts w:ascii="Calibri" w:hAnsi="Calibri" w:cs="Calibri"/>
-                <w:i/>
-              </w:rPr>
-              <w:t>}}</w:t>
+              <w:t>{{auditTeam}}</w:t>
             </w:r>
           </w:p>
         </w:tc>
@@ -1448,23 +1278,7 @@
                 <w:rFonts w:ascii="Calibri" w:hAnsi="Calibri" w:cs="Calibri"/>
                 <w:i/>
               </w:rPr>
-              <w:t>{{</w:t>
-            </w:r>
-            <w:proofErr w:type="spellStart"/>
-            <w:r>
-              <w:rPr>
-                <w:rFonts w:ascii="Calibri" w:hAnsi="Calibri" w:cs="Calibri"/>
-                <w:i/>
-              </w:rPr>
-              <w:t>auditTeam</w:t>
-            </w:r>
-            <w:proofErr w:type="spellEnd"/>
-            <w:r>
-              <w:rPr>
-                <w:rFonts w:ascii="Calibri" w:hAnsi="Calibri" w:cs="Calibri"/>
-                <w:i/>
-              </w:rPr>
-              <w:t>}}</w:t>
+              <w:t>{{auditTeam}}</w:t>
             </w:r>
           </w:p>
         </w:tc>
@@ -1562,23 +1376,7 @@
                 <w:rFonts w:ascii="Calibri" w:hAnsi="Calibri" w:cs="Calibri"/>
                 <w:i/>
               </w:rPr>
-              <w:t xml:space="preserve">  To evaluate the implementation and effectiveness of the Mgmt. </w:t>
-            </w:r>
-            <w:proofErr w:type="gramStart"/>
-            <w:r>
-              <w:rPr>
-                <w:rFonts w:ascii="Calibri" w:hAnsi="Calibri" w:cs="Calibri"/>
-                <w:i/>
-              </w:rPr>
-              <w:t>System  for</w:t>
-            </w:r>
-            <w:proofErr w:type="gramEnd"/>
-            <w:r>
-              <w:rPr>
-                <w:rFonts w:ascii="Calibri" w:hAnsi="Calibri" w:cs="Calibri"/>
-                <w:i/>
-              </w:rPr>
-              <w:t xml:space="preserve"> Certification     </w:t>
+              <w:t xml:space="preserve">  To evaluate the implementation and effectiveness of the Mgmt. System  for Certification     </w:t>
             </w:r>
           </w:p>
           <w:p>
@@ -1879,90 +1677,15 @@
             <w:pPr>
               <w:jc w:val="both"/>
               <w:rPr>
-                <w:rFonts w:cs="Calibri"/>
-                <w:b/>
-                <w:i/>
-              </w:rPr>
-            </w:pPr>
-            <w:r>
-              <w:rPr>
-                <w:rFonts w:cs="Calibri"/>
-                <w:b/>
-                <w:i/>
-              </w:rPr>
-              <w:t>Construction Works for residential/Industrial b</w:t>
-            </w:r>
-            <w:r>
-              <w:rPr>
-                <w:rFonts w:cs="Calibri"/>
-                <w:b/>
-                <w:i/>
-              </w:rPr>
-              <w:t>uildings (up to 4</w:t>
-            </w:r>
-            <w:r>
-              <w:rPr>
-                <w:rFonts w:cs="Calibri"/>
-                <w:b/>
-                <w:i/>
-              </w:rPr>
-              <w:t>stor</w:t>
-            </w:r>
-            <w:r>
-              <w:rPr>
-                <w:rFonts w:cs="Calibri"/>
-                <w:b/>
-                <w:i/>
-              </w:rPr>
-              <w:t>e</w:t>
-            </w:r>
-            <w:r>
-              <w:rPr>
-                <w:rFonts w:cs="Calibri"/>
-                <w:b/>
-                <w:i/>
-              </w:rPr>
-              <w:t>y) and Interior Decoration.</w:t>
-            </w:r>
-          </w:p>
-          <w:p>
-            <w:pPr>
-              <w:jc w:val="both"/>
-              <w:rPr>
-                <w:rFonts w:cs="Calibri"/>
-                <w:b/>
-                <w:i/>
-              </w:rPr>
-            </w:pPr>
-          </w:p>
-          <w:p>
-            <w:pPr>
-              <w:jc w:val="both"/>
-              <w:rPr>
-                <w:rFonts w:cs="Calibri"/>
-                <w:b/>
-                <w:i/>
-              </w:rPr>
-            </w:pPr>
-            <w:r>
-              <w:rPr>
-                <w:rFonts w:cs="Calibri"/>
-                <w:b/>
-                <w:i/>
-              </w:rPr>
-              <w:t>Non applicable clauses: C. 8.3 and Cl. 8.5.3</w:t>
-            </w:r>
-          </w:p>
-          <w:p>
-            <w:pPr>
-              <w:jc w:val="both"/>
-              <w:rPr>
                 <w:rFonts w:ascii="Calibri" w:hAnsi="Calibri" w:cs="Calibri"/>
                 <w:b/>
                 <w:bCs/>
                 <w:i/>
               </w:rPr>
             </w:pPr>
+            <w:r>
+              <w:t>{{scope}}</w:t>
+            </w:r>
           </w:p>
         </w:tc>
       </w:tr>
@@ -2070,17 +1793,8 @@
                 <w:rFonts w:ascii="Calibri" w:hAnsi="Calibri" w:cs="Calibri"/>
                 <w:b/>
               </w:rPr>
-              <w:t xml:space="preserve">Is there any deviation from the audit plan if Yes then </w:t>
-            </w:r>
-            <w:proofErr w:type="gramStart"/>
-            <w:r>
-              <w:rPr>
-                <w:rFonts w:ascii="Calibri" w:hAnsi="Calibri" w:cs="Calibri"/>
-                <w:b/>
-              </w:rPr>
-              <w:t>reasons:</w:t>
-            </w:r>
-            <w:proofErr w:type="gramEnd"/>
+              <w:t>Is there any deviation from the audit plan if Yes then reasons:</w:t>
+            </w:r>
           </w:p>
         </w:tc>
         <w:tc>
@@ -2170,17 +1884,8 @@
                 <w:rFonts w:ascii="Calibri" w:hAnsi="Calibri" w:cs="Calibri"/>
                 <w:b/>
               </w:rPr>
-              <w:t xml:space="preserve"> if Yes then </w:t>
-            </w:r>
-            <w:proofErr w:type="gramStart"/>
-            <w:r>
-              <w:rPr>
-                <w:rFonts w:ascii="Calibri" w:hAnsi="Calibri" w:cs="Calibri"/>
-                <w:b/>
-              </w:rPr>
-              <w:t>reasons:</w:t>
-            </w:r>
-            <w:proofErr w:type="gramEnd"/>
+              <w:t xml:space="preserve"> if Yes then reasons:</w:t>
+            </w:r>
           </w:p>
         </w:tc>
         <w:tc>
@@ -2256,17 +1961,8 @@
                 <w:rFonts w:ascii="Calibri" w:hAnsi="Calibri" w:cs="Calibri"/>
                 <w:b/>
               </w:rPr>
-              <w:t xml:space="preserve">Is there any Significant change, that affects the management system of the client since the last audit took place if Yes then </w:t>
-            </w:r>
-            <w:proofErr w:type="gramStart"/>
-            <w:r>
-              <w:rPr>
-                <w:rFonts w:ascii="Calibri" w:hAnsi="Calibri" w:cs="Calibri"/>
-                <w:b/>
-              </w:rPr>
-              <w:t>reasons:</w:t>
-            </w:r>
-            <w:proofErr w:type="gramEnd"/>
+              <w:t>Is there any Significant change, that affects the management system of the client since the last audit took place if Yes then reasons:</w:t>
+            </w:r>
           </w:p>
           <w:p>
             <w:pPr>
@@ -2344,15 +2040,7 @@
                 <w:rFonts w:ascii="Calibri" w:hAnsi="Calibri" w:cs="Calibri"/>
                 <w:b/>
               </w:rPr>
-              <w:t xml:space="preserve">Type of audit (single, </w:t>
-            </w:r>
-            <w:proofErr w:type="gramStart"/>
-            <w:r>
-              <w:rPr>
-                <w:rFonts w:ascii="Calibri" w:hAnsi="Calibri" w:cs="Calibri"/>
-                <w:b/>
-              </w:rPr>
-              <w:t xml:space="preserve">combined, </w:t>
+              <w:t xml:space="preserve">Type of audit (single, combined, </w:t>
             </w:r>
             <w:r>
               <w:rPr>
@@ -2366,23 +2054,7 @@
                 <w:rFonts w:ascii="Calibri" w:hAnsi="Calibri" w:cs="Calibri"/>
                 <w:b/>
               </w:rPr>
-              <w:t>joint</w:t>
-            </w:r>
-            <w:proofErr w:type="gramEnd"/>
-            <w:r>
-              <w:rPr>
-                <w:rFonts w:ascii="Calibri" w:hAnsi="Calibri" w:cs="Calibri"/>
-                <w:b/>
-              </w:rPr>
-              <w:t xml:space="preserve"> or </w:t>
-            </w:r>
-            <w:r>
-              <w:rPr>
-                <w:rFonts w:ascii="Calibri" w:hAnsi="Calibri" w:cs="Calibri"/>
-                <w:b/>
-              </w:rPr>
-              <w:lastRenderedPageBreak/>
-              <w:t>integrated):</w:t>
+              <w:t>joint or integrated):</w:t>
             </w:r>
           </w:p>
         </w:tc>
@@ -2408,7 +2080,6 @@
                 <w:rFonts w:ascii="Calibri" w:hAnsi="Calibri" w:cs="Calibri"/>
                 <w:i/>
               </w:rPr>
-              <w:lastRenderedPageBreak/>
               <w:t>Integrated</w:t>
             </w:r>
           </w:p>
@@ -2448,49 +2119,24 @@
                 <w:rFonts w:ascii="Calibri" w:hAnsi="Calibri" w:cs="Calibri"/>
                 <w:b/>
               </w:rPr>
+              <w:t xml:space="preserve">Is the certification scope  appropriate </w:t>
+            </w:r>
+          </w:p>
+          <w:p>
+            <w:pPr>
+              <w:rPr>
+                <w:rFonts w:ascii="Calibri" w:hAnsi="Calibri" w:cs="Calibri"/>
+                <w:b/>
+              </w:rPr>
+            </w:pPr>
+            <w:r>
+              <w:rPr>
+                <w:rFonts w:ascii="Calibri" w:hAnsi="Calibri" w:cs="Calibri"/>
+                <w:b/>
+              </w:rPr>
               <w:lastRenderedPageBreak/>
-              <w:t xml:space="preserve">Is the certification </w:t>
-            </w:r>
-            <w:proofErr w:type="gramStart"/>
-            <w:r>
-              <w:rPr>
-                <w:rFonts w:ascii="Calibri" w:hAnsi="Calibri" w:cs="Calibri"/>
-                <w:b/>
-              </w:rPr>
-              <w:t>scope  appropriate</w:t>
-            </w:r>
-            <w:proofErr w:type="gramEnd"/>
-            <w:r>
-              <w:rPr>
-                <w:rFonts w:ascii="Calibri" w:hAnsi="Calibri" w:cs="Calibri"/>
-                <w:b/>
-              </w:rPr>
-              <w:t xml:space="preserve"> </w:t>
-            </w:r>
-          </w:p>
-          <w:p>
-            <w:pPr>
-              <w:rPr>
-                <w:rFonts w:ascii="Calibri" w:hAnsi="Calibri" w:cs="Calibri"/>
-                <w:b/>
-              </w:rPr>
-            </w:pPr>
-            <w:r>
-              <w:rPr>
-                <w:rFonts w:ascii="Calibri" w:hAnsi="Calibri" w:cs="Calibri"/>
-                <w:b/>
-              </w:rPr>
-              <w:t xml:space="preserve">As per the organization work </w:t>
-            </w:r>
-            <w:proofErr w:type="gramStart"/>
-            <w:r>
-              <w:rPr>
-                <w:rFonts w:ascii="Calibri" w:hAnsi="Calibri" w:cs="Calibri"/>
-                <w:b/>
-              </w:rPr>
-              <w:t>activities :</w:t>
-            </w:r>
-            <w:proofErr w:type="gramEnd"/>
+              <w:t>As per the organization work activities :</w:t>
+            </w:r>
           </w:p>
         </w:tc>
         <w:tc>
@@ -2517,82 +2163,7 @@
                 <w:rFonts w:ascii="Calibri" w:hAnsi="Calibri" w:cs="Calibri"/>
                 <w:i/>
               </w:rPr>
-              <w:t>In consultation with the client the IMS Scope of work was revised to reflect current specific capabilities of the client as demonstrated by available evidences.</w:t>
-            </w:r>
-          </w:p>
-          <w:p>
-            <w:pPr>
-              <w:spacing w:line="276" w:lineRule="auto"/>
-              <w:jc w:val="both"/>
-              <w:rPr>
-                <w:rFonts w:ascii="Calibri" w:hAnsi="Calibri" w:cs="Calibri"/>
-                <w:b/>
-                <w:i/>
-              </w:rPr>
-            </w:pPr>
-            <w:r>
-              <w:rPr>
-                <w:rFonts w:ascii="Calibri" w:hAnsi="Calibri" w:cs="Calibri"/>
-                <w:b/>
-                <w:i/>
-              </w:rPr>
-              <w:t>“Construction of residential an</w:t>
-            </w:r>
-            <w:r>
-              <w:rPr>
-                <w:rFonts w:ascii="Calibri" w:hAnsi="Calibri" w:cs="Calibri"/>
-                <w:b/>
-                <w:i/>
-              </w:rPr>
-              <w:t>d Industrial buildings (up to 4</w:t>
-            </w:r>
-            <w:r>
-              <w:rPr>
-                <w:rFonts w:ascii="Calibri" w:hAnsi="Calibri" w:cs="Calibri"/>
-                <w:b/>
-                <w:i/>
-              </w:rPr>
-              <w:t>stor</w:t>
-            </w:r>
-            <w:r>
-              <w:rPr>
-                <w:rFonts w:ascii="Calibri" w:hAnsi="Calibri" w:cs="Calibri"/>
-                <w:b/>
-                <w:i/>
-              </w:rPr>
-              <w:t>e</w:t>
-            </w:r>
-            <w:r>
-              <w:rPr>
-                <w:rFonts w:ascii="Calibri" w:hAnsi="Calibri" w:cs="Calibri"/>
-                <w:b/>
-                <w:i/>
-              </w:rPr>
-              <w:t xml:space="preserve">y) and Interior Decoration”. </w:t>
-            </w:r>
-          </w:p>
-          <w:p>
-            <w:pPr>
-              <w:spacing w:line="276" w:lineRule="auto"/>
-              <w:jc w:val="both"/>
-              <w:rPr>
-                <w:rFonts w:ascii="Calibri" w:hAnsi="Calibri" w:cs="Calibri"/>
-                <w:i/>
-              </w:rPr>
-            </w:pPr>
-            <w:r>
-              <w:rPr>
-                <w:rFonts w:ascii="Calibri" w:hAnsi="Calibri" w:cs="Calibri"/>
-                <w:b/>
-                <w:i/>
-              </w:rPr>
-              <w:t xml:space="preserve">              (Non-applicable clauses: 8.3 and 8.5.3)</w:t>
-            </w:r>
-            <w:r>
-              <w:rPr>
-                <w:rFonts w:ascii="Calibri" w:hAnsi="Calibri" w:cs="Calibri"/>
-                <w:i/>
-              </w:rPr>
+              <w:lastRenderedPageBreak/>
               <w:t xml:space="preserve"> </w:t>
             </w:r>
           </w:p>
@@ -2679,7 +2250,7 @@
                 <w:rFonts w:ascii="Arial" w:hAnsi="Arial" w:cs="Arial"/>
                 <w:b/>
               </w:rPr>
-              <w:t>About Infrastructure (like description of the building, nos. of floors, manufacturing machinery, other activities done within the Unit)</w:t>
+              <w:t>About Infrastructure</w:t>
             </w:r>
           </w:p>
           <w:p>
@@ -2769,25 +2340,7 @@
                 <w:i/>
                 <w:iCs/>
               </w:rPr>
-              <w:t xml:space="preserve">The information about the organization </w:t>
-            </w:r>
-            <w:proofErr w:type="gramStart"/>
-            <w:r>
-              <w:rPr>
-                <w:rFonts w:cs="Calibri"/>
-                <w:i/>
-                <w:iCs/>
-              </w:rPr>
-              <w:t>i.e.</w:t>
-            </w:r>
-            <w:proofErr w:type="gramEnd"/>
-            <w:r>
-              <w:rPr>
-                <w:rFonts w:cs="Calibri"/>
-                <w:i/>
-                <w:iCs/>
-              </w:rPr>
-              <w:t xml:space="preserve"> name, address, type, size, number of employees, and scope of activities, submitted as per application found correct</w:t>
+              <w:t>The information about the organization i.e. name, address, type, size, number of employees, and scope of activities, submitted as per application found correct</w:t>
             </w:r>
             <w:r>
               <w:rPr>
@@ -2960,6 +2513,43 @@
           </w:tcPr>
           <w:p>
             <w:pPr>
+              <w:rPr>
+                <w:rFonts w:ascii="Calibri" w:hAnsi="Calibri" w:cs="Arial"/>
+                <w:iCs/>
+                <w:sz w:val="22"/>
+                <w:szCs w:val="22"/>
+              </w:rPr>
+            </w:pPr>
+            <w:r>
+              <w:rPr>
+                <w:rFonts w:ascii="Calibri" w:hAnsi="Calibri" w:cs="Arial"/>
+                <w:iCs/>
+                <w:sz w:val="22"/>
+                <w:szCs w:val="22"/>
+              </w:rPr>
+              <w:t>{{</w:t>
+            </w:r>
+            <w:r>
+              <w:rPr>
+                <w:rFonts w:ascii="Calibri" w:hAnsi="Calibri" w:cs="Arial"/>
+                <w:iCs/>
+                <w:sz w:val="22"/>
+                <w:szCs w:val="22"/>
+              </w:rPr>
+              <w:t>internalAuditFrequency</w:t>
+            </w:r>
+            <w:r>
+              <w:rPr>
+                <w:rFonts w:ascii="Calibri" w:hAnsi="Calibri" w:cs="Arial"/>
+                <w:iCs/>
+                <w:sz w:val="22"/>
+                <w:szCs w:val="22"/>
+              </w:rPr>
+              <w:t>}}</w:t>
+            </w:r>
+          </w:p>
+          <w:p>
+            <w:pPr>
               <w:spacing w:line="276" w:lineRule="auto"/>
               <w:jc w:val="both"/>
               <w:rPr>
@@ -2970,6 +2560,33 @@
                 <w:lang w:val="en-IN"/>
               </w:rPr>
             </w:pPr>
+            <w:r>
+              <w:rPr>
+                <w:rFonts w:ascii="Calibri" w:hAnsi="Calibri" w:cs="Arial"/>
+                <w:iCs/>
+                <w:sz w:val="22"/>
+                <w:szCs w:val="22"/>
+              </w:rPr>
+              <w:t>Internal Audit Done on {{</w:t>
+            </w:r>
+            <w:r>
+              <w:rPr>
+                <w:rFonts w:ascii="Calibri" w:hAnsi="Calibri" w:cs="Arial"/>
+                <w:iCs/>
+                <w:sz w:val="22"/>
+                <w:szCs w:val="22"/>
+              </w:rPr>
+              <w:t>dateOfLastInternalAudit</w:t>
+            </w:r>
+            <w:r>
+              <w:rPr>
+                <w:rFonts w:ascii="Calibri" w:hAnsi="Calibri" w:cs="Arial"/>
+                <w:iCs/>
+                <w:sz w:val="22"/>
+                <w:szCs w:val="22"/>
+              </w:rPr>
+              <w:t>}}</w:t>
+            </w:r>
           </w:p>
         </w:tc>
       </w:tr>
@@ -3042,6 +2659,43 @@
           </w:tcPr>
           <w:p>
             <w:pPr>
+              <w:rPr>
+                <w:rFonts w:ascii="Calibri" w:hAnsi="Calibri" w:cs="Arial"/>
+                <w:iCs/>
+                <w:sz w:val="22"/>
+                <w:szCs w:val="22"/>
+              </w:rPr>
+            </w:pPr>
+            <w:r>
+              <w:rPr>
+                <w:rFonts w:ascii="Calibri" w:hAnsi="Calibri" w:cs="Arial"/>
+                <w:iCs/>
+                <w:sz w:val="22"/>
+                <w:szCs w:val="22"/>
+              </w:rPr>
+              <w:t>{{</w:t>
+            </w:r>
+            <w:r>
+              <w:rPr>
+                <w:rFonts w:ascii="Calibri" w:hAnsi="Calibri" w:cs="Arial"/>
+                <w:iCs/>
+                <w:sz w:val="22"/>
+                <w:szCs w:val="22"/>
+              </w:rPr>
+              <w:t>managementReviewFrequency</w:t>
+            </w:r>
+            <w:r>
+              <w:rPr>
+                <w:rFonts w:ascii="Calibri" w:hAnsi="Calibri" w:cs="Arial"/>
+                <w:iCs/>
+                <w:sz w:val="22"/>
+                <w:szCs w:val="22"/>
+              </w:rPr>
+              <w:t xml:space="preserve">}} </w:t>
+            </w:r>
+          </w:p>
+          <w:p>
+            <w:pPr>
               <w:tabs>
                 <w:tab w:val="left" w:pos="7020"/>
               </w:tabs>
@@ -3051,6 +2705,33 @@
                 <w:i/>
               </w:rPr>
             </w:pPr>
+            <w:r>
+              <w:rPr>
+                <w:rFonts w:ascii="Calibri" w:hAnsi="Calibri" w:cs="Arial"/>
+                <w:iCs/>
+                <w:sz w:val="22"/>
+                <w:szCs w:val="22"/>
+              </w:rPr>
+              <w:t>Management Review Meeting done on {{</w:t>
+            </w:r>
+            <w:r>
+              <w:rPr>
+                <w:rFonts w:ascii="Calibri" w:hAnsi="Calibri" w:cs="Arial"/>
+                <w:iCs/>
+                <w:sz w:val="22"/>
+                <w:szCs w:val="22"/>
+              </w:rPr>
+              <w:t>dateOfLastManagementReview</w:t>
+            </w:r>
+            <w:r>
+              <w:rPr>
+                <w:rFonts w:ascii="Calibri" w:hAnsi="Calibri" w:cs="Arial"/>
+                <w:iCs/>
+                <w:sz w:val="22"/>
+                <w:szCs w:val="22"/>
+              </w:rPr>
+              <w:t>}}</w:t>
+            </w:r>
           </w:p>
         </w:tc>
       </w:tr>
@@ -3395,6 +3076,7 @@
         <w:rPr>
           <w:rFonts w:ascii="Calibri" w:hAnsi="Calibri" w:cs="Calibri"/>
           <w:b/>
+          <w:color w:val="FF0000"/>
           <w:sz w:val="28"/>
           <w:szCs w:val="28"/>
         </w:rPr>
@@ -3403,6 +3085,7 @@
         <w:rPr>
           <w:rFonts w:ascii="Calibri" w:hAnsi="Calibri" w:cs="Calibri"/>
           <w:b/>
+          <w:color w:val="FF0000"/>
           <w:sz w:val="28"/>
           <w:szCs w:val="28"/>
         </w:rPr>
@@ -3445,12 +3128,29 @@
               <w:rPr>
                 <w:rFonts w:ascii="Calibri" w:hAnsi="Calibri" w:cs="Calibri"/>
                 <w:b/>
+              </w:rPr>
+            </w:pPr>
+            <w:r>
+              <w:rPr>
+                <w:rFonts w:ascii="Calibri" w:hAnsi="Calibri" w:cs="Calibri"/>
+                <w:b/>
+              </w:rPr>
+              <w:t>Non conformities raised in Stage-1:</w:t>
+            </w:r>
+          </w:p>
+          <w:p>
+            <w:pPr>
+              <w:rPr>
+                <w:rFonts w:ascii="Calibri" w:hAnsi="Calibri" w:cs="Calibri"/>
+                <w:b/>
                 <w:sz w:val="28"/>
                 <w:szCs w:val="28"/>
                 <w:u w:val="single"/>
               </w:rPr>
             </w:pPr>
-            <w:r>
+          </w:p>
+          <w:p>
+            <w:pPr>
               <w:rPr>
                 <w:rFonts w:ascii="Calibri" w:hAnsi="Calibri" w:cs="Calibri"/>
                 <w:b/>
@@ -3458,19 +3158,100 @@
                 <w:szCs w:val="28"/>
                 <w:u w:val="single"/>
               </w:rPr>
-              <w:t>Non conformities raised in Stage-1:</w:t>
-            </w:r>
-          </w:p>
-          <w:p>
-            <w:pPr>
-              <w:rPr>
-                <w:rFonts w:ascii="Calibri" w:hAnsi="Calibri" w:cs="Calibri"/>
-                <w:b/>
-                <w:sz w:val="28"/>
-                <w:szCs w:val="28"/>
-                <w:u w:val="single"/>
-              </w:rPr>
-            </w:pPr>
+            </w:pPr>
+          </w:p>
+        </w:tc>
+      </w:tr>
+    </w:tbl>
+    <w:p>
+      <w:pPr>
+        <w:spacing w:line="276" w:lineRule="auto"/>
+        <w:jc w:val="center"/>
+        <w:rPr>
+          <w:rFonts w:ascii="Calibri" w:hAnsi="Calibri" w:cs="Calibri"/>
+          <w:b/>
+          <w:color w:val="FF0000"/>
+          <w:sz w:val="28"/>
+          <w:szCs w:val="28"/>
+        </w:rPr>
+      </w:pPr>
+    </w:p>
+    <w:p>
+      <w:pPr>
+        <w:spacing w:line="276" w:lineRule="auto"/>
+        <w:jc w:val="center"/>
+        <w:rPr>
+          <w:rFonts w:ascii="Calibri" w:hAnsi="Calibri" w:cs="Calibri"/>
+          <w:b/>
+          <w:color w:val="FF0000"/>
+          <w:sz w:val="28"/>
+          <w:szCs w:val="28"/>
+        </w:rPr>
+      </w:pPr>
+      <w:r>
+        <w:rPr>
+          <w:rFonts w:ascii="Calibri" w:hAnsi="Calibri" w:cs="Calibri"/>
+          <w:b/>
+          <w:color w:val="FF0000"/>
+          <w:sz w:val="28"/>
+          <w:szCs w:val="28"/>
+        </w:rPr>
+        <w:t>Observations in stage-1</w:t>
+      </w:r>
+    </w:p>
+    <w:p>
+      <w:pPr>
+        <w:spacing w:line="276" w:lineRule="auto"/>
+        <w:jc w:val="center"/>
+        <w:rPr>
+          <w:rFonts w:ascii="Calibri" w:hAnsi="Calibri" w:cs="Calibri"/>
+          <w:b/>
+          <w:color w:val="FF0000"/>
+          <w:sz w:val="28"/>
+          <w:szCs w:val="28"/>
+        </w:rPr>
+      </w:pPr>
+    </w:p>
+    <w:tbl>
+      <w:tblPr>
+        <w:tblW w:w="0" w:type="auto"/>
+        <w:tblBorders>
+          <w:top w:val="single" w:sz="4" w:space="0" w:color="000000"/>
+          <w:left w:val="single" w:sz="4" w:space="0" w:color="000000"/>
+          <w:bottom w:val="single" w:sz="4" w:space="0" w:color="000000"/>
+          <w:right w:val="single" w:sz="4" w:space="0" w:color="000000"/>
+          <w:insideH w:val="single" w:sz="4" w:space="0" w:color="000000"/>
+          <w:insideV w:val="single" w:sz="4" w:space="0" w:color="000000"/>
+        </w:tblBorders>
+        <w:tblLook w:val="04A0" w:firstRow="1" w:lastRow="0" w:firstColumn="1" w:lastColumn="0" w:noHBand="0" w:noVBand="1"/>
+      </w:tblPr>
+      <w:tblGrid>
+        <w:gridCol w:w="10683"/>
+      </w:tblGrid>
+      <w:tr>
+        <w:tc>
+          <w:tcPr>
+            <w:tcW w:w="10683" w:type="dxa"/>
+            <w:shd w:val="clear" w:color="auto" w:fill="auto"/>
+          </w:tcPr>
+          <w:p>
+            <w:pPr>
+              <w:rPr>
+                <w:rFonts w:ascii="Arial" w:hAnsi="Arial" w:cs="Arial"/>
+                <w:b/>
+                <w:sz w:val="22"/>
+                <w:szCs w:val="22"/>
+              </w:rPr>
+            </w:pPr>
+            <w:r>
+              <w:rPr>
+                <w:rFonts w:ascii="Arial" w:hAnsi="Arial" w:cs="Arial"/>
+                <w:b/>
+                <w:sz w:val="22"/>
+                <w:szCs w:val="22"/>
+              </w:rPr>
+              <w:t>Observations raised in Stage-1:</w:t>
+            </w:r>
           </w:p>
           <w:p>
             <w:pPr>
@@ -3532,42 +3313,6 @@
           <w:u w:val="single"/>
         </w:rPr>
       </w:pPr>
-    </w:p>
-    <w:p>
-      <w:pPr>
-        <w:jc w:val="center"/>
-        <w:rPr>
-          <w:rFonts w:ascii="Calibri" w:hAnsi="Calibri" w:cs="Calibri"/>
-          <w:b/>
-          <w:sz w:val="28"/>
-          <w:szCs w:val="28"/>
-          <w:u w:val="single"/>
-        </w:rPr>
-      </w:pPr>
-    </w:p>
-    <w:p>
-      <w:pPr>
-        <w:jc w:val="center"/>
-        <w:rPr>
-          <w:rFonts w:ascii="Calibri" w:hAnsi="Calibri" w:cs="Calibri"/>
-          <w:b/>
-          <w:sz w:val="28"/>
-          <w:szCs w:val="28"/>
-          <w:u w:val="single"/>
-        </w:rPr>
-      </w:pPr>
-    </w:p>
-    <w:p>
-      <w:pPr>
-        <w:jc w:val="center"/>
-        <w:rPr>
-          <w:rFonts w:ascii="Calibri" w:hAnsi="Calibri" w:cs="Calibri"/>
-          <w:b/>
-          <w:sz w:val="28"/>
-          <w:szCs w:val="28"/>
-          <w:u w:val="single"/>
-        </w:rPr>
-      </w:pPr>
       <w:r>
         <w:rPr>
           <w:rFonts w:ascii="Calibri" w:hAnsi="Calibri" w:cs="Calibri"/>
@@ -3576,6 +3321,7 @@
           <w:szCs w:val="28"/>
           <w:u w:val="single"/>
         </w:rPr>
+        <w:lastRenderedPageBreak/>
         <w:t>Closing meeting</w:t>
       </w:r>
     </w:p>
@@ -3808,23 +3554,13 @@
         </w:rPr>
         <w:t xml:space="preserve"> These have </w:t>
       </w:r>
-      <w:proofErr w:type="gramStart"/>
       <w:r>
         <w:rPr>
           <w:rFonts w:ascii="Calibri" w:hAnsi="Calibri" w:cs="Calibri"/>
           <w:i/>
           <w:lang w:val="en-IN"/>
         </w:rPr>
-        <w:t>have</w:t>
-      </w:r>
-      <w:proofErr w:type="gramEnd"/>
-      <w:r>
-        <w:rPr>
-          <w:rFonts w:ascii="Calibri" w:hAnsi="Calibri" w:cs="Calibri"/>
-          <w:i/>
-          <w:lang w:val="en-IN"/>
-        </w:rPr>
-        <w:t xml:space="preserve"> been narrated in the report against the related clauses.</w:t>
+        <w:t>have been narrated in the report against the related clauses.</w:t>
       </w:r>
       <w:r>
         <w:rPr>
@@ -4003,27 +3739,7 @@
                 <w:sz w:val="22"/>
                 <w:szCs w:val="22"/>
               </w:rPr>
-              <w:t xml:space="preserve">CORDS AS PER ISO </w:t>
-            </w:r>
-            <w:proofErr w:type="gramStart"/>
-            <w:r>
-              <w:rPr>
-                <w:rFonts w:ascii="Calibri" w:hAnsi="Calibri" w:cs="Calibri"/>
-                <w:b/>
-                <w:sz w:val="22"/>
-                <w:szCs w:val="22"/>
-              </w:rPr>
-              <w:t>9001:2015,ISO</w:t>
-            </w:r>
-            <w:proofErr w:type="gramEnd"/>
-            <w:r>
-              <w:rPr>
-                <w:rFonts w:ascii="Calibri" w:hAnsi="Calibri" w:cs="Calibri"/>
-                <w:b/>
-                <w:sz w:val="22"/>
-                <w:szCs w:val="22"/>
-              </w:rPr>
-              <w:t xml:space="preserve"> 14001:2015 &amp; 45001:2018 STD REQUIREMENT</w:t>
+              <w:t>CORDS AS PER ISO 9001:2015,ISO 14001:2015 &amp; 45001:2018 STD REQUIREMENT</w:t>
             </w:r>
           </w:p>
           <w:p>
@@ -4042,27 +3758,7 @@
                 <w:sz w:val="22"/>
                 <w:szCs w:val="22"/>
               </w:rPr>
-              <w:t>(C- Conformity, NC-</w:t>
-            </w:r>
-            <w:proofErr w:type="gramStart"/>
-            <w:r>
-              <w:rPr>
-                <w:rFonts w:ascii="Calibri" w:hAnsi="Calibri" w:cs="Calibri"/>
-                <w:b/>
-                <w:sz w:val="22"/>
-                <w:szCs w:val="22"/>
-              </w:rPr>
-              <w:t>Non Conformity</w:t>
-            </w:r>
-            <w:proofErr w:type="gramEnd"/>
-            <w:r>
-              <w:rPr>
-                <w:rFonts w:ascii="Calibri" w:hAnsi="Calibri" w:cs="Calibri"/>
-                <w:b/>
-                <w:sz w:val="22"/>
-                <w:szCs w:val="22"/>
-              </w:rPr>
-              <w:t>, O-Observation)</w:t>
+              <w:t>(C- Conformity, NC-Non Conformity, O-Observation)</w:t>
             </w:r>
           </w:p>
         </w:tc>
@@ -4480,34 +4176,7 @@
                 <w:sz w:val="22"/>
                 <w:szCs w:val="22"/>
               </w:rPr>
-              <w:t xml:space="preserve">Evidence of review and verification for SCOPE of </w:t>
-            </w:r>
-            <w:proofErr w:type="gramStart"/>
-            <w:r>
-              <w:rPr>
-                <w:rFonts w:ascii="Calibri" w:hAnsi="Calibri" w:cs="Calibri"/>
-                <w:sz w:val="22"/>
-                <w:szCs w:val="22"/>
-              </w:rPr>
-              <w:t>IMS  management</w:t>
-            </w:r>
-            <w:proofErr w:type="gramEnd"/>
-            <w:r>
-              <w:rPr>
-                <w:rFonts w:ascii="Calibri" w:hAnsi="Calibri" w:cs="Calibri"/>
-                <w:sz w:val="22"/>
-                <w:szCs w:val="22"/>
-              </w:rPr>
-              <w:t xml:space="preserve"> </w:t>
-            </w:r>
-            <w:r>
-              <w:rPr>
-                <w:rFonts w:ascii="Calibri" w:hAnsi="Calibri" w:cs="Calibri"/>
-                <w:sz w:val="22"/>
-                <w:szCs w:val="22"/>
-              </w:rPr>
-              <w:lastRenderedPageBreak/>
-              <w:t xml:space="preserve">system </w:t>
+              <w:t xml:space="preserve">Evidence of review and verification for SCOPE of IMS  management system </w:t>
             </w:r>
           </w:p>
         </w:tc>
@@ -4524,7 +4193,6 @@
               </w:rPr>
             </w:pPr>
             <w:r>
-              <w:lastRenderedPageBreak/>
               <w:t>{{clause}}</w:t>
             </w:r>
           </w:p>
@@ -4735,25 +4403,16 @@
                 <w:sz w:val="22"/>
                 <w:szCs w:val="22"/>
               </w:rPr>
-              <w:t xml:space="preserve">Demonstration of Top Management for Leadership and Commitment </w:t>
-            </w:r>
-            <w:proofErr w:type="spellStart"/>
-            <w:r>
-              <w:rPr>
-                <w:rFonts w:ascii="Calibri" w:hAnsi="Calibri" w:cs="Calibri"/>
-                <w:sz w:val="22"/>
-                <w:szCs w:val="22"/>
-              </w:rPr>
-              <w:t>w.r.t.</w:t>
-            </w:r>
-            <w:proofErr w:type="spellEnd"/>
-            <w:r>
-              <w:rPr>
-                <w:rFonts w:ascii="Calibri" w:hAnsi="Calibri" w:cs="Calibri"/>
-                <w:sz w:val="22"/>
-                <w:szCs w:val="22"/>
-              </w:rPr>
-              <w:t xml:space="preserve"> IMS, ensuring that legal obligations are determined, understood and met, risks/opportunities identified related to customer satisfaction are addressed</w:t>
+              <w:t xml:space="preserve">Demonstration of Top </w:t>
+            </w:r>
+            <w:r>
+              <w:rPr>
+                <w:rFonts w:ascii="Calibri" w:hAnsi="Calibri" w:cs="Calibri"/>
+                <w:sz w:val="22"/>
+                <w:szCs w:val="22"/>
+              </w:rPr>
+              <w:lastRenderedPageBreak/>
+              <w:t>Management for Leadership and Commitment w.r.t. IMS, ensuring that legal obligations are determined, understood and met, risks/opportunities identified related to customer satisfaction are addressed</w:t>
             </w:r>
           </w:p>
         </w:tc>
@@ -4770,6 +4429,7 @@
               </w:rPr>
             </w:pPr>
             <w:r>
+              <w:lastRenderedPageBreak/>
               <w:t>{{clause}}</w:t>
             </w:r>
           </w:p>
@@ -5486,16 +5146,7 @@
                 <w:sz w:val="22"/>
                 <w:szCs w:val="22"/>
               </w:rPr>
-              <w:t xml:space="preserve">Determination of LEGAL REQUIREMENTS </w:t>
-            </w:r>
-            <w:r>
-              <w:rPr>
-                <w:rFonts w:ascii="Calibri" w:hAnsi="Calibri" w:cs="Calibri"/>
-                <w:sz w:val="22"/>
-                <w:szCs w:val="22"/>
-              </w:rPr>
-              <w:lastRenderedPageBreak/>
-              <w:t>&amp; Other Requirements for IMS (</w:t>
+              <w:t>Determination of LEGAL REQUIREMENTS &amp; Other Requirements for IMS (</w:t>
             </w:r>
             <w:r>
               <w:rPr>
@@ -5504,17 +5155,7 @@
                 <w:sz w:val="20"/>
                 <w:szCs w:val="20"/>
               </w:rPr>
-              <w:t xml:space="preserve">Compliance </w:t>
-            </w:r>
-            <w:proofErr w:type="gramStart"/>
-            <w:r>
-              <w:rPr>
-                <w:rFonts w:cs="Calibri"/>
-                <w:b/>
-                <w:sz w:val="20"/>
-                <w:szCs w:val="20"/>
-              </w:rPr>
-              <w:t>Obligations</w:t>
+              <w:t>Compliance Obligations</w:t>
             </w:r>
             <w:r>
               <w:rPr>
@@ -5524,7 +5165,6 @@
               </w:rPr>
               <w:t xml:space="preserve"> )</w:t>
             </w:r>
-            <w:proofErr w:type="gramEnd"/>
           </w:p>
         </w:tc>
         <w:tc>
@@ -5635,7 +5275,16 @@
                 <w:sz w:val="22"/>
                 <w:szCs w:val="22"/>
               </w:rPr>
-              <w:t xml:space="preserve">Evidence that the organizations planning takes into consideration actions to address:  Significant Environment aspect/ significant OH&amp;S hazards &amp; risks; compliance obligations; risks and opportunities </w:t>
+              <w:t xml:space="preserve">Evidence that the organizations planning takes into consideration actions </w:t>
+            </w:r>
+            <w:r>
+              <w:rPr>
+                <w:rFonts w:ascii="Calibri" w:hAnsi="Calibri" w:cs="Calibri"/>
+                <w:sz w:val="22"/>
+                <w:szCs w:val="22"/>
+              </w:rPr>
+              <w:lastRenderedPageBreak/>
+              <w:t xml:space="preserve">to address:  Significant Environment aspect/ significant OH&amp;S hazards &amp; risks; compliance obligations; risks and opportunities </w:t>
             </w:r>
           </w:p>
         </w:tc>
@@ -5775,25 +5424,7 @@
                 <w:sz w:val="22"/>
                 <w:szCs w:val="22"/>
               </w:rPr>
-              <w:t>Evidence that OH&amp;S OBJECTIVES have been established that are consistent with the OH&amp;</w:t>
-            </w:r>
-            <w:proofErr w:type="gramStart"/>
-            <w:r>
-              <w:rPr>
-                <w:rFonts w:ascii="Calibri" w:hAnsi="Calibri" w:cs="Calibri"/>
-                <w:sz w:val="22"/>
-                <w:szCs w:val="22"/>
-              </w:rPr>
-              <w:t>S  policy</w:t>
-            </w:r>
-            <w:proofErr w:type="gramEnd"/>
-            <w:r>
-              <w:rPr>
-                <w:rFonts w:ascii="Calibri" w:hAnsi="Calibri" w:cs="Calibri"/>
-                <w:sz w:val="22"/>
-                <w:szCs w:val="22"/>
-              </w:rPr>
-              <w:t xml:space="preserve">, are Measurable, Monitored, Communicated &amp; Updated as appropriate </w:t>
+              <w:t xml:space="preserve">Evidence that OH&amp;S OBJECTIVES have been established that are consistent with the OH&amp;S  policy, are Measurable, Monitored, Communicated &amp; Updated as appropriate </w:t>
             </w:r>
           </w:p>
           <w:p>
@@ -6087,7 +5718,6 @@
                 <w:i/>
                 <w:lang w:val="en-IN"/>
               </w:rPr>
-              <w:lastRenderedPageBreak/>
               <w:t>Detailed response according to the prompt</w:t>
             </w:r>
           </w:p>
@@ -6137,7 +5767,16 @@
                 <w:sz w:val="22"/>
                 <w:szCs w:val="22"/>
               </w:rPr>
-              <w:t xml:space="preserve">Evidence organization has a process in place to determine necessary Competence, necessary training and documented information to support competence supporting requirements of IMS. </w:t>
+              <w:t xml:space="preserve">Evidence organization has a process in place to determine necessary Competence, </w:t>
+            </w:r>
+            <w:r>
+              <w:rPr>
+                <w:rFonts w:ascii="Calibri" w:hAnsi="Calibri" w:cs="Calibri"/>
+                <w:sz w:val="22"/>
+                <w:szCs w:val="22"/>
+              </w:rPr>
+              <w:lastRenderedPageBreak/>
+              <w:t xml:space="preserve">necessary training and documented information to support competence supporting requirements of IMS. </w:t>
             </w:r>
           </w:p>
         </w:tc>
@@ -6154,6 +5793,7 @@
               </w:rPr>
             </w:pPr>
             <w:r>
+              <w:lastRenderedPageBreak/>
               <w:t>{{clause}}</w:t>
             </w:r>
           </w:p>
@@ -6227,25 +5867,7 @@
                 <w:sz w:val="22"/>
                 <w:szCs w:val="22"/>
               </w:rPr>
-              <w:t>Documented information supporting Awareness of persons working under the organizations control of IMS policy; Risk, significant Aspect / OH&amp;</w:t>
-            </w:r>
-            <w:proofErr w:type="gramStart"/>
-            <w:r>
-              <w:rPr>
-                <w:rFonts w:ascii="Calibri" w:hAnsi="Calibri" w:cs="Calibri"/>
-                <w:sz w:val="22"/>
-                <w:szCs w:val="22"/>
-              </w:rPr>
-              <w:t>S  hazards</w:t>
-            </w:r>
-            <w:proofErr w:type="gramEnd"/>
-            <w:r>
-              <w:rPr>
-                <w:rFonts w:ascii="Calibri" w:hAnsi="Calibri" w:cs="Calibri"/>
-                <w:sz w:val="22"/>
-                <w:szCs w:val="22"/>
-              </w:rPr>
-              <w:t xml:space="preserve"> &amp; risks; their contribution toward an effective IMS; understanding the benefits of enhanced IMS  performance and implications of not conforming with IMS and fulfilling compliance obligations </w:t>
+              <w:t xml:space="preserve">Documented information supporting Awareness of persons working under the organizations control of IMS policy; Risk, significant Aspect / OH&amp;S  hazards &amp; risks; their contribution toward an effective IMS; understanding the benefits of enhanced IMS  performance and implications of not conforming with IMS and fulfilling compliance obligations </w:t>
             </w:r>
           </w:p>
         </w:tc>
@@ -6343,25 +5965,7 @@
                 <w:sz w:val="22"/>
                 <w:szCs w:val="22"/>
               </w:rPr>
-              <w:t xml:space="preserve">Evidence that </w:t>
-            </w:r>
-            <w:proofErr w:type="gramStart"/>
-            <w:r>
-              <w:rPr>
-                <w:rFonts w:ascii="Calibri" w:hAnsi="Calibri" w:cs="Calibri"/>
-                <w:sz w:val="22"/>
-                <w:szCs w:val="22"/>
-              </w:rPr>
-              <w:t>process</w:t>
-            </w:r>
-            <w:proofErr w:type="gramEnd"/>
-            <w:r>
-              <w:rPr>
-                <w:rFonts w:ascii="Calibri" w:hAnsi="Calibri" w:cs="Calibri"/>
-                <w:sz w:val="22"/>
-                <w:szCs w:val="22"/>
-              </w:rPr>
-              <w:t xml:space="preserve"> for Internal &amp; External Communication has been established consistent with IMS</w:t>
+              <w:t>Evidence that process for Internal &amp; External Communication has been established consistent with IMS</w:t>
             </w:r>
           </w:p>
         </w:tc>
@@ -6554,19 +6158,8 @@
                 <w:sz w:val="22"/>
                 <w:szCs w:val="22"/>
               </w:rPr>
-              <w:t xml:space="preserve">8 </w:t>
-            </w:r>
-            <w:proofErr w:type="gramStart"/>
-            <w:r>
-              <w:rPr>
-                <w:rFonts w:ascii="Calibri" w:hAnsi="Calibri" w:cs="Calibri"/>
-                <w:b/>
-                <w:sz w:val="22"/>
-                <w:szCs w:val="22"/>
-              </w:rPr>
-              <w:t>OPERATION</w:t>
-            </w:r>
-            <w:proofErr w:type="gramEnd"/>
+              <w:t>8 OPERATION</w:t>
+            </w:r>
           </w:p>
         </w:tc>
       </w:tr>
@@ -6655,8 +6248,56 @@
                 <w:sz w:val="22"/>
                 <w:szCs w:val="22"/>
               </w:rPr>
-              <w:t xml:space="preserve">Established the Eliminating Hazard and Reducing the OH&amp;S </w:t>
-            </w:r>
+              <w:t>Established the Eliminating Hazard and Reducing the OH&amp;S Risk</w:t>
+            </w:r>
+          </w:p>
+          <w:p>
+            <w:pPr>
+              <w:ind w:right="-108"/>
+              <w:rPr>
+                <w:rFonts w:ascii="Calibri" w:hAnsi="Calibri" w:cs="Calibri"/>
+                <w:sz w:val="22"/>
+                <w:szCs w:val="22"/>
+              </w:rPr>
+            </w:pPr>
+          </w:p>
+          <w:p>
+            <w:pPr>
+              <w:ind w:right="-108"/>
+              <w:rPr>
+                <w:rFonts w:ascii="Calibri" w:hAnsi="Calibri" w:cs="Calibri"/>
+                <w:sz w:val="22"/>
+                <w:szCs w:val="22"/>
+              </w:rPr>
+            </w:pPr>
+            <w:r>
+              <w:rPr>
+                <w:rFonts w:ascii="Calibri" w:hAnsi="Calibri" w:cs="Calibri"/>
+                <w:sz w:val="22"/>
+                <w:szCs w:val="22"/>
+              </w:rPr>
+              <w:t>Established the Process for changes the OH&amp;S Management</w:t>
+            </w:r>
+          </w:p>
+          <w:p>
+            <w:pPr>
+              <w:ind w:right="-108"/>
+              <w:rPr>
+                <w:rFonts w:ascii="Calibri" w:hAnsi="Calibri" w:cs="Calibri"/>
+                <w:sz w:val="22"/>
+                <w:szCs w:val="22"/>
+              </w:rPr>
+            </w:pPr>
+          </w:p>
+          <w:p>
+            <w:pPr>
+              <w:ind w:right="-108"/>
+              <w:rPr>
+                <w:rFonts w:ascii="Calibri" w:hAnsi="Calibri" w:cs="Calibri"/>
+                <w:sz w:val="22"/>
+                <w:szCs w:val="22"/>
+              </w:rPr>
+            </w:pPr>
             <w:r>
               <w:rPr>
                 <w:rFonts w:ascii="Calibri" w:hAnsi="Calibri" w:cs="Calibri"/>
@@ -6664,62 +6305,6 @@
                 <w:szCs w:val="22"/>
               </w:rPr>
               <w:lastRenderedPageBreak/>
-              <w:t>Risk</w:t>
-            </w:r>
-          </w:p>
-          <w:p>
-            <w:pPr>
-              <w:ind w:right="-108"/>
-              <w:rPr>
-                <w:rFonts w:ascii="Calibri" w:hAnsi="Calibri" w:cs="Calibri"/>
-                <w:sz w:val="22"/>
-                <w:szCs w:val="22"/>
-              </w:rPr>
-            </w:pPr>
-          </w:p>
-          <w:p>
-            <w:pPr>
-              <w:ind w:right="-108"/>
-              <w:rPr>
-                <w:rFonts w:ascii="Calibri" w:hAnsi="Calibri" w:cs="Calibri"/>
-                <w:sz w:val="22"/>
-                <w:szCs w:val="22"/>
-              </w:rPr>
-            </w:pPr>
-            <w:r>
-              <w:rPr>
-                <w:rFonts w:ascii="Calibri" w:hAnsi="Calibri" w:cs="Calibri"/>
-                <w:sz w:val="22"/>
-                <w:szCs w:val="22"/>
-              </w:rPr>
-              <w:t>Established the Process for changes the OH&amp;S Management</w:t>
-            </w:r>
-          </w:p>
-          <w:p>
-            <w:pPr>
-              <w:ind w:right="-108"/>
-              <w:rPr>
-                <w:rFonts w:ascii="Calibri" w:hAnsi="Calibri" w:cs="Calibri"/>
-                <w:sz w:val="22"/>
-                <w:szCs w:val="22"/>
-              </w:rPr>
-            </w:pPr>
-          </w:p>
-          <w:p>
-            <w:pPr>
-              <w:ind w:right="-108"/>
-              <w:rPr>
-                <w:rFonts w:ascii="Calibri" w:hAnsi="Calibri" w:cs="Calibri"/>
-                <w:sz w:val="22"/>
-                <w:szCs w:val="22"/>
-              </w:rPr>
-            </w:pPr>
-            <w:r>
-              <w:rPr>
-                <w:rFonts w:ascii="Calibri" w:hAnsi="Calibri" w:cs="Calibri"/>
-                <w:sz w:val="22"/>
-                <w:szCs w:val="22"/>
-              </w:rPr>
               <w:t>Established &amp; Control the Procurement of product and services</w:t>
             </w:r>
           </w:p>
@@ -7298,27 +6883,7 @@
                 <w:sz w:val="20"/>
                 <w:szCs w:val="20"/>
               </w:rPr>
-              <w:t xml:space="preserve">Selection, Approval and Evaluation of Externally Provided </w:t>
-            </w:r>
-            <w:proofErr w:type="gramStart"/>
-            <w:r>
-              <w:rPr>
-                <w:rFonts w:ascii="Arial Narrow" w:hAnsi="Arial Narrow"/>
-                <w:b/>
-                <w:sz w:val="20"/>
-                <w:szCs w:val="20"/>
-              </w:rPr>
-              <w:t>Processes ,</w:t>
-            </w:r>
-            <w:proofErr w:type="gramEnd"/>
-            <w:r>
-              <w:rPr>
-                <w:rFonts w:ascii="Arial Narrow" w:hAnsi="Arial Narrow"/>
-                <w:b/>
-                <w:sz w:val="20"/>
-                <w:szCs w:val="20"/>
-              </w:rPr>
-              <w:t xml:space="preserve"> Products , and Services</w:t>
+              <w:t>Selection, Approval and Evaluation of Externally Provided Processes , Products , and Services</w:t>
             </w:r>
           </w:p>
           <w:p>
@@ -8077,7 +7642,6 @@
                 <w:sz w:val="22"/>
                 <w:szCs w:val="22"/>
               </w:rPr>
-              <w:lastRenderedPageBreak/>
               <w:t>8.6</w:t>
             </w:r>
           </w:p>
@@ -8288,42 +7852,34 @@
                 <w:sz w:val="22"/>
                 <w:szCs w:val="22"/>
               </w:rPr>
-              <w:t xml:space="preserve">Organization </w:t>
-            </w:r>
-            <w:proofErr w:type="gramStart"/>
+              <w:t xml:space="preserve">Organization ensure that outputs that do </w:t>
+            </w:r>
             <w:r>
               <w:rPr>
                 <w:rFonts w:ascii="Calibri" w:hAnsi="Calibri" w:cs="Arial"/>
                 <w:sz w:val="22"/>
                 <w:szCs w:val="22"/>
               </w:rPr>
-              <w:t>ensure</w:t>
-            </w:r>
-            <w:proofErr w:type="gramEnd"/>
-            <w:r>
+              <w:lastRenderedPageBreak/>
+              <w:t>not conform to their requirements are identified and controlled to prevent their unintended use or delivery</w:t>
+            </w:r>
+          </w:p>
+        </w:tc>
+        <w:tc>
+          <w:tcPr>
+            <w:tcW w:w="1277" w:type="dxa"/>
+          </w:tcPr>
+          <w:p>
+            <w:pPr>
+              <w:jc w:val="center"/>
               <w:rPr>
                 <w:rFonts w:ascii="Calibri" w:hAnsi="Calibri" w:cs="Arial"/>
                 <w:sz w:val="22"/>
                 <w:szCs w:val="22"/>
               </w:rPr>
-              <w:t xml:space="preserve"> that outputs that do not conform to their requirements are identified and controlled to prevent their unintended use or delivery</w:t>
-            </w:r>
-          </w:p>
-        </w:tc>
-        <w:tc>
-          <w:tcPr>
-            <w:tcW w:w="1277" w:type="dxa"/>
-          </w:tcPr>
-          <w:p>
-            <w:pPr>
-              <w:jc w:val="center"/>
-              <w:rPr>
-                <w:rFonts w:ascii="Calibri" w:hAnsi="Calibri" w:cs="Arial"/>
-                <w:sz w:val="22"/>
-                <w:szCs w:val="22"/>
-              </w:rPr>
-            </w:pPr>
-            <w:r>
+            </w:pPr>
+            <w:r>
+              <w:lastRenderedPageBreak/>
               <w:t>{{clause}}</w:t>
             </w:r>
           </w:p>
@@ -8402,25 +7958,7 @@
                 <w:sz w:val="22"/>
                 <w:szCs w:val="22"/>
               </w:rPr>
-              <w:t xml:space="preserve">Organization </w:t>
-            </w:r>
-            <w:proofErr w:type="gramStart"/>
-            <w:r>
-              <w:rPr>
-                <w:rFonts w:ascii="Calibri" w:hAnsi="Calibri" w:cs="Arial"/>
-                <w:sz w:val="22"/>
-                <w:szCs w:val="22"/>
-              </w:rPr>
-              <w:t>retain</w:t>
-            </w:r>
-            <w:proofErr w:type="gramEnd"/>
-            <w:r>
-              <w:rPr>
-                <w:rFonts w:ascii="Calibri" w:hAnsi="Calibri" w:cs="Arial"/>
-                <w:sz w:val="22"/>
-                <w:szCs w:val="22"/>
-              </w:rPr>
-              <w:t xml:space="preserve"> documented information</w:t>
+              <w:t>Organization retain documented information</w:t>
             </w:r>
           </w:p>
         </w:tc>
@@ -8495,45 +8033,27 @@
       <w:tr>
         <w:tc>
           <w:tcPr>
-            <w:tcW w:w="744" w:type="dxa"/>
-          </w:tcPr>
-          <w:p>
-            <w:pPr>
-              <w:rPr>
-                <w:rFonts w:ascii="Calibri" w:hAnsi="Calibri" w:cs="Calibri"/>
-                <w:b/>
-                <w:sz w:val="22"/>
-                <w:szCs w:val="22"/>
-              </w:rPr>
-            </w:pPr>
-            <w:r>
-              <w:rPr>
-                <w:rFonts w:ascii="Calibri" w:hAnsi="Calibri" w:cs="Calibri"/>
-                <w:b/>
-                <w:sz w:val="22"/>
-                <w:szCs w:val="22"/>
-              </w:rPr>
-              <w:t>9.1</w:t>
-            </w:r>
-          </w:p>
-        </w:tc>
-        <w:tc>
-          <w:tcPr>
-            <w:tcW w:w="9939" w:type="dxa"/>
-            <w:gridSpan w:val="3"/>
-          </w:tcPr>
-          <w:p>
-            <w:pPr>
-              <w:spacing w:line="276" w:lineRule="auto"/>
-              <w:ind w:left="720"/>
-              <w:jc w:val="both"/>
-              <w:rPr>
-                <w:rFonts w:ascii="Calibri" w:hAnsi="Calibri" w:cs="Calibri"/>
-                <w:b/>
-                <w:sz w:val="22"/>
-                <w:szCs w:val="22"/>
-              </w:rPr>
-            </w:pPr>
+            <w:tcW w:w="10683" w:type="dxa"/>
+            <w:gridSpan w:val="4"/>
+          </w:tcPr>
+          <w:p>
+            <w:pPr>
+              <w:rPr>
+                <w:rFonts w:ascii="Calibri" w:hAnsi="Calibri" w:cs="Calibri"/>
+                <w:b/>
+                <w:sz w:val="22"/>
+                <w:szCs w:val="22"/>
+              </w:rPr>
+            </w:pPr>
+            <w:r>
+              <w:rPr>
+                <w:rFonts w:ascii="Calibri" w:hAnsi="Calibri" w:cs="Calibri"/>
+                <w:b/>
+                <w:sz w:val="22"/>
+                <w:szCs w:val="22"/>
+              </w:rPr>
+              <w:t xml:space="preserve">9.1 </w:t>
+            </w:r>
             <w:r>
               <w:rPr>
                 <w:b/>
@@ -9022,25 +8542,7 @@
                 <w:sz w:val="22"/>
                 <w:szCs w:val="22"/>
               </w:rPr>
-              <w:t>(</w:t>
-            </w:r>
-            <w:proofErr w:type="gramStart"/>
-            <w:r>
-              <w:rPr>
-                <w:rFonts w:ascii="Calibri" w:hAnsi="Calibri" w:cs="Calibri"/>
-                <w:sz w:val="22"/>
-                <w:szCs w:val="22"/>
-              </w:rPr>
-              <w:t>including</w:t>
-            </w:r>
-            <w:proofErr w:type="gramEnd"/>
-            <w:r>
-              <w:rPr>
-                <w:rFonts w:ascii="Calibri" w:hAnsi="Calibri" w:cs="Calibri"/>
-                <w:sz w:val="22"/>
-                <w:szCs w:val="22"/>
-              </w:rPr>
-              <w:t xml:space="preserve"> evidence of closure)</w:t>
+              <w:t>(including evidence of closure)</w:t>
             </w:r>
           </w:p>
         </w:tc>
@@ -9343,7 +8845,6 @@
                 <w:sz w:val="22"/>
                 <w:szCs w:val="22"/>
               </w:rPr>
-              <w:lastRenderedPageBreak/>
               <w:t>10.3</w:t>
             </w:r>
           </w:p>
@@ -9468,7 +8969,16 @@
                 <w:sz w:val="16"/>
                 <w:szCs w:val="16"/>
               </w:rPr>
-              <w:t xml:space="preserve"> about the OH&amp;SMS (as determined by the Client Organization)</w:t>
+              <w:t xml:space="preserve"> about the OH&amp;SMS (as determined </w:t>
+            </w:r>
+            <w:r>
+              <w:rPr>
+                <w:rFonts w:ascii="Calibri" w:hAnsi="Calibri" w:cs="Calibri"/>
+                <w:sz w:val="16"/>
+                <w:szCs w:val="16"/>
+              </w:rPr>
+              <w:lastRenderedPageBreak/>
+              <w:t>by the Client Organization)</w:t>
             </w:r>
           </w:p>
         </w:tc>
@@ -9537,144 +9047,9 @@
         <w:rPr>
           <w:rFonts w:ascii="Calibri" w:hAnsi="Calibri" w:cs="Calibri"/>
           <w:b/>
-          <w:sz w:val="22"/>
-          <w:szCs w:val="22"/>
-        </w:rPr>
-      </w:pPr>
-    </w:p>
-    <w:p>
-      <w:pPr>
-        <w:rPr>
-          <w:rFonts w:ascii="Calibri" w:hAnsi="Calibri" w:cs="Calibri"/>
-          <w:b/>
-          <w:sz w:val="22"/>
-          <w:szCs w:val="22"/>
-        </w:rPr>
-      </w:pPr>
-    </w:p>
-    <w:p>
-      <w:pPr>
-        <w:rPr>
-          <w:rFonts w:ascii="Calibri" w:hAnsi="Calibri" w:cs="Calibri"/>
-          <w:b/>
-          <w:sz w:val="22"/>
-          <w:szCs w:val="22"/>
-        </w:rPr>
-      </w:pPr>
-    </w:p>
-    <w:p>
-      <w:pPr>
-        <w:rPr>
-          <w:rFonts w:ascii="Calibri" w:hAnsi="Calibri" w:cs="Calibri"/>
-          <w:b/>
           <w:lang w:val="en-IN"/>
         </w:rPr>
       </w:pPr>
-      <w:r>
-        <w:rPr>
-          <w:rFonts w:ascii="Calibri" w:hAnsi="Calibri" w:cs="Calibri"/>
-          <w:b/>
-        </w:rPr>
-        <w:t xml:space="preserve">Major NC:   </w:t>
-      </w:r>
-      <w:r>
-        <w:rPr>
-          <w:rFonts w:ascii="Calibri" w:hAnsi="Calibri" w:cs="Calibri"/>
-          <w:b/>
-        </w:rPr>
-        <w:t>Nil</w:t>
-      </w:r>
-      <w:r>
-        <w:rPr>
-          <w:rFonts w:ascii="Calibri" w:hAnsi="Calibri" w:cs="Calibri"/>
-          <w:b/>
-        </w:rPr>
-        <w:t xml:space="preserve">                          Minor NC: </w:t>
-      </w:r>
-      <w:r>
-        <w:rPr>
-          <w:rFonts w:ascii="Calibri" w:hAnsi="Calibri" w:cs="Calibri"/>
-          <w:b/>
-        </w:rPr>
-        <w:t xml:space="preserve"> </w:t>
-      </w:r>
-      <w:r>
-        <w:rPr>
-          <w:rFonts w:ascii="Calibri" w:hAnsi="Calibri" w:cs="Calibri"/>
-          <w:b/>
-        </w:rPr>
-        <w:t xml:space="preserve">    </w:t>
-      </w:r>
-      <w:r>
-        <w:rPr>
-          <w:rFonts w:ascii="Calibri" w:hAnsi="Calibri" w:cs="Calibri"/>
-          <w:b/>
-        </w:rPr>
-        <w:t xml:space="preserve">4               </w:t>
-      </w:r>
-      <w:r>
-        <w:rPr>
-          <w:rFonts w:ascii="Calibri" w:hAnsi="Calibri" w:cs="Calibri"/>
-          <w:b/>
-        </w:rPr>
-        <w:t xml:space="preserve"> </w:t>
-      </w:r>
-      <w:r>
-        <w:rPr>
-          <w:rFonts w:ascii="Calibri" w:hAnsi="Calibri" w:cs="Calibri"/>
-          <w:b/>
-          <w:lang w:val="en-IN"/>
-        </w:rPr>
-        <w:t xml:space="preserve"> </w:t>
-      </w:r>
-      <w:r>
-        <w:rPr>
-          <w:rFonts w:ascii="Calibri" w:hAnsi="Calibri" w:cs="Calibri"/>
-          <w:b/>
-          <w:lang w:val="en-IN"/>
-        </w:rPr>
-        <w:t>Obs</w:t>
-      </w:r>
-      <w:r>
-        <w:rPr>
-          <w:rFonts w:ascii="Calibri" w:hAnsi="Calibri" w:cs="Calibri"/>
-          <w:b/>
-          <w:lang w:val="en-IN"/>
-        </w:rPr>
-        <w:t>ervations</w:t>
-      </w:r>
-      <w:r>
-        <w:rPr>
-          <w:rFonts w:ascii="Calibri" w:hAnsi="Calibri" w:cs="Calibri"/>
-          <w:b/>
-          <w:lang w:val="en-IN"/>
-        </w:rPr>
-        <w:t xml:space="preserve">:    </w:t>
-      </w:r>
-      <w:r>
-        <w:rPr>
-          <w:rFonts w:ascii="Calibri" w:hAnsi="Calibri" w:cs="Calibri"/>
-          <w:b/>
-          <w:lang w:val="en-IN"/>
-        </w:rPr>
-        <w:t>8</w:t>
-      </w:r>
-      <w:r>
-        <w:rPr>
-          <w:rFonts w:ascii="Calibri" w:hAnsi="Calibri" w:cs="Calibri"/>
-          <w:b/>
-          <w:lang w:val="en-IN"/>
-        </w:rPr>
-        <w:t xml:space="preserve">                           OFI:</w:t>
-      </w:r>
-      <w:r>
-        <w:rPr>
-          <w:rFonts w:ascii="Calibri" w:hAnsi="Calibri" w:cs="Calibri"/>
-          <w:b/>
-          <w:lang w:val="en-IN"/>
-        </w:rPr>
-        <w:t xml:space="preserve">    2</w:t>
-      </w:r>
     </w:p>
     <w:tbl>
       <w:tblPr>
@@ -9713,46 +9088,14 @@
                 <w:rFonts w:ascii="Calibri" w:hAnsi="Calibri" w:cs="Calibri"/>
                 <w:i/>
               </w:rPr>
-              <w:t xml:space="preserve">Audited Organization:   </w:t>
-            </w:r>
-            <w:proofErr w:type="gramStart"/>
-            <w:r>
-              <w:rPr>
-                <w:rFonts w:ascii="Calibri" w:hAnsi="Calibri" w:cs="Calibri"/>
-                <w:i/>
-              </w:rPr>
-              <w:t xml:space="preserve">   </w:t>
-            </w:r>
-            <w:r>
-              <w:rPr>
-                <w:rFonts w:ascii="Calibri" w:hAnsi="Calibri" w:cs="Calibri"/>
-                <w:i/>
-              </w:rPr>
-              <w:t>{</w:t>
-            </w:r>
-            <w:proofErr w:type="gramEnd"/>
-            <w:r>
-              <w:rPr>
-                <w:rFonts w:ascii="Calibri" w:hAnsi="Calibri" w:cs="Calibri"/>
-                <w:i/>
-              </w:rPr>
-              <w:t>{</w:t>
-            </w:r>
-            <w:proofErr w:type="spellStart"/>
-            <w:r>
-              <w:rPr>
-                <w:rFonts w:ascii="Calibri" w:hAnsi="Calibri" w:cs="Calibri"/>
-                <w:i/>
-              </w:rPr>
-              <w:t>organizationName</w:t>
-            </w:r>
-            <w:proofErr w:type="spellEnd"/>
-            <w:r>
-              <w:rPr>
-                <w:rFonts w:ascii="Calibri" w:hAnsi="Calibri" w:cs="Calibri"/>
-                <w:i/>
-              </w:rPr>
-              <w:t>}}</w:t>
+              <w:t xml:space="preserve">Audited Organization:      </w:t>
+            </w:r>
+            <w:r>
+              <w:rPr>
+                <w:rFonts w:ascii="Calibri" w:hAnsi="Calibri" w:cs="Calibri"/>
+                <w:i/>
+              </w:rPr>
+              <w:t>{{organizationName}}</w:t>
             </w:r>
           </w:p>
           <w:p>
@@ -9792,30 +9135,14 @@
                 <w:rFonts w:ascii="Calibri" w:hAnsi="Calibri" w:cs="Calibri"/>
                 <w:i/>
               </w:rPr>
-              <w:t>Address:</w:t>
-            </w:r>
-            <w:proofErr w:type="gramStart"/>
-            <w:r>
-              <w:rPr>
-                <w:rFonts w:ascii="Calibri" w:hAnsi="Calibri" w:cs="Calibri"/>
-                <w:i/>
-              </w:rPr>
-              <w:t xml:space="preserve">   </w:t>
-            </w:r>
-            <w:r>
-              <w:rPr>
-                <w:rFonts w:ascii="Calibri" w:hAnsi="Calibri" w:cs="Calibri"/>
-                <w:i/>
-              </w:rPr>
-              <w:t>{</w:t>
-            </w:r>
-            <w:proofErr w:type="gramEnd"/>
-            <w:r>
-              <w:rPr>
-                <w:rFonts w:ascii="Calibri" w:hAnsi="Calibri" w:cs="Calibri"/>
-                <w:i/>
-              </w:rPr>
-              <w:t>{address}}</w:t>
+              <w:t xml:space="preserve">Address:   </w:t>
+            </w:r>
+            <w:r>
+              <w:rPr>
+                <w:rFonts w:ascii="Calibri" w:hAnsi="Calibri" w:cs="Calibri"/>
+                <w:i/>
+              </w:rPr>
+              <w:t>{{address}}</w:t>
             </w:r>
           </w:p>
           <w:p>
@@ -9841,7 +9168,6 @@
                 <w:i/>
               </w:rPr>
             </w:pPr>
-            <w:proofErr w:type="gramStart"/>
             <w:r>
               <w:rPr>
                 <w:rFonts w:ascii="Calibri" w:hAnsi="Calibri" w:cs="Calibri"/>
@@ -9855,16 +9181,7 @@
                 <w:b/>
                 <w:i/>
               </w:rPr>
-              <w:t>:-</w:t>
-            </w:r>
-            <w:proofErr w:type="gramEnd"/>
-            <w:r>
-              <w:rPr>
-                <w:rFonts w:ascii="Calibri" w:hAnsi="Calibri" w:cs="Calibri"/>
-                <w:b/>
-                <w:i/>
-              </w:rPr>
-              <w:t xml:space="preserve"> IMS (ISO 9001:2015,ISO 14001:2015 &amp; ISO 45001:2018)</w:t>
+              <w:t>:- IMS (ISO 9001:2015,ISO 14001:2015 &amp; ISO 45001:2018)</w:t>
             </w:r>
           </w:p>
           <w:p>
@@ -9888,7 +9205,7 @@
     </w:p>
     <w:tbl>
       <w:tblPr>
-        <w:tblpPr w:leftFromText="180" w:rightFromText="180" w:vertAnchor="text" w:horzAnchor="margin" w:tblpY="4540"/>
+        <w:tblpPr w:leftFromText="180" w:rightFromText="180" w:vertAnchor="text" w:horzAnchor="margin" w:tblpY="6952"/>
         <w:tblW w:w="0" w:type="auto"/>
         <w:tblBorders>
           <w:top w:val="single" w:sz="4" w:space="0" w:color="000000"/>
@@ -10674,23 +9991,13 @@
           <w:color w:val="FF0000"/>
         </w:rPr>
       </w:pPr>
-      <w:proofErr w:type="gramStart"/>
       <w:r>
         <w:rPr>
           <w:rFonts w:cs="Calibri"/>
           <w:b/>
           <w:color w:val="FF0000"/>
         </w:rPr>
-        <w:t>Non Conformities</w:t>
-      </w:r>
-      <w:proofErr w:type="gramEnd"/>
-      <w:r>
-        <w:rPr>
-          <w:rFonts w:cs="Calibri"/>
-          <w:b/>
-          <w:color w:val="FF0000"/>
-        </w:rPr>
-        <w:t xml:space="preserve"> raised</w:t>
+        <w:t>Non Conformities raised</w:t>
       </w:r>
     </w:p>
     <w:tbl>
@@ -10762,9 +10069,129 @@
     </w:p>
     <w:p>
       <w:pPr>
+        <w:jc w:val="center"/>
+        <w:rPr>
+          <w:rFonts w:cs="Calibri"/>
+          <w:b/>
+          <w:color w:val="FF0000"/>
+        </w:rPr>
+      </w:pPr>
+      <w:r>
+        <w:rPr>
+          <w:rFonts w:cs="Calibri"/>
+          <w:b/>
+          <w:color w:val="FF0000"/>
+        </w:rPr>
+        <w:t>Observations</w:t>
+      </w:r>
+    </w:p>
+    <w:tbl>
+      <w:tblPr>
+        <w:tblW w:w="0" w:type="auto"/>
+        <w:tblBorders>
+          <w:top w:val="single" w:sz="4" w:space="0" w:color="000000"/>
+          <w:left w:val="single" w:sz="4" w:space="0" w:color="000000"/>
+          <w:bottom w:val="single" w:sz="4" w:space="0" w:color="000000"/>
+          <w:right w:val="single" w:sz="4" w:space="0" w:color="000000"/>
+          <w:insideH w:val="single" w:sz="4" w:space="0" w:color="000000"/>
+          <w:insideV w:val="single" w:sz="4" w:space="0" w:color="000000"/>
+        </w:tblBorders>
+        <w:tblLook w:val="04A0" w:firstRow="1" w:lastRow="0" w:firstColumn="1" w:lastColumn="0" w:noHBand="0" w:noVBand="1"/>
+      </w:tblPr>
+      <w:tblGrid>
+        <w:gridCol w:w="10683"/>
+      </w:tblGrid>
+      <w:tr>
+        <w:tc>
+          <w:tcPr>
+            <w:tcW w:w="10683" w:type="dxa"/>
+            <w:shd w:val="clear" w:color="auto" w:fill="auto"/>
+          </w:tcPr>
+          <w:p>
+            <w:pPr>
+              <w:rPr>
+                <w:rFonts w:ascii="Calibri" w:hAnsi="Calibri" w:cs="Calibri"/>
+                <w:b/>
+              </w:rPr>
+            </w:pPr>
+            <w:r>
+              <w:rPr>
+                <w:rFonts w:ascii="Calibri" w:hAnsi="Calibri" w:cs="Calibri"/>
+                <w:b/>
+              </w:rPr>
+              <w:t>Observations raised:</w:t>
+            </w:r>
+          </w:p>
+          <w:p>
+            <w:pPr>
+              <w:rPr>
+                <w:rFonts w:ascii="Calibri" w:hAnsi="Calibri" w:cs="Calibri"/>
+                <w:sz w:val="22"/>
+                <w:szCs w:val="22"/>
+                <w:lang w:val="en-IN"/>
+              </w:rPr>
+            </w:pPr>
+          </w:p>
+        </w:tc>
+      </w:tr>
+    </w:tbl>
+    <w:p>
+      <w:pPr>
         <w:rPr>
           <w:rFonts w:ascii="Calibri" w:hAnsi="Calibri" w:cs="Calibri"/>
           <w:lang w:val="en-IN"/>
+        </w:rPr>
+      </w:pPr>
+    </w:p>
+    <w:p>
+      <w:pPr>
+        <w:rPr>
+          <w:rFonts w:ascii="Calibri" w:hAnsi="Calibri" w:cs="Calibri"/>
+          <w:lang w:val="en-IN"/>
+        </w:rPr>
+      </w:pPr>
+    </w:p>
+    <w:p>
+      <w:pPr>
+        <w:rPr>
+          <w:rFonts w:ascii="Calibri" w:hAnsi="Calibri" w:cs="Calibri"/>
+          <w:lang w:val="en-IN"/>
+        </w:rPr>
+      </w:pPr>
+    </w:p>
+    <w:p>
+      <w:pPr>
+        <w:rPr>
+          <w:rFonts w:ascii="Calibri" w:hAnsi="Calibri" w:cs="Calibri"/>
+          <w:lang w:val="en-IN"/>
+        </w:rPr>
+      </w:pPr>
+    </w:p>
+    <w:p>
+      <w:pPr>
+        <w:rPr>
+          <w:rFonts w:ascii="Calibri" w:hAnsi="Calibri" w:cs="Calibri"/>
+          <w:lang w:val="en-IN"/>
+        </w:rPr>
+      </w:pPr>
+    </w:p>
+    <w:p>
+      <w:pPr>
+        <w:rPr>
+          <w:rFonts w:ascii="Calibri" w:hAnsi="Calibri" w:cs="Calibri"/>
+          <w:lang w:val="en-IN"/>
+        </w:rPr>
+      </w:pPr>
+    </w:p>
+    <w:p>
+      <w:pPr>
+        <w:jc w:val="center"/>
+        <w:rPr>
+          <w:rFonts w:ascii="Arial" w:hAnsi="Arial" w:cs="Arial"/>
+          <w:b/>
+          <w:sz w:val="20"/>
+          <w:szCs w:val="20"/>
+          <w:u w:val="single"/>
         </w:rPr>
       </w:pPr>
     </w:p>
@@ -10804,82 +10231,6 @@
         <w:t>:</w:t>
       </w:r>
     </w:p>
-    <w:p>
-      <w:pPr>
-        <w:rPr>
-          <w:rFonts w:ascii="Calibri" w:hAnsi="Calibri" w:cs="Calibri"/>
-          <w:lang w:val="en-IN"/>
-        </w:rPr>
-      </w:pPr>
-    </w:p>
-    <w:p>
-      <w:pPr>
-        <w:rPr>
-          <w:rFonts w:ascii="Calibri" w:hAnsi="Calibri" w:cs="Calibri"/>
-          <w:lang w:val="en-IN"/>
-        </w:rPr>
-      </w:pPr>
-    </w:p>
-    <w:p>
-      <w:pPr>
-        <w:rPr>
-          <w:rFonts w:ascii="Calibri" w:hAnsi="Calibri" w:cs="Calibri"/>
-          <w:lang w:val="en-IN"/>
-        </w:rPr>
-      </w:pPr>
-    </w:p>
-    <w:p>
-      <w:pPr>
-        <w:rPr>
-          <w:rFonts w:ascii="Calibri" w:hAnsi="Calibri" w:cs="Calibri"/>
-          <w:lang w:val="en-IN"/>
-        </w:rPr>
-      </w:pPr>
-    </w:p>
-    <w:p>
-      <w:pPr>
-        <w:rPr>
-          <w:rFonts w:ascii="Calibri" w:hAnsi="Calibri" w:cs="Calibri"/>
-          <w:lang w:val="en-IN"/>
-        </w:rPr>
-      </w:pPr>
-    </w:p>
-    <w:p>
-      <w:pPr>
-        <w:rPr>
-          <w:rFonts w:ascii="Calibri" w:hAnsi="Calibri" w:cs="Calibri"/>
-          <w:lang w:val="en-IN"/>
-        </w:rPr>
-      </w:pPr>
-    </w:p>
-    <w:p>
-      <w:pPr>
-        <w:jc w:val="center"/>
-        <w:rPr>
-          <w:rFonts w:ascii="Arial" w:hAnsi="Arial" w:cs="Arial"/>
-          <w:b/>
-          <w:sz w:val="20"/>
-          <w:szCs w:val="20"/>
-          <w:u w:val="single"/>
-        </w:rPr>
-      </w:pPr>
-    </w:p>
-    <w:p>
-      <w:pPr>
-        <w:pStyle w:val="ListParagraph"/>
-        <w:tabs>
-          <w:tab w:val="left" w:pos="567"/>
-        </w:tabs>
-        <w:spacing w:after="40"/>
-        <w:ind w:left="274"/>
-        <w:rPr>
-          <w:rFonts w:ascii="Arial" w:hAnsi="Arial" w:cs="Arial"/>
-          <w:b/>
-          <w:sz w:val="20"/>
-          <w:szCs w:val="20"/>
-        </w:rPr>
-      </w:pPr>
-    </w:p>
     <w:tbl>
       <w:tblPr>
         <w:tblW w:w="0" w:type="auto"/>
@@ -11002,27 +10353,15 @@
               </w:rPr>
               <w:t>Issuance of Certificate</w:t>
             </w:r>
-            <w:proofErr w:type="gramStart"/>
-            <w:r>
-              <w:rPr>
-                <w:rFonts w:ascii="Calibri" w:hAnsi="Calibri" w:cs="Calibri"/>
-                <w:b/>
-                <w:i/>
-                <w:sz w:val="22"/>
-                <w:szCs w:val="22"/>
-              </w:rPr>
-              <w:t>…..</w:t>
-            </w:r>
-            <w:proofErr w:type="gramEnd"/>
-            <w:r>
-              <w:rPr>
-                <w:rFonts w:ascii="Calibri" w:hAnsi="Calibri" w:cs="Calibri"/>
-                <w:b/>
-                <w:i/>
-                <w:sz w:val="22"/>
-                <w:szCs w:val="22"/>
-              </w:rPr>
-              <w:t>subject to submission of a satisfactory corrective action plan within 15 days and subsequently evidence of proper CA regarding the above mention 4 Minor NCs within 60 days.</w:t>
+            <w:r>
+              <w:rPr>
+                <w:rFonts w:ascii="Calibri" w:hAnsi="Calibri" w:cs="Calibri"/>
+                <w:b/>
+                <w:i/>
+                <w:sz w:val="22"/>
+                <w:szCs w:val="22"/>
+              </w:rPr>
+              <w:t>…..subject to submission of a satisfactory corrective action plan within 15 days and subsequently evidence of proper CA regarding the above mention 4 Minor NCs within 60 days.</w:t>
             </w:r>
           </w:p>
         </w:tc>
@@ -11428,7 +10767,6 @@
                 <w:szCs w:val="20"/>
               </w:rPr>
             </w:pPr>
-            <w:proofErr w:type="gramStart"/>
             <w:r>
               <w:rPr>
                 <w:rFonts w:ascii="Arial" w:hAnsi="Arial" w:cs="Arial"/>
@@ -11437,7 +10775,6 @@
               </w:rPr>
               <w:t>other :</w:t>
             </w:r>
-            <w:proofErr w:type="gramEnd"/>
           </w:p>
         </w:tc>
       </w:tr>
@@ -11458,6 +10795,555 @@
         </w:rPr>
       </w:pPr>
     </w:p>
+    <w:tbl>
+      <w:tblPr>
+        <w:tblpPr w:leftFromText="180" w:rightFromText="180" w:vertAnchor="text" w:horzAnchor="margin" w:tblpY="148"/>
+        <w:tblW w:w="0" w:type="auto"/>
+        <w:tblBorders>
+          <w:top w:val="single" w:sz="4" w:space="0" w:color="000000"/>
+          <w:left w:val="single" w:sz="4" w:space="0" w:color="000000"/>
+          <w:bottom w:val="single" w:sz="4" w:space="0" w:color="000000"/>
+          <w:right w:val="single" w:sz="4" w:space="0" w:color="000000"/>
+          <w:insideH w:val="single" w:sz="4" w:space="0" w:color="000000"/>
+          <w:insideV w:val="single" w:sz="4" w:space="0" w:color="000000"/>
+        </w:tblBorders>
+        <w:tblLook w:val="0000" w:firstRow="0" w:lastRow="0" w:firstColumn="0" w:lastColumn="0" w:noHBand="0" w:noVBand="0"/>
+      </w:tblPr>
+      <w:tblGrid>
+        <w:gridCol w:w="738"/>
+        <w:gridCol w:w="8838"/>
+      </w:tblGrid>
+      <w:tr>
+        <w:tc>
+          <w:tcPr>
+            <w:tcW w:w="738" w:type="dxa"/>
+          </w:tcPr>
+          <w:p>
+            <w:pPr>
+              <w:pStyle w:val="ListParagraph"/>
+              <w:tabs>
+                <w:tab w:val="left" w:pos="0"/>
+                <w:tab w:val="left" w:pos="567"/>
+              </w:tabs>
+              <w:ind w:left="0"/>
+              <w:rPr>
+                <w:rFonts w:ascii="Arial" w:hAnsi="Arial" w:cs="Arial"/>
+                <w:b/>
+                <w:sz w:val="20"/>
+                <w:szCs w:val="20"/>
+              </w:rPr>
+            </w:pPr>
+            <w:r>
+              <w:rPr>
+                <w:rFonts w:ascii="Arial" w:hAnsi="Arial" w:cs="Arial"/>
+                <w:b/>
+                <w:sz w:val="20"/>
+                <w:szCs w:val="20"/>
+              </w:rPr>
+              <w:lastRenderedPageBreak/>
+              <w:fldChar w:fldCharType="begin">
+                <w:ffData>
+                  <w:name w:val=""/>
+                  <w:enabled/>
+                  <w:calcOnExit w:val="0"/>
+                  <w:checkBox>
+                    <w:sizeAuto/>
+                    <w:default w:val="0"/>
+                    <w:checked w:val="0"/>
+                  </w:checkBox>
+                </w:ffData>
+              </w:fldChar>
+            </w:r>
+            <w:r>
+              <w:rPr>
+                <w:rFonts w:ascii="Arial" w:hAnsi="Arial" w:cs="Arial"/>
+                <w:b/>
+                <w:sz w:val="20"/>
+                <w:szCs w:val="20"/>
+              </w:rPr>
+              <w:instrText xml:space="preserve"> FORMCHECKBOX </w:instrText>
+            </w:r>
+            <w:r>
+              <w:rPr>
+                <w:rFonts w:ascii="Arial" w:hAnsi="Arial" w:cs="Arial"/>
+                <w:b/>
+                <w:sz w:val="20"/>
+                <w:szCs w:val="20"/>
+              </w:rPr>
+            </w:r>
+            <w:r>
+              <w:rPr>
+                <w:rFonts w:ascii="Arial" w:hAnsi="Arial" w:cs="Arial"/>
+                <w:b/>
+                <w:sz w:val="20"/>
+                <w:szCs w:val="20"/>
+              </w:rPr>
+              <w:fldChar w:fldCharType="separate"/>
+            </w:r>
+            <w:r>
+              <w:rPr>
+                <w:rFonts w:ascii="Arial" w:hAnsi="Arial" w:cs="Arial"/>
+                <w:b/>
+                <w:sz w:val="20"/>
+                <w:szCs w:val="20"/>
+              </w:rPr>
+              <w:fldChar w:fldCharType="end"/>
+            </w:r>
+          </w:p>
+        </w:tc>
+        <w:tc>
+          <w:tcPr>
+            <w:tcW w:w="8838" w:type="dxa"/>
+          </w:tcPr>
+          <w:p>
+            <w:pPr>
+              <w:tabs>
+                <w:tab w:val="left" w:pos="567"/>
+              </w:tabs>
+              <w:rPr>
+                <w:rFonts w:ascii="Arial" w:hAnsi="Arial" w:cs="Arial"/>
+                <w:b/>
+                <w:sz w:val="20"/>
+                <w:szCs w:val="20"/>
+                <w:u w:val="single"/>
+              </w:rPr>
+            </w:pPr>
+            <w:r>
+              <w:rPr>
+                <w:rFonts w:ascii="Arial" w:hAnsi="Arial" w:cs="Arial"/>
+                <w:b/>
+                <w:sz w:val="20"/>
+                <w:szCs w:val="20"/>
+              </w:rPr>
+              <w:t xml:space="preserve">The Integrated Management System (IMS) complies with the requirements of the reference standard: </w:t>
+            </w:r>
+            <w:r>
+              <w:rPr>
+                <w:rFonts w:ascii="Arial" w:hAnsi="Arial" w:cs="Arial"/>
+                <w:spacing w:val="-1"/>
+                <w:sz w:val="20"/>
+                <w:szCs w:val="20"/>
+              </w:rPr>
+              <w:t>Congratulations, on the basis of the above summary, Lead Auditor is pleased to put forward a recommendation for issuance of certificate.</w:t>
+            </w:r>
+          </w:p>
+        </w:tc>
+      </w:tr>
+      <w:tr>
+        <w:tc>
+          <w:tcPr>
+            <w:tcW w:w="738" w:type="dxa"/>
+          </w:tcPr>
+          <w:p>
+            <w:pPr>
+              <w:pStyle w:val="ListParagraph"/>
+              <w:tabs>
+                <w:tab w:val="left" w:pos="0"/>
+                <w:tab w:val="left" w:pos="567"/>
+              </w:tabs>
+              <w:ind w:left="0"/>
+              <w:rPr>
+                <w:rFonts w:ascii="Arial" w:hAnsi="Arial" w:cs="Arial"/>
+                <w:b/>
+                <w:sz w:val="20"/>
+                <w:szCs w:val="20"/>
+              </w:rPr>
+            </w:pPr>
+            <w:r>
+              <w:rPr>
+                <w:rFonts w:ascii="Arial" w:hAnsi="Arial" w:cs="Arial"/>
+                <w:b/>
+                <w:sz w:val="20"/>
+                <w:szCs w:val="20"/>
+              </w:rPr>
+              <w:fldChar w:fldCharType="begin">
+                <w:ffData>
+                  <w:name w:val=""/>
+                  <w:enabled/>
+                  <w:calcOnExit w:val="0"/>
+                  <w:checkBox>
+                    <w:sizeAuto/>
+                    <w:default w:val="1"/>
+                    <w:checked/>
+                  </w:checkBox>
+                </w:ffData>
+              </w:fldChar>
+            </w:r>
+            <w:r>
+              <w:rPr>
+                <w:rFonts w:ascii="Arial" w:hAnsi="Arial" w:cs="Arial"/>
+                <w:b/>
+                <w:sz w:val="20"/>
+                <w:szCs w:val="20"/>
+              </w:rPr>
+              <w:instrText xml:space="preserve"> FORMCHECKBOX </w:instrText>
+            </w:r>
+            <w:r>
+              <w:rPr>
+                <w:rFonts w:ascii="Arial" w:hAnsi="Arial" w:cs="Arial"/>
+                <w:b/>
+                <w:sz w:val="20"/>
+                <w:szCs w:val="20"/>
+              </w:rPr>
+            </w:r>
+            <w:r>
+              <w:rPr>
+                <w:rFonts w:ascii="Arial" w:hAnsi="Arial" w:cs="Arial"/>
+                <w:b/>
+                <w:sz w:val="20"/>
+                <w:szCs w:val="20"/>
+              </w:rPr>
+              <w:fldChar w:fldCharType="separate"/>
+            </w:r>
+            <w:r>
+              <w:rPr>
+                <w:rFonts w:ascii="Arial" w:hAnsi="Arial" w:cs="Arial"/>
+                <w:b/>
+                <w:sz w:val="20"/>
+                <w:szCs w:val="20"/>
+              </w:rPr>
+              <w:fldChar w:fldCharType="end"/>
+            </w:r>
+          </w:p>
+        </w:tc>
+        <w:tc>
+          <w:tcPr>
+            <w:tcW w:w="8838" w:type="dxa"/>
+          </w:tcPr>
+          <w:p>
+            <w:pPr>
+              <w:widowControl w:val="0"/>
+              <w:autoSpaceDE w:val="0"/>
+              <w:autoSpaceDN w:val="0"/>
+              <w:adjustRightInd w:val="0"/>
+              <w:jc w:val="both"/>
+              <w:rPr>
+                <w:rFonts w:ascii="Arial" w:hAnsi="Arial" w:cs="Arial"/>
+                <w:b/>
+                <w:sz w:val="20"/>
+                <w:szCs w:val="20"/>
+                <w:u w:val="single"/>
+              </w:rPr>
+            </w:pPr>
+            <w:r>
+              <w:rPr>
+                <w:rFonts w:ascii="Arial" w:hAnsi="Arial" w:cs="Arial"/>
+                <w:b/>
+                <w:sz w:val="20"/>
+                <w:szCs w:val="20"/>
+              </w:rPr>
+              <w:t xml:space="preserve">The Integrated Management System (IMS) complies with the requirements of the reference standard with exception of minor NC: </w:t>
+            </w:r>
+            <w:r>
+              <w:rPr>
+                <w:rFonts w:ascii="Arial" w:hAnsi="Arial" w:cs="Arial"/>
+                <w:spacing w:val="-1"/>
+                <w:sz w:val="20"/>
+                <w:szCs w:val="20"/>
+              </w:rPr>
+              <w:t>Congratulations, Lead Auditor is pleased to put forward a recommendation for registration of Organization upon off-site verification of closure of all issues, the NC closure need to be submitted along with the Corrective Action Plan and objective evidence with 15 days from the stage 2 audit but not later than 60 days from the date of Stage 2 audit.  If all non-conformances are not closed within 60 days, a full reassessment may be required.</w:t>
+            </w:r>
+          </w:p>
+        </w:tc>
+      </w:tr>
+      <w:tr>
+        <w:tc>
+          <w:tcPr>
+            <w:tcW w:w="738" w:type="dxa"/>
+          </w:tcPr>
+          <w:p>
+            <w:pPr>
+              <w:pStyle w:val="ListParagraph"/>
+              <w:tabs>
+                <w:tab w:val="left" w:pos="0"/>
+                <w:tab w:val="left" w:pos="567"/>
+              </w:tabs>
+              <w:ind w:left="0"/>
+              <w:rPr>
+                <w:rFonts w:ascii="Arial" w:hAnsi="Arial" w:cs="Arial"/>
+                <w:b/>
+                <w:sz w:val="20"/>
+                <w:szCs w:val="20"/>
+              </w:rPr>
+            </w:pPr>
+            <w:r>
+              <w:rPr>
+                <w:rFonts w:ascii="Arial" w:hAnsi="Arial" w:cs="Arial"/>
+                <w:b/>
+                <w:sz w:val="20"/>
+                <w:szCs w:val="20"/>
+              </w:rPr>
+              <w:fldChar w:fldCharType="begin">
+                <w:ffData>
+                  <w:name w:val="Check11"/>
+                  <w:enabled/>
+                  <w:calcOnExit w:val="0"/>
+                  <w:checkBox>
+                    <w:sizeAuto/>
+                    <w:default w:val="0"/>
+                    <w:checked w:val="0"/>
+                  </w:checkBox>
+                </w:ffData>
+              </w:fldChar>
+            </w:r>
+            <w:r>
+              <w:rPr>
+                <w:rFonts w:ascii="Arial" w:hAnsi="Arial" w:cs="Arial"/>
+                <w:b/>
+                <w:sz w:val="20"/>
+                <w:szCs w:val="20"/>
+              </w:rPr>
+              <w:instrText xml:space="preserve"> FORMCHECKBOX </w:instrText>
+            </w:r>
+            <w:r>
+              <w:rPr>
+                <w:rFonts w:ascii="Arial" w:hAnsi="Arial" w:cs="Arial"/>
+                <w:b/>
+                <w:sz w:val="20"/>
+                <w:szCs w:val="20"/>
+              </w:rPr>
+            </w:r>
+            <w:r>
+              <w:rPr>
+                <w:rFonts w:ascii="Arial" w:hAnsi="Arial" w:cs="Arial"/>
+                <w:b/>
+                <w:sz w:val="20"/>
+                <w:szCs w:val="20"/>
+              </w:rPr>
+              <w:fldChar w:fldCharType="separate"/>
+            </w:r>
+            <w:r>
+              <w:rPr>
+                <w:rFonts w:ascii="Arial" w:hAnsi="Arial" w:cs="Arial"/>
+                <w:b/>
+                <w:sz w:val="20"/>
+                <w:szCs w:val="20"/>
+              </w:rPr>
+              <w:fldChar w:fldCharType="end"/>
+            </w:r>
+          </w:p>
+        </w:tc>
+        <w:tc>
+          <w:tcPr>
+            <w:tcW w:w="8838" w:type="dxa"/>
+          </w:tcPr>
+          <w:p>
+            <w:pPr>
+              <w:tabs>
+                <w:tab w:val="left" w:pos="567"/>
+              </w:tabs>
+              <w:rPr>
+                <w:rFonts w:ascii="Arial" w:hAnsi="Arial" w:cs="Arial"/>
+                <w:b/>
+                <w:sz w:val="20"/>
+                <w:szCs w:val="20"/>
+                <w:u w:val="single"/>
+              </w:rPr>
+            </w:pPr>
+            <w:r>
+              <w:rPr>
+                <w:rFonts w:ascii="Arial" w:hAnsi="Arial" w:cs="Arial"/>
+                <w:b/>
+                <w:sz w:val="20"/>
+                <w:szCs w:val="20"/>
+              </w:rPr>
+              <w:t xml:space="preserve">Evidence of major non conformities: </w:t>
+            </w:r>
+            <w:r>
+              <w:rPr>
+                <w:rFonts w:ascii="Arial" w:hAnsi="Arial" w:cs="Arial"/>
+                <w:spacing w:val="-1"/>
+                <w:sz w:val="20"/>
+                <w:szCs w:val="20"/>
+              </w:rPr>
+              <w:t>Organization is not recommended for next assessment at this time. A follow-up assessment will be scheduled to allow for on-site verification and closure of all issues within 60 days from the date of Stage 2 audit. If all non-conformances are not closed within 60 days, a full reassessment may be required.</w:t>
+            </w:r>
+          </w:p>
+        </w:tc>
+      </w:tr>
+      <w:tr>
+        <w:tc>
+          <w:tcPr>
+            <w:tcW w:w="738" w:type="dxa"/>
+          </w:tcPr>
+          <w:p>
+            <w:pPr>
+              <w:pStyle w:val="ListParagraph"/>
+              <w:tabs>
+                <w:tab w:val="left" w:pos="0"/>
+                <w:tab w:val="left" w:pos="567"/>
+              </w:tabs>
+              <w:ind w:left="0"/>
+              <w:rPr>
+                <w:rFonts w:ascii="Arial" w:hAnsi="Arial" w:cs="Arial"/>
+                <w:b/>
+                <w:sz w:val="20"/>
+                <w:szCs w:val="20"/>
+              </w:rPr>
+            </w:pPr>
+            <w:r>
+              <w:rPr>
+                <w:rFonts w:ascii="Arial" w:hAnsi="Arial" w:cs="Arial"/>
+                <w:b/>
+                <w:sz w:val="20"/>
+                <w:szCs w:val="20"/>
+              </w:rPr>
+              <w:fldChar w:fldCharType="begin">
+                <w:ffData>
+                  <w:name w:val="Check11"/>
+                  <w:enabled/>
+                  <w:calcOnExit w:val="0"/>
+                  <w:checkBox>
+                    <w:sizeAuto/>
+                    <w:default w:val="0"/>
+                    <w:checked w:val="0"/>
+                  </w:checkBox>
+                </w:ffData>
+              </w:fldChar>
+            </w:r>
+            <w:r>
+              <w:rPr>
+                <w:rFonts w:ascii="Arial" w:hAnsi="Arial" w:cs="Arial"/>
+                <w:b/>
+                <w:sz w:val="20"/>
+                <w:szCs w:val="20"/>
+              </w:rPr>
+              <w:instrText xml:space="preserve"> FORMCHECKBOX </w:instrText>
+            </w:r>
+            <w:r>
+              <w:rPr>
+                <w:rFonts w:ascii="Arial" w:hAnsi="Arial" w:cs="Arial"/>
+                <w:b/>
+                <w:sz w:val="20"/>
+                <w:szCs w:val="20"/>
+              </w:rPr>
+            </w:r>
+            <w:r>
+              <w:rPr>
+                <w:rFonts w:ascii="Arial" w:hAnsi="Arial" w:cs="Arial"/>
+                <w:b/>
+                <w:sz w:val="20"/>
+                <w:szCs w:val="20"/>
+              </w:rPr>
+              <w:fldChar w:fldCharType="separate"/>
+            </w:r>
+            <w:r>
+              <w:rPr>
+                <w:rFonts w:ascii="Arial" w:hAnsi="Arial" w:cs="Arial"/>
+                <w:b/>
+                <w:sz w:val="20"/>
+                <w:szCs w:val="20"/>
+              </w:rPr>
+              <w:fldChar w:fldCharType="end"/>
+            </w:r>
+          </w:p>
+        </w:tc>
+        <w:tc>
+          <w:tcPr>
+            <w:tcW w:w="8838" w:type="dxa"/>
+          </w:tcPr>
+          <w:p>
+            <w:pPr>
+              <w:tabs>
+                <w:tab w:val="left" w:pos="567"/>
+              </w:tabs>
+              <w:rPr>
+                <w:rFonts w:ascii="Arial" w:hAnsi="Arial" w:cs="Arial"/>
+                <w:b/>
+                <w:sz w:val="20"/>
+                <w:szCs w:val="20"/>
+                <w:u w:val="single"/>
+              </w:rPr>
+            </w:pPr>
+            <w:r>
+              <w:rPr>
+                <w:rFonts w:ascii="Arial" w:hAnsi="Arial" w:cs="Arial"/>
+                <w:b/>
+                <w:sz w:val="20"/>
+                <w:szCs w:val="20"/>
+              </w:rPr>
+              <w:t xml:space="preserve">Not Recommended: </w:t>
+            </w:r>
+            <w:r>
+              <w:rPr>
+                <w:rFonts w:ascii="Arial" w:hAnsi="Arial" w:cs="Arial"/>
+                <w:spacing w:val="-1"/>
+                <w:sz w:val="20"/>
+                <w:szCs w:val="20"/>
+              </w:rPr>
+              <w:t>Organization is not recommended for certification, a Stage 2 audit will be required. To progress your application for registration, please respond to each non-conformances, with a plan showing proposed actions, timescales and responsibilities for resolution. The organization should consider the root cause of the non-conformance and the potential for related issues in other parts of your system.</w:t>
+            </w:r>
+          </w:p>
+        </w:tc>
+      </w:tr>
+      <w:tr>
+        <w:tc>
+          <w:tcPr>
+            <w:tcW w:w="738" w:type="dxa"/>
+          </w:tcPr>
+          <w:p>
+            <w:pPr>
+              <w:tabs>
+                <w:tab w:val="left" w:pos="567"/>
+              </w:tabs>
+              <w:rPr>
+                <w:rFonts w:ascii="Arial" w:hAnsi="Arial" w:cs="Arial"/>
+                <w:b/>
+                <w:sz w:val="20"/>
+                <w:szCs w:val="20"/>
+                <w:u w:val="single"/>
+              </w:rPr>
+            </w:pPr>
+          </w:p>
+        </w:tc>
+        <w:tc>
+          <w:tcPr>
+            <w:tcW w:w="8838" w:type="dxa"/>
+          </w:tcPr>
+          <w:p>
+            <w:pPr>
+              <w:widowControl w:val="0"/>
+              <w:autoSpaceDE w:val="0"/>
+              <w:autoSpaceDN w:val="0"/>
+              <w:adjustRightInd w:val="0"/>
+              <w:jc w:val="center"/>
+              <w:rPr>
+                <w:rFonts w:ascii="Arial" w:hAnsi="Arial" w:cs="Arial"/>
+                <w:b/>
+                <w:sz w:val="20"/>
+                <w:szCs w:val="20"/>
+                <w:u w:val="single"/>
+              </w:rPr>
+            </w:pPr>
+            <w:r>
+              <w:rPr>
+                <w:rFonts w:ascii="Arial" w:hAnsi="Arial" w:cs="Arial"/>
+                <w:b/>
+                <w:i/>
+                <w:iCs/>
+                <w:spacing w:val="-1"/>
+                <w:sz w:val="20"/>
+                <w:szCs w:val="20"/>
+              </w:rPr>
+              <w:t xml:space="preserve">Proposed Audit Date for Surveillance Audit   </w:t>
+            </w:r>
+            <w:r>
+              <w:rPr>
+                <w:rFonts w:ascii="Arial" w:hAnsi="Arial" w:cs="Arial"/>
+                <w:b/>
+                <w:i/>
+                <w:iCs/>
+                <w:spacing w:val="-1"/>
+                <w:sz w:val="20"/>
+                <w:szCs w:val="20"/>
+                <w:lang w:val="en-IN"/>
+              </w:rPr>
+              <w:t>after 11 months</w:t>
+            </w:r>
+          </w:p>
+        </w:tc>
+      </w:tr>
+    </w:tbl>
     <w:p>
       <w:pPr>
         <w:pStyle w:val="ListParagraph"/>
@@ -11481,7 +11367,6 @@
           <w:szCs w:val="20"/>
           <w:u w:val="single"/>
         </w:rPr>
-        <w:lastRenderedPageBreak/>
         <w:t xml:space="preserve">B. </w:t>
       </w:r>
       <w:r>
@@ -11534,611 +11419,6 @@
         </w:rPr>
       </w:pPr>
     </w:p>
-    <w:tbl>
-      <w:tblPr>
-        <w:tblW w:w="0" w:type="auto"/>
-        <w:tblBorders>
-          <w:top w:val="single" w:sz="4" w:space="0" w:color="000000"/>
-          <w:left w:val="single" w:sz="4" w:space="0" w:color="000000"/>
-          <w:bottom w:val="single" w:sz="4" w:space="0" w:color="000000"/>
-          <w:right w:val="single" w:sz="4" w:space="0" w:color="000000"/>
-          <w:insideH w:val="single" w:sz="4" w:space="0" w:color="000000"/>
-          <w:insideV w:val="single" w:sz="4" w:space="0" w:color="000000"/>
-        </w:tblBorders>
-        <w:tblLook w:val="0000" w:firstRow="0" w:lastRow="0" w:firstColumn="0" w:lastColumn="0" w:noHBand="0" w:noVBand="0"/>
-      </w:tblPr>
-      <w:tblGrid>
-        <w:gridCol w:w="738"/>
-        <w:gridCol w:w="8838"/>
-      </w:tblGrid>
-      <w:tr>
-        <w:tc>
-          <w:tcPr>
-            <w:tcW w:w="738" w:type="dxa"/>
-          </w:tcPr>
-          <w:p>
-            <w:pPr>
-              <w:pStyle w:val="ListParagraph"/>
-              <w:tabs>
-                <w:tab w:val="left" w:pos="0"/>
-                <w:tab w:val="left" w:pos="567"/>
-              </w:tabs>
-              <w:ind w:left="0"/>
-              <w:rPr>
-                <w:rFonts w:ascii="Arial" w:hAnsi="Arial" w:cs="Arial"/>
-                <w:b/>
-                <w:sz w:val="20"/>
-                <w:szCs w:val="20"/>
-              </w:rPr>
-            </w:pPr>
-            <w:r>
-              <w:rPr>
-                <w:rFonts w:ascii="Arial" w:hAnsi="Arial" w:cs="Arial"/>
-                <w:b/>
-                <w:sz w:val="20"/>
-                <w:szCs w:val="20"/>
-              </w:rPr>
-              <w:fldChar w:fldCharType="begin">
-                <w:ffData>
-                  <w:name w:val=""/>
-                  <w:enabled/>
-                  <w:calcOnExit w:val="0"/>
-                  <w:checkBox>
-                    <w:sizeAuto/>
-                    <w:default w:val="0"/>
-                    <w:checked w:val="0"/>
-                  </w:checkBox>
-                </w:ffData>
-              </w:fldChar>
-            </w:r>
-            <w:r>
-              <w:rPr>
-                <w:rFonts w:ascii="Arial" w:hAnsi="Arial" w:cs="Arial"/>
-                <w:b/>
-                <w:sz w:val="20"/>
-                <w:szCs w:val="20"/>
-              </w:rPr>
-              <w:instrText xml:space="preserve"> FORMCHECKBOX </w:instrText>
-            </w:r>
-            <w:r>
-              <w:rPr>
-                <w:rFonts w:ascii="Arial" w:hAnsi="Arial" w:cs="Arial"/>
-                <w:b/>
-                <w:sz w:val="20"/>
-                <w:szCs w:val="20"/>
-              </w:rPr>
-            </w:r>
-            <w:r>
-              <w:rPr>
-                <w:rFonts w:ascii="Arial" w:hAnsi="Arial" w:cs="Arial"/>
-                <w:b/>
-                <w:sz w:val="20"/>
-                <w:szCs w:val="20"/>
-              </w:rPr>
-              <w:fldChar w:fldCharType="separate"/>
-            </w:r>
-            <w:r>
-              <w:rPr>
-                <w:rFonts w:ascii="Arial" w:hAnsi="Arial" w:cs="Arial"/>
-                <w:b/>
-                <w:sz w:val="20"/>
-                <w:szCs w:val="20"/>
-              </w:rPr>
-              <w:fldChar w:fldCharType="end"/>
-            </w:r>
-          </w:p>
-        </w:tc>
-        <w:tc>
-          <w:tcPr>
-            <w:tcW w:w="8838" w:type="dxa"/>
-          </w:tcPr>
-          <w:p>
-            <w:pPr>
-              <w:tabs>
-                <w:tab w:val="left" w:pos="567"/>
-              </w:tabs>
-              <w:rPr>
-                <w:rFonts w:ascii="Arial" w:hAnsi="Arial" w:cs="Arial"/>
-                <w:b/>
-                <w:sz w:val="20"/>
-                <w:szCs w:val="20"/>
-                <w:u w:val="single"/>
-              </w:rPr>
-            </w:pPr>
-            <w:r>
-              <w:rPr>
-                <w:rFonts w:ascii="Arial" w:hAnsi="Arial" w:cs="Arial"/>
-                <w:b/>
-                <w:sz w:val="20"/>
-                <w:szCs w:val="20"/>
-              </w:rPr>
-              <w:t xml:space="preserve">The Integrated Management System (IMS) complies with the requirements of the reference standard: </w:t>
-            </w:r>
-            <w:r>
-              <w:rPr>
-                <w:rFonts w:ascii="Arial" w:hAnsi="Arial" w:cs="Arial"/>
-                <w:spacing w:val="-1"/>
-                <w:sz w:val="20"/>
-                <w:szCs w:val="20"/>
-              </w:rPr>
-              <w:t>Congratulations, on the basis of the above summary, Lead Auditor is pleased to put forward a recommendation for issuance of certificate.</w:t>
-            </w:r>
-          </w:p>
-        </w:tc>
-      </w:tr>
-      <w:tr>
-        <w:tc>
-          <w:tcPr>
-            <w:tcW w:w="738" w:type="dxa"/>
-          </w:tcPr>
-          <w:p>
-            <w:pPr>
-              <w:pStyle w:val="ListParagraph"/>
-              <w:tabs>
-                <w:tab w:val="left" w:pos="0"/>
-                <w:tab w:val="left" w:pos="567"/>
-              </w:tabs>
-              <w:ind w:left="0"/>
-              <w:rPr>
-                <w:rFonts w:ascii="Arial" w:hAnsi="Arial" w:cs="Arial"/>
-                <w:b/>
-                <w:sz w:val="20"/>
-                <w:szCs w:val="20"/>
-              </w:rPr>
-            </w:pPr>
-            <w:r>
-              <w:rPr>
-                <w:rFonts w:ascii="Arial" w:hAnsi="Arial" w:cs="Arial"/>
-                <w:b/>
-                <w:sz w:val="20"/>
-                <w:szCs w:val="20"/>
-              </w:rPr>
-              <w:fldChar w:fldCharType="begin">
-                <w:ffData>
-                  <w:name w:val=""/>
-                  <w:enabled/>
-                  <w:calcOnExit w:val="0"/>
-                  <w:checkBox>
-                    <w:sizeAuto/>
-                    <w:default w:val="1"/>
-                    <w:checked/>
-                  </w:checkBox>
-                </w:ffData>
-              </w:fldChar>
-            </w:r>
-            <w:r>
-              <w:rPr>
-                <w:rFonts w:ascii="Arial" w:hAnsi="Arial" w:cs="Arial"/>
-                <w:b/>
-                <w:sz w:val="20"/>
-                <w:szCs w:val="20"/>
-              </w:rPr>
-              <w:instrText xml:space="preserve"> FORMCHECKBOX </w:instrText>
-            </w:r>
-            <w:r>
-              <w:rPr>
-                <w:rFonts w:ascii="Arial" w:hAnsi="Arial" w:cs="Arial"/>
-                <w:b/>
-                <w:sz w:val="20"/>
-                <w:szCs w:val="20"/>
-              </w:rPr>
-            </w:r>
-            <w:r>
-              <w:rPr>
-                <w:rFonts w:ascii="Arial" w:hAnsi="Arial" w:cs="Arial"/>
-                <w:b/>
-                <w:sz w:val="20"/>
-                <w:szCs w:val="20"/>
-              </w:rPr>
-              <w:fldChar w:fldCharType="separate"/>
-            </w:r>
-            <w:r>
-              <w:rPr>
-                <w:rFonts w:ascii="Arial" w:hAnsi="Arial" w:cs="Arial"/>
-                <w:b/>
-                <w:sz w:val="20"/>
-                <w:szCs w:val="20"/>
-              </w:rPr>
-              <w:fldChar w:fldCharType="end"/>
-            </w:r>
-          </w:p>
-        </w:tc>
-        <w:tc>
-          <w:tcPr>
-            <w:tcW w:w="8838" w:type="dxa"/>
-          </w:tcPr>
-          <w:p>
-            <w:pPr>
-              <w:widowControl w:val="0"/>
-              <w:autoSpaceDE w:val="0"/>
-              <w:autoSpaceDN w:val="0"/>
-              <w:adjustRightInd w:val="0"/>
-              <w:jc w:val="both"/>
-              <w:rPr>
-                <w:rFonts w:ascii="Arial" w:hAnsi="Arial" w:cs="Arial"/>
-                <w:b/>
-                <w:sz w:val="20"/>
-                <w:szCs w:val="20"/>
-                <w:u w:val="single"/>
-              </w:rPr>
-            </w:pPr>
-            <w:r>
-              <w:rPr>
-                <w:rFonts w:ascii="Arial" w:hAnsi="Arial" w:cs="Arial"/>
-                <w:b/>
-                <w:sz w:val="20"/>
-                <w:szCs w:val="20"/>
-              </w:rPr>
-              <w:t>The Inte</w:t>
-            </w:r>
-            <w:r>
-              <w:rPr>
-                <w:rFonts w:ascii="Arial" w:hAnsi="Arial" w:cs="Arial"/>
-                <w:b/>
-                <w:sz w:val="20"/>
-                <w:szCs w:val="20"/>
-              </w:rPr>
-              <w:t xml:space="preserve">grated Management System (IMS) </w:t>
-            </w:r>
-            <w:r>
-              <w:rPr>
-                <w:rFonts w:ascii="Arial" w:hAnsi="Arial" w:cs="Arial"/>
-                <w:b/>
-                <w:sz w:val="20"/>
-                <w:szCs w:val="20"/>
-              </w:rPr>
-              <w:t xml:space="preserve">complies with the requirements of the reference standard with exception of minor NC: </w:t>
-            </w:r>
-            <w:r>
-              <w:rPr>
-                <w:rFonts w:ascii="Arial" w:hAnsi="Arial" w:cs="Arial"/>
-                <w:spacing w:val="-1"/>
-                <w:sz w:val="20"/>
-                <w:szCs w:val="20"/>
-              </w:rPr>
-              <w:t>Congratulations, Lead Auditor is pleased to put forward a recommendation for registration of Organization upon off-site verification of closure of all issues, the NC closure need to be submitted along with the Corrective Action Plan and objective evidence with 15 days from the stage 2 audit but not later than 60 days from the date of Stage 2 audit.  If all non-conformances are not closed within 60 days, a full reassessment may be required.</w:t>
-            </w:r>
-          </w:p>
-        </w:tc>
-      </w:tr>
-      <w:tr>
-        <w:tc>
-          <w:tcPr>
-            <w:tcW w:w="738" w:type="dxa"/>
-          </w:tcPr>
-          <w:p>
-            <w:pPr>
-              <w:pStyle w:val="ListParagraph"/>
-              <w:tabs>
-                <w:tab w:val="left" w:pos="0"/>
-                <w:tab w:val="left" w:pos="567"/>
-              </w:tabs>
-              <w:ind w:left="0"/>
-              <w:rPr>
-                <w:rFonts w:ascii="Arial" w:hAnsi="Arial" w:cs="Arial"/>
-                <w:b/>
-                <w:sz w:val="20"/>
-                <w:szCs w:val="20"/>
-              </w:rPr>
-            </w:pPr>
-            <w:r>
-              <w:rPr>
-                <w:rFonts w:ascii="Arial" w:hAnsi="Arial" w:cs="Arial"/>
-                <w:b/>
-                <w:sz w:val="20"/>
-                <w:szCs w:val="20"/>
-              </w:rPr>
-              <w:fldChar w:fldCharType="begin">
-                <w:ffData>
-                  <w:name w:val="Check11"/>
-                  <w:enabled/>
-                  <w:calcOnExit w:val="0"/>
-                  <w:checkBox>
-                    <w:sizeAuto/>
-                    <w:default w:val="0"/>
-                    <w:checked w:val="0"/>
-                  </w:checkBox>
-                </w:ffData>
-              </w:fldChar>
-            </w:r>
-            <w:r>
-              <w:rPr>
-                <w:rFonts w:ascii="Arial" w:hAnsi="Arial" w:cs="Arial"/>
-                <w:b/>
-                <w:sz w:val="20"/>
-                <w:szCs w:val="20"/>
-              </w:rPr>
-              <w:instrText xml:space="preserve"> FORMCHECKBOX </w:instrText>
-            </w:r>
-            <w:r>
-              <w:rPr>
-                <w:rFonts w:ascii="Arial" w:hAnsi="Arial" w:cs="Arial"/>
-                <w:b/>
-                <w:sz w:val="20"/>
-                <w:szCs w:val="20"/>
-              </w:rPr>
-            </w:r>
-            <w:r>
-              <w:rPr>
-                <w:rFonts w:ascii="Arial" w:hAnsi="Arial" w:cs="Arial"/>
-                <w:b/>
-                <w:sz w:val="20"/>
-                <w:szCs w:val="20"/>
-              </w:rPr>
-              <w:fldChar w:fldCharType="separate"/>
-            </w:r>
-            <w:r>
-              <w:rPr>
-                <w:rFonts w:ascii="Arial" w:hAnsi="Arial" w:cs="Arial"/>
-                <w:b/>
-                <w:sz w:val="20"/>
-                <w:szCs w:val="20"/>
-              </w:rPr>
-              <w:fldChar w:fldCharType="end"/>
-            </w:r>
-          </w:p>
-        </w:tc>
-        <w:tc>
-          <w:tcPr>
-            <w:tcW w:w="8838" w:type="dxa"/>
-          </w:tcPr>
-          <w:p>
-            <w:pPr>
-              <w:tabs>
-                <w:tab w:val="left" w:pos="567"/>
-              </w:tabs>
-              <w:rPr>
-                <w:rFonts w:ascii="Arial" w:hAnsi="Arial" w:cs="Arial"/>
-                <w:b/>
-                <w:sz w:val="20"/>
-                <w:szCs w:val="20"/>
-                <w:u w:val="single"/>
-              </w:rPr>
-            </w:pPr>
-            <w:r>
-              <w:rPr>
-                <w:rFonts w:ascii="Arial" w:hAnsi="Arial" w:cs="Arial"/>
-                <w:b/>
-                <w:sz w:val="20"/>
-                <w:szCs w:val="20"/>
-              </w:rPr>
-              <w:t xml:space="preserve">Evidence of major non conformities: </w:t>
-            </w:r>
-            <w:r>
-              <w:rPr>
-                <w:rFonts w:ascii="Arial" w:hAnsi="Arial" w:cs="Arial"/>
-                <w:spacing w:val="-1"/>
-                <w:sz w:val="20"/>
-                <w:szCs w:val="20"/>
-              </w:rPr>
-              <w:t>Organization is not recommended for next assessment at this time. A follow-up assessment will be scheduled to allow for on-site verification and closure of all issues within 60 days from the date of Stage 2 audit. If all non-conformances are not closed within 60 days, a full reassessment may be required.</w:t>
-            </w:r>
-          </w:p>
-        </w:tc>
-      </w:tr>
-      <w:tr>
-        <w:tc>
-          <w:tcPr>
-            <w:tcW w:w="738" w:type="dxa"/>
-          </w:tcPr>
-          <w:p>
-            <w:pPr>
-              <w:pStyle w:val="ListParagraph"/>
-              <w:tabs>
-                <w:tab w:val="left" w:pos="0"/>
-                <w:tab w:val="left" w:pos="567"/>
-              </w:tabs>
-              <w:ind w:left="0"/>
-              <w:rPr>
-                <w:rFonts w:ascii="Arial" w:hAnsi="Arial" w:cs="Arial"/>
-                <w:b/>
-                <w:sz w:val="20"/>
-                <w:szCs w:val="20"/>
-              </w:rPr>
-            </w:pPr>
-            <w:r>
-              <w:rPr>
-                <w:rFonts w:ascii="Arial" w:hAnsi="Arial" w:cs="Arial"/>
-                <w:b/>
-                <w:sz w:val="20"/>
-                <w:szCs w:val="20"/>
-              </w:rPr>
-              <w:fldChar w:fldCharType="begin">
-                <w:ffData>
-                  <w:name w:val="Check11"/>
-                  <w:enabled/>
-                  <w:calcOnExit w:val="0"/>
-                  <w:checkBox>
-                    <w:sizeAuto/>
-                    <w:default w:val="0"/>
-                    <w:checked w:val="0"/>
-                  </w:checkBox>
-                </w:ffData>
-              </w:fldChar>
-            </w:r>
-            <w:r>
-              <w:rPr>
-                <w:rFonts w:ascii="Arial" w:hAnsi="Arial" w:cs="Arial"/>
-                <w:b/>
-                <w:sz w:val="20"/>
-                <w:szCs w:val="20"/>
-              </w:rPr>
-              <w:instrText xml:space="preserve"> FORMCHECKBOX </w:instrText>
-            </w:r>
-            <w:r>
-              <w:rPr>
-                <w:rFonts w:ascii="Arial" w:hAnsi="Arial" w:cs="Arial"/>
-                <w:b/>
-                <w:sz w:val="20"/>
-                <w:szCs w:val="20"/>
-              </w:rPr>
-            </w:r>
-            <w:r>
-              <w:rPr>
-                <w:rFonts w:ascii="Arial" w:hAnsi="Arial" w:cs="Arial"/>
-                <w:b/>
-                <w:sz w:val="20"/>
-                <w:szCs w:val="20"/>
-              </w:rPr>
-              <w:fldChar w:fldCharType="separate"/>
-            </w:r>
-            <w:r>
-              <w:rPr>
-                <w:rFonts w:ascii="Arial" w:hAnsi="Arial" w:cs="Arial"/>
-                <w:b/>
-                <w:sz w:val="20"/>
-                <w:szCs w:val="20"/>
-              </w:rPr>
-              <w:fldChar w:fldCharType="end"/>
-            </w:r>
-          </w:p>
-        </w:tc>
-        <w:tc>
-          <w:tcPr>
-            <w:tcW w:w="8838" w:type="dxa"/>
-          </w:tcPr>
-          <w:p>
-            <w:pPr>
-              <w:tabs>
-                <w:tab w:val="left" w:pos="567"/>
-              </w:tabs>
-              <w:rPr>
-                <w:rFonts w:ascii="Arial" w:hAnsi="Arial" w:cs="Arial"/>
-                <w:b/>
-                <w:sz w:val="20"/>
-                <w:szCs w:val="20"/>
-                <w:u w:val="single"/>
-              </w:rPr>
-            </w:pPr>
-            <w:r>
-              <w:rPr>
-                <w:rFonts w:ascii="Arial" w:hAnsi="Arial" w:cs="Arial"/>
-                <w:b/>
-                <w:sz w:val="20"/>
-                <w:szCs w:val="20"/>
-              </w:rPr>
-              <w:t xml:space="preserve">Not Recommended: </w:t>
-            </w:r>
-            <w:r>
-              <w:rPr>
-                <w:rFonts w:ascii="Arial" w:hAnsi="Arial" w:cs="Arial"/>
-                <w:spacing w:val="-1"/>
-                <w:sz w:val="20"/>
-                <w:szCs w:val="20"/>
-              </w:rPr>
-              <w:t xml:space="preserve">Organization is not recommended for </w:t>
-            </w:r>
-            <w:proofErr w:type="gramStart"/>
-            <w:r>
-              <w:rPr>
-                <w:rFonts w:ascii="Arial" w:hAnsi="Arial" w:cs="Arial"/>
-                <w:spacing w:val="-1"/>
-                <w:sz w:val="20"/>
-                <w:szCs w:val="20"/>
-              </w:rPr>
-              <w:t>certification,</w:t>
-            </w:r>
-            <w:proofErr w:type="gramEnd"/>
-            <w:r>
-              <w:rPr>
-                <w:rFonts w:ascii="Arial" w:hAnsi="Arial" w:cs="Arial"/>
-                <w:spacing w:val="-1"/>
-                <w:sz w:val="20"/>
-                <w:szCs w:val="20"/>
-              </w:rPr>
-              <w:t xml:space="preserve"> a Stage 2 audit will be required. To progress your application for registration, please respond to each </w:t>
-            </w:r>
-            <w:proofErr w:type="gramStart"/>
-            <w:r>
-              <w:rPr>
-                <w:rFonts w:ascii="Arial" w:hAnsi="Arial" w:cs="Arial"/>
-                <w:spacing w:val="-1"/>
-                <w:sz w:val="20"/>
-                <w:szCs w:val="20"/>
-              </w:rPr>
-              <w:t>non-conformances</w:t>
-            </w:r>
-            <w:proofErr w:type="gramEnd"/>
-            <w:r>
-              <w:rPr>
-                <w:rFonts w:ascii="Arial" w:hAnsi="Arial" w:cs="Arial"/>
-                <w:spacing w:val="-1"/>
-                <w:sz w:val="20"/>
-                <w:szCs w:val="20"/>
-              </w:rPr>
-              <w:t>, with a plan showing proposed actions, timescales and responsibilities for resolution. The organization should consider the root cause of the non-conformance and the potential for related issues in other parts of your system.</w:t>
-            </w:r>
-          </w:p>
-        </w:tc>
-      </w:tr>
-      <w:tr>
-        <w:tc>
-          <w:tcPr>
-            <w:tcW w:w="738" w:type="dxa"/>
-          </w:tcPr>
-          <w:p>
-            <w:pPr>
-              <w:tabs>
-                <w:tab w:val="left" w:pos="567"/>
-              </w:tabs>
-              <w:rPr>
-                <w:rFonts w:ascii="Arial" w:hAnsi="Arial" w:cs="Arial"/>
-                <w:b/>
-                <w:sz w:val="20"/>
-                <w:szCs w:val="20"/>
-                <w:u w:val="single"/>
-              </w:rPr>
-            </w:pPr>
-          </w:p>
-        </w:tc>
-        <w:tc>
-          <w:tcPr>
-            <w:tcW w:w="8838" w:type="dxa"/>
-          </w:tcPr>
-          <w:p>
-            <w:pPr>
-              <w:widowControl w:val="0"/>
-              <w:autoSpaceDE w:val="0"/>
-              <w:autoSpaceDN w:val="0"/>
-              <w:adjustRightInd w:val="0"/>
-              <w:jc w:val="center"/>
-              <w:rPr>
-                <w:rFonts w:ascii="Arial" w:hAnsi="Arial" w:cs="Arial"/>
-                <w:b/>
-                <w:sz w:val="20"/>
-                <w:szCs w:val="20"/>
-                <w:u w:val="single"/>
-              </w:rPr>
-            </w:pPr>
-            <w:r>
-              <w:rPr>
-                <w:rFonts w:ascii="Arial" w:hAnsi="Arial" w:cs="Arial"/>
-                <w:b/>
-                <w:i/>
-                <w:iCs/>
-                <w:spacing w:val="-1"/>
-                <w:sz w:val="20"/>
-                <w:szCs w:val="20"/>
-              </w:rPr>
-              <w:t xml:space="preserve">Proposed Audit Date for Surveillance Audit   </w:t>
-            </w:r>
-            <w:r>
-              <w:rPr>
-                <w:rFonts w:ascii="Arial" w:hAnsi="Arial" w:cs="Arial"/>
-                <w:b/>
-                <w:i/>
-                <w:iCs/>
-                <w:spacing w:val="-1"/>
-                <w:sz w:val="20"/>
-                <w:szCs w:val="20"/>
-                <w:lang w:val="en-IN"/>
-              </w:rPr>
-              <w:t>after 11 months</w:t>
-            </w:r>
-          </w:p>
-        </w:tc>
-      </w:tr>
-    </w:tbl>
     <w:p>
       <w:pPr>
         <w:tabs>
@@ -12222,7 +11502,7 @@
     </w:p>
     <w:tbl>
       <w:tblPr>
-        <w:tblpPr w:leftFromText="180" w:rightFromText="180" w:vertAnchor="page" w:horzAnchor="margin" w:tblpY="3514"/>
+        <w:tblpPr w:leftFromText="180" w:rightFromText="180" w:vertAnchor="page" w:horzAnchor="margin" w:tblpY="5869"/>
         <w:tblW w:w="10610" w:type="dxa"/>
         <w:tblBorders>
           <w:top w:val="single" w:sz="4" w:space="0" w:color="000000"/>
@@ -12322,35 +11602,7 @@
               <w:rPr>
                 <w:rFonts w:ascii="Calibri" w:hAnsi="Calibri" w:cs="Arial"/>
               </w:rPr>
-              <w:t>Name of Auditor</w:t>
-            </w:r>
-            <w:proofErr w:type="gramStart"/>
-            <w:r>
-              <w:rPr>
-                <w:rFonts w:ascii="Calibri" w:hAnsi="Calibri" w:cs="Arial"/>
-              </w:rPr>
-              <w:t>:  {</w:t>
-            </w:r>
-            <w:proofErr w:type="gramEnd"/>
-            <w:r>
-              <w:rPr>
-                <w:rFonts w:ascii="Calibri" w:hAnsi="Calibri" w:cs="Arial"/>
-              </w:rPr>
-              <w:t>{</w:t>
-            </w:r>
-            <w:proofErr w:type="spellStart"/>
-            <w:r>
-              <w:rPr>
-                <w:rFonts w:ascii="Calibri" w:hAnsi="Calibri" w:cs="Arial"/>
-              </w:rPr>
-              <w:t>auditorName</w:t>
-            </w:r>
-            <w:proofErr w:type="spellEnd"/>
-            <w:r>
-              <w:rPr>
-                <w:rFonts w:ascii="Calibri" w:hAnsi="Calibri" w:cs="Arial"/>
-              </w:rPr>
-              <w:t>}}</w:t>
+              <w:t>Name of Auditor:  {{auditorName}}</w:t>
             </w:r>
           </w:p>
           <w:p>
@@ -12379,21 +11631,7 @@
               <w:rPr>
                 <w:rFonts w:ascii="Calibri" w:hAnsi="Calibri" w:cs="Arial"/>
               </w:rPr>
-              <w:t>Name: {{</w:t>
-            </w:r>
-            <w:proofErr w:type="spellStart"/>
-            <w:r>
-              <w:rPr>
-                <w:rFonts w:ascii="Calibri" w:hAnsi="Calibri" w:cs="Arial"/>
-              </w:rPr>
-              <w:t>clientName</w:t>
-            </w:r>
-            <w:proofErr w:type="spellEnd"/>
-            <w:r>
-              <w:rPr>
-                <w:rFonts w:ascii="Calibri" w:hAnsi="Calibri" w:cs="Arial"/>
-              </w:rPr>
-              <w:t>}}</w:t>
+              <w:t>Name: {{clientName}}</w:t>
             </w:r>
           </w:p>
           <w:p>
@@ -12461,8 +11699,8 @@
       </w:pPr>
     </w:p>
     <w:sectPr>
-      <w:headerReference w:type="default" r:id="rId8"/>
-      <w:footerReference w:type="default" r:id="rId9"/>
+      <w:headerReference w:type="default" r:id="rId9"/>
+      <w:footerReference w:type="default" r:id="rId10"/>
       <w:pgSz w:w="11907" w:h="15876"/>
       <w:pgMar w:top="680" w:right="720" w:bottom="680" w:left="720" w:header="397" w:footer="57" w:gutter="0"/>
       <w:pgNumType w:start="1"/>
@@ -14619,6 +13857,7 @@
   <w:style w:type="paragraph" w:default="1" w:styleId="Normal">
     <w:name w:val="Normal"/>
     <w:qFormat/>
+    <w:rsid w:val="00191AFF"/>
     <w:rPr>
       <w:sz w:val="24"/>
       <w:szCs w:val="24"/>
@@ -15258,4 +14497,16 @@
     </a:ext>
   </a:extLst>
 </a:theme>
+</file>
+
+<file path=customXml/item1.xml><?xml version="1.0" encoding="utf-8"?>
+<b:Sources xmlns:b="http://schemas.openxmlformats.org/officeDocument/2006/bibliography" xmlns="http://schemas.openxmlformats.org/officeDocument/2006/bibliography" SelectedStyle="\APASixthEditionOfficeOnline.xsl" StyleName="APA" Version="6"/>
+</file>
+
+<file path=customXml/itemProps1.xml><?xml version="1.0" encoding="utf-8"?>
+<ds:datastoreItem xmlns:ds="http://schemas.openxmlformats.org/officeDocument/2006/customXml" ds:itemID="{0025A8DF-A73B-4926-B2A0-D0913F5DFD2A}">
+  <ds:schemaRefs>
+    <ds:schemaRef ds:uri="http://schemas.openxmlformats.org/officeDocument/2006/bibliography"/>
+  </ds:schemaRefs>
+</ds:datastoreItem>
 </file>
--- a/templates/iso9001_14001_45001_stage2.docx
+++ b/templates/iso9001_14001_45001_stage2.docx
@@ -205,13 +205,23 @@
         </w:rPr>
         <w:t xml:space="preserve">                 </w:t>
       </w:r>
+      <w:proofErr w:type="spellStart"/>
       <w:r>
         <w:rPr>
           <w:rFonts w:ascii="Calibri" w:hAnsi="Calibri" w:cs="Arial"/>
           <w:sz w:val="52"/>
           <w:szCs w:val="22"/>
         </w:rPr>
-        <w:t>Intergrated Management Report</w:t>
+        <w:t>Intergrated</w:t>
+      </w:r>
+      <w:proofErr w:type="spellEnd"/>
+      <w:r>
+        <w:rPr>
+          <w:rFonts w:ascii="Calibri" w:hAnsi="Calibri" w:cs="Arial"/>
+          <w:sz w:val="52"/>
+          <w:szCs w:val="22"/>
+        </w:rPr>
+        <w:t xml:space="preserve"> Management Report</w:t>
       </w:r>
     </w:p>
     <w:p>
@@ -287,7 +297,25 @@
           <w:b/>
           <w:sz w:val="48"/>
         </w:rPr>
-        <w:t>{{organizationName}}</w:t>
+        <w:t>{{</w:t>
+      </w:r>
+      <w:proofErr w:type="spellStart"/>
+      <w:r>
+        <w:rPr>
+          <w:rFonts w:ascii="Calibri" w:hAnsi="Calibri" w:cs="Calibri"/>
+          <w:b/>
+          <w:sz w:val="48"/>
+        </w:rPr>
+        <w:t>organizationName</w:t>
+      </w:r>
+      <w:proofErr w:type="spellEnd"/>
+      <w:r>
+        <w:rPr>
+          <w:rFonts w:ascii="Calibri" w:hAnsi="Calibri" w:cs="Calibri"/>
+          <w:b/>
+          <w:sz w:val="48"/>
+        </w:rPr>
+        <w:t>}}</w:t>
       </w:r>
     </w:p>
     <w:p>
@@ -392,7 +420,21 @@
               <w:rPr>
                 <w:rFonts w:cs="Arial"/>
               </w:rPr>
-              <w:t>{{ organizationName }}</w:t>
+              <w:t xml:space="preserve">{{ </w:t>
+            </w:r>
+            <w:proofErr w:type="spellStart"/>
+            <w:r>
+              <w:rPr>
+                <w:rFonts w:cs="Arial"/>
+              </w:rPr>
+              <w:t>organizationName</w:t>
+            </w:r>
+            <w:proofErr w:type="spellEnd"/>
+            <w:r>
+              <w:rPr>
+                <w:rFonts w:cs="Arial"/>
+              </w:rPr>
+              <w:t xml:space="preserve"> }}</w:t>
             </w:r>
           </w:p>
         </w:tc>
@@ -519,7 +561,15 @@
               </w:rPr>
             </w:pPr>
             <w:r>
-              <w:t>{{ siteAddress }}</w:t>
+              <w:t xml:space="preserve">{{ </w:t>
+            </w:r>
+            <w:proofErr w:type="spellStart"/>
+            <w:r>
+              <w:t>siteAddress</w:t>
+            </w:r>
+            <w:proofErr w:type="spellEnd"/>
+            <w:r>
+              <w:t xml:space="preserve"> }}</w:t>
             </w:r>
           </w:p>
         </w:tc>
@@ -575,7 +625,21 @@
               <w:rPr>
                 <w:i/>
               </w:rPr>
-              <w:t>{{clientName}}</w:t>
+              <w:t>{{</w:t>
+            </w:r>
+            <w:proofErr w:type="spellStart"/>
+            <w:r>
+              <w:rPr>
+                <w:i/>
+              </w:rPr>
+              <w:t>clientName</w:t>
+            </w:r>
+            <w:proofErr w:type="spellEnd"/>
+            <w:r>
+              <w:rPr>
+                <w:i/>
+              </w:rPr>
+              <w:t>}}</w:t>
             </w:r>
           </w:p>
         </w:tc>
@@ -628,7 +692,15 @@
               </w:rPr>
             </w:pPr>
             <w:r>
-              <w:t>{{contactPerson}}</w:t>
+              <w:t>{{</w:t>
+            </w:r>
+            <w:proofErr w:type="spellStart"/>
+            <w:r>
+              <w:t>contactPerson</w:t>
+            </w:r>
+            <w:proofErr w:type="spellEnd"/>
+            <w:r>
+              <w:t>}}</w:t>
             </w:r>
           </w:p>
         </w:tc>
@@ -681,7 +753,15 @@
               </w:rPr>
             </w:pPr>
             <w:r>
-              <w:t>{{emailId}}</w:t>
+              <w:t>{{</w:t>
+            </w:r>
+            <w:proofErr w:type="spellStart"/>
+            <w:r>
+              <w:t>emailId</w:t>
+            </w:r>
+            <w:proofErr w:type="spellEnd"/>
+            <w:r>
+              <w:t>}}</w:t>
             </w:r>
           </w:p>
         </w:tc>
@@ -849,7 +929,15 @@
               </w:rPr>
             </w:pPr>
             <w:r>
-              <w:t>{{iafCode}}</w:t>
+              <w:t>{{</w:t>
+            </w:r>
+            <w:proofErr w:type="spellStart"/>
+            <w:r>
+              <w:t>iafCode</w:t>
+            </w:r>
+            <w:proofErr w:type="spellEnd"/>
+            <w:r>
+              <w:t>}}</w:t>
             </w:r>
           </w:p>
         </w:tc>
@@ -908,7 +996,15 @@
               </w:rPr>
             </w:pPr>
             <w:r>
-              <w:t>{{riskCategory}}</w:t>
+              <w:t>{{</w:t>
+            </w:r>
+            <w:proofErr w:type="spellStart"/>
+            <w:r>
+              <w:t>riskCategory</w:t>
+            </w:r>
+            <w:proofErr w:type="spellEnd"/>
+            <w:r>
+              <w:t>}}</w:t>
             </w:r>
           </w:p>
         </w:tc>
@@ -1037,7 +1133,15 @@
               </w:rPr>
             </w:pPr>
             <w:r>
-              <w:t>{{ numberOfEmployees }}</w:t>
+              <w:t xml:space="preserve">{{ </w:t>
+            </w:r>
+            <w:proofErr w:type="spellStart"/>
+            <w:r>
+              <w:t>numberOfEmployees</w:t>
+            </w:r>
+            <w:proofErr w:type="spellEnd"/>
+            <w:r>
+              <w:t xml:space="preserve"> }}</w:t>
             </w:r>
           </w:p>
         </w:tc>
@@ -1162,7 +1266,23 @@
                 <w:rFonts w:ascii="Calibri" w:hAnsi="Calibri" w:cs="Calibri"/>
                 <w:i/>
               </w:rPr>
-              <w:t>{{auditTeam}}</w:t>
+              <w:t>{{</w:t>
+            </w:r>
+            <w:proofErr w:type="spellStart"/>
+            <w:r>
+              <w:rPr>
+                <w:rFonts w:ascii="Calibri" w:hAnsi="Calibri" w:cs="Calibri"/>
+                <w:i/>
+              </w:rPr>
+              <w:t>auditTeam</w:t>
+            </w:r>
+            <w:proofErr w:type="spellEnd"/>
+            <w:r>
+              <w:rPr>
+                <w:rFonts w:ascii="Calibri" w:hAnsi="Calibri" w:cs="Calibri"/>
+                <w:i/>
+              </w:rPr>
+              <w:t>}}</w:t>
             </w:r>
           </w:p>
         </w:tc>
@@ -1278,7 +1398,23 @@
                 <w:rFonts w:ascii="Calibri" w:hAnsi="Calibri" w:cs="Calibri"/>
                 <w:i/>
               </w:rPr>
-              <w:t>{{auditTeam}}</w:t>
+              <w:t>{{</w:t>
+            </w:r>
+            <w:proofErr w:type="spellStart"/>
+            <w:r>
+              <w:rPr>
+                <w:rFonts w:ascii="Calibri" w:hAnsi="Calibri" w:cs="Calibri"/>
+                <w:i/>
+              </w:rPr>
+              <w:t>auditTeam</w:t>
+            </w:r>
+            <w:proofErr w:type="spellEnd"/>
+            <w:r>
+              <w:rPr>
+                <w:rFonts w:ascii="Calibri" w:hAnsi="Calibri" w:cs="Calibri"/>
+                <w:i/>
+              </w:rPr>
+              <w:t>}}</w:t>
             </w:r>
           </w:p>
         </w:tc>
@@ -2529,6 +2665,7 @@
               </w:rPr>
               <w:t>{{</w:t>
             </w:r>
+            <w:proofErr w:type="spellStart"/>
             <w:r>
               <w:rPr>
                 <w:rFonts w:ascii="Calibri" w:hAnsi="Calibri" w:cs="Arial"/>
@@ -2538,6 +2675,7 @@
               </w:rPr>
               <w:t>internalAuditFrequency</w:t>
             </w:r>
+            <w:proofErr w:type="spellEnd"/>
             <w:r>
               <w:rPr>
                 <w:rFonts w:ascii="Calibri" w:hAnsi="Calibri" w:cs="Arial"/>
@@ -2569,6 +2707,7 @@
               </w:rPr>
               <w:t>Internal Audit Done on {{</w:t>
             </w:r>
+            <w:proofErr w:type="spellStart"/>
             <w:r>
               <w:rPr>
                 <w:rFonts w:ascii="Calibri" w:hAnsi="Calibri" w:cs="Arial"/>
@@ -2578,6 +2717,7 @@
               </w:rPr>
               <w:t>dateOfLastInternalAudit</w:t>
             </w:r>
+            <w:proofErr w:type="spellEnd"/>
             <w:r>
               <w:rPr>
                 <w:rFonts w:ascii="Calibri" w:hAnsi="Calibri" w:cs="Arial"/>
@@ -2675,6 +2815,7 @@
               </w:rPr>
               <w:t>{{</w:t>
             </w:r>
+            <w:proofErr w:type="spellStart"/>
             <w:r>
               <w:rPr>
                 <w:rFonts w:ascii="Calibri" w:hAnsi="Calibri" w:cs="Arial"/>
@@ -2684,6 +2825,7 @@
               </w:rPr>
               <w:t>managementReviewFrequency</w:t>
             </w:r>
+            <w:proofErr w:type="spellEnd"/>
             <w:r>
               <w:rPr>
                 <w:rFonts w:ascii="Calibri" w:hAnsi="Calibri" w:cs="Arial"/>
@@ -2714,6 +2856,7 @@
               </w:rPr>
               <w:t>Management Review Meeting done on {{</w:t>
             </w:r>
+            <w:proofErr w:type="spellStart"/>
             <w:r>
               <w:rPr>
                 <w:rFonts w:ascii="Calibri" w:hAnsi="Calibri" w:cs="Arial"/>
@@ -2723,6 +2866,7 @@
               </w:rPr>
               <w:t>dateOfLastManagementReview</w:t>
             </w:r>
+            <w:proofErr w:type="spellEnd"/>
             <w:r>
               <w:rPr>
                 <w:rFonts w:ascii="Calibri" w:hAnsi="Calibri" w:cs="Arial"/>
@@ -4412,7 +4556,25 @@
                 <w:szCs w:val="22"/>
               </w:rPr>
               <w:lastRenderedPageBreak/>
-              <w:t>Management for Leadership and Commitment w.r.t. IMS, ensuring that legal obligations are determined, understood and met, risks/opportunities identified related to customer satisfaction are addressed</w:t>
+              <w:t xml:space="preserve">Management for Leadership and Commitment </w:t>
+            </w:r>
+            <w:proofErr w:type="spellStart"/>
+            <w:r>
+              <w:rPr>
+                <w:rFonts w:ascii="Calibri" w:hAnsi="Calibri" w:cs="Calibri"/>
+                <w:sz w:val="22"/>
+                <w:szCs w:val="22"/>
+              </w:rPr>
+              <w:t>w.r.t.</w:t>
+            </w:r>
+            <w:proofErr w:type="spellEnd"/>
+            <w:r>
+              <w:rPr>
+                <w:rFonts w:ascii="Calibri" w:hAnsi="Calibri" w:cs="Calibri"/>
+                <w:sz w:val="22"/>
+                <w:szCs w:val="22"/>
+              </w:rPr>
+              <w:t xml:space="preserve"> IMS, ensuring that legal obligations are determined, understood and met, risks/opportunities identified related to customer satisfaction are addressed</w:t>
             </w:r>
           </w:p>
         </w:tc>
@@ -9095,7 +9257,23 @@
                 <w:rFonts w:ascii="Calibri" w:hAnsi="Calibri" w:cs="Calibri"/>
                 <w:i/>
               </w:rPr>
-              <w:t>{{organizationName}}</w:t>
+              <w:t>{{</w:t>
+            </w:r>
+            <w:proofErr w:type="spellStart"/>
+            <w:r>
+              <w:rPr>
+                <w:rFonts w:ascii="Calibri" w:hAnsi="Calibri" w:cs="Calibri"/>
+                <w:i/>
+              </w:rPr>
+              <w:t>organizationName</w:t>
+            </w:r>
+            <w:proofErr w:type="spellEnd"/>
+            <w:r>
+              <w:rPr>
+                <w:rFonts w:ascii="Calibri" w:hAnsi="Calibri" w:cs="Calibri"/>
+                <w:i/>
+              </w:rPr>
+              <w:t>}}</w:t>
             </w:r>
           </w:p>
           <w:p>
@@ -11602,7 +11780,21 @@
               <w:rPr>
                 <w:rFonts w:ascii="Calibri" w:hAnsi="Calibri" w:cs="Arial"/>
               </w:rPr>
-              <w:t>Name of Auditor:  {{auditorName}}</w:t>
+              <w:t>Name of Auditor:  {{</w:t>
+            </w:r>
+            <w:proofErr w:type="spellStart"/>
+            <w:r>
+              <w:rPr>
+                <w:rFonts w:ascii="Calibri" w:hAnsi="Calibri" w:cs="Arial"/>
+              </w:rPr>
+              <w:t>auditorName</w:t>
+            </w:r>
+            <w:proofErr w:type="spellEnd"/>
+            <w:r>
+              <w:rPr>
+                <w:rFonts w:ascii="Calibri" w:hAnsi="Calibri" w:cs="Arial"/>
+              </w:rPr>
+              <w:t>}}</w:t>
             </w:r>
           </w:p>
           <w:p>
@@ -11631,7 +11823,21 @@
               <w:rPr>
                 <w:rFonts w:ascii="Calibri" w:hAnsi="Calibri" w:cs="Arial"/>
               </w:rPr>
-              <w:t>Name: {{clientName}}</w:t>
+              <w:t>Name: {{</w:t>
+            </w:r>
+            <w:proofErr w:type="spellStart"/>
+            <w:r>
+              <w:rPr>
+                <w:rFonts w:ascii="Calibri" w:hAnsi="Calibri" w:cs="Arial"/>
+              </w:rPr>
+              <w:t>clientName</w:t>
+            </w:r>
+            <w:proofErr w:type="spellEnd"/>
+            <w:r>
+              <w:rPr>
+                <w:rFonts w:ascii="Calibri" w:hAnsi="Calibri" w:cs="Arial"/>
+              </w:rPr>
+              <w:t>}}</w:t>
             </w:r>
           </w:p>
           <w:p>
@@ -11695,6 +11901,228 @@
           <w:sz w:val="22"/>
           <w:szCs w:val="22"/>
           <w:u w:val="single"/>
+        </w:rPr>
+      </w:pPr>
+    </w:p>
+    <w:p>
+      <w:pPr>
+        <w:rPr>
+          <w:rFonts w:ascii="Calibri" w:hAnsi="Calibri" w:cs="Calibri"/>
+          <w:sz w:val="22"/>
+          <w:szCs w:val="22"/>
+        </w:rPr>
+      </w:pPr>
+    </w:p>
+    <w:p>
+      <w:pPr>
+        <w:rPr>
+          <w:rFonts w:ascii="Calibri" w:hAnsi="Calibri" w:cs="Calibri"/>
+          <w:sz w:val="22"/>
+          <w:szCs w:val="22"/>
+        </w:rPr>
+      </w:pPr>
+    </w:p>
+    <w:p>
+      <w:pPr>
+        <w:rPr>
+          <w:rFonts w:ascii="Calibri" w:hAnsi="Calibri" w:cs="Calibri"/>
+          <w:sz w:val="22"/>
+          <w:szCs w:val="22"/>
+        </w:rPr>
+      </w:pPr>
+    </w:p>
+    <w:p>
+      <w:pPr>
+        <w:rPr>
+          <w:rFonts w:ascii="Calibri" w:hAnsi="Calibri" w:cs="Calibri"/>
+          <w:sz w:val="22"/>
+          <w:szCs w:val="22"/>
+        </w:rPr>
+      </w:pPr>
+    </w:p>
+    <w:p>
+      <w:pPr>
+        <w:rPr>
+          <w:rFonts w:ascii="Calibri" w:hAnsi="Calibri" w:cs="Calibri"/>
+          <w:sz w:val="22"/>
+          <w:szCs w:val="22"/>
+        </w:rPr>
+      </w:pPr>
+    </w:p>
+    <w:p>
+      <w:pPr>
+        <w:rPr>
+          <w:rFonts w:ascii="Calibri" w:hAnsi="Calibri" w:cs="Calibri"/>
+          <w:sz w:val="22"/>
+          <w:szCs w:val="22"/>
+        </w:rPr>
+      </w:pPr>
+    </w:p>
+    <w:p>
+      <w:pPr>
+        <w:rPr>
+          <w:rFonts w:ascii="Calibri" w:hAnsi="Calibri" w:cs="Calibri"/>
+          <w:sz w:val="22"/>
+          <w:szCs w:val="22"/>
+        </w:rPr>
+      </w:pPr>
+    </w:p>
+    <w:p>
+      <w:pPr>
+        <w:rPr>
+          <w:rFonts w:ascii="Calibri" w:hAnsi="Calibri" w:cs="Calibri"/>
+          <w:sz w:val="22"/>
+          <w:szCs w:val="22"/>
+        </w:rPr>
+      </w:pPr>
+    </w:p>
+    <w:p>
+      <w:pPr>
+        <w:rPr>
+          <w:rFonts w:ascii="Calibri" w:hAnsi="Calibri" w:cs="Calibri"/>
+          <w:sz w:val="22"/>
+          <w:szCs w:val="22"/>
+        </w:rPr>
+      </w:pPr>
+    </w:p>
+    <w:p>
+      <w:pPr>
+        <w:rPr>
+          <w:rFonts w:ascii="Calibri" w:hAnsi="Calibri" w:cs="Calibri"/>
+          <w:sz w:val="22"/>
+          <w:szCs w:val="22"/>
+        </w:rPr>
+      </w:pPr>
+    </w:p>
+    <w:p>
+      <w:pPr>
+        <w:rPr>
+          <w:rFonts w:ascii="Calibri" w:hAnsi="Calibri" w:cs="Calibri"/>
+          <w:sz w:val="22"/>
+          <w:szCs w:val="22"/>
+        </w:rPr>
+      </w:pPr>
+    </w:p>
+    <w:p>
+      <w:pPr>
+        <w:rPr>
+          <w:rFonts w:ascii="Calibri" w:hAnsi="Calibri" w:cs="Calibri"/>
+          <w:sz w:val="22"/>
+          <w:szCs w:val="22"/>
+        </w:rPr>
+      </w:pPr>
+    </w:p>
+    <w:p>
+      <w:pPr>
+        <w:rPr>
+          <w:rFonts w:ascii="Calibri" w:hAnsi="Calibri" w:cs="Calibri"/>
+          <w:sz w:val="22"/>
+          <w:szCs w:val="22"/>
+        </w:rPr>
+      </w:pPr>
+    </w:p>
+    <w:p>
+      <w:r>
+        <w:rPr>
+          <w:i/>
+          <w:iCs/>
+          <w:sz w:val="20"/>
+          <w:szCs w:val="20"/>
+        </w:rPr>
+        <w:t xml:space="preserve">Ownership- This Audit Report is the Property of Accurate Global INC. This should be </w:t>
+      </w:r>
+      <w:proofErr w:type="spellStart"/>
+      <w:r>
+        <w:rPr>
+          <w:i/>
+          <w:iCs/>
+          <w:sz w:val="20"/>
+          <w:szCs w:val="20"/>
+        </w:rPr>
+        <w:t>immidiately</w:t>
+      </w:r>
+      <w:proofErr w:type="spellEnd"/>
+      <w:r>
+        <w:rPr>
+          <w:i/>
+          <w:iCs/>
+          <w:sz w:val="20"/>
+          <w:szCs w:val="20"/>
+        </w:rPr>
+        <w:t xml:space="preserve"> returned back to AGI in the event of </w:t>
+      </w:r>
+      <w:proofErr w:type="spellStart"/>
+      <w:r>
+        <w:rPr>
+          <w:i/>
+          <w:iCs/>
+          <w:sz w:val="20"/>
+          <w:szCs w:val="20"/>
+        </w:rPr>
+        <w:t>expiry,suspension</w:t>
+      </w:r>
+      <w:proofErr w:type="spellEnd"/>
+      <w:r>
+        <w:rPr>
+          <w:i/>
+          <w:iCs/>
+          <w:sz w:val="20"/>
+          <w:szCs w:val="20"/>
+        </w:rPr>
+        <w:t>, withdrawn, termination of the certification Contract. Any misuse, alteration, counterfeiting of this report shall result in legal actions by AGI</w:t>
+      </w:r>
+    </w:p>
+    <w:p>
+      <w:pPr>
+        <w:rPr>
+          <w:rFonts w:ascii="Calibri" w:hAnsi="Calibri" w:cs="Calibri"/>
+          <w:sz w:val="22"/>
+          <w:szCs w:val="22"/>
+        </w:rPr>
+      </w:pPr>
+    </w:p>
+    <w:p>
+      <w:pPr>
+        <w:rPr>
+          <w:rFonts w:ascii="Calibri" w:hAnsi="Calibri" w:cs="Calibri"/>
+          <w:sz w:val="22"/>
+          <w:szCs w:val="22"/>
+        </w:rPr>
+      </w:pPr>
+    </w:p>
+    <w:p>
+      <w:pPr>
+        <w:rPr>
+          <w:rFonts w:ascii="Calibri" w:hAnsi="Calibri" w:cs="Calibri"/>
+          <w:sz w:val="22"/>
+          <w:szCs w:val="22"/>
+        </w:rPr>
+      </w:pPr>
+    </w:p>
+    <w:p>
+      <w:pPr>
+        <w:rPr>
+          <w:rFonts w:ascii="Calibri" w:hAnsi="Calibri" w:cs="Calibri"/>
+          <w:sz w:val="22"/>
+          <w:szCs w:val="22"/>
+        </w:rPr>
+      </w:pPr>
+    </w:p>
+    <w:p>
+      <w:pPr>
+        <w:rPr>
+          <w:rFonts w:ascii="Calibri" w:hAnsi="Calibri" w:cs="Calibri"/>
+          <w:sz w:val="22"/>
+          <w:szCs w:val="22"/>
+        </w:rPr>
+      </w:pPr>
+    </w:p>
+    <w:p>
+      <w:pPr>
+        <w:rPr>
+          <w:rFonts w:ascii="Calibri" w:hAnsi="Calibri" w:cs="Calibri"/>
+          <w:sz w:val="22"/>
+          <w:szCs w:val="22"/>
         </w:rPr>
       </w:pPr>
     </w:p>

--- a/templates/iso9001_14001_45001_stage2.docx
+++ b/templates/iso9001_14001_45001_stage2.docx
@@ -1,6 +1,6 @@
 
 <file path=word/document.xml><?xml version="1.0" encoding="utf-8"?>
-<w:document xmlns:wpc="http://schemas.microsoft.com/office/word/2010/wordprocessingCanvas" xmlns:cx="http://schemas.microsoft.com/office/drawing/2014/chartex" xmlns:cx1="http://schemas.microsoft.com/office/drawing/2015/9/8/chartex" xmlns:cx2="http://schemas.microsoft.com/office/drawing/2015/10/21/chartex" xmlns:cx3="http://schemas.microsoft.com/office/drawing/2016/5/9/chartex" xmlns:cx4="http://schemas.microsoft.com/office/drawing/2016/5/10/chartex" xmlns:cx5="http://schemas.microsoft.com/office/drawing/2016/5/11/chartex" xmlns:cx6="http://schemas.microsoft.com/office/drawing/2016/5/12/chartex" xmlns:cx7="http://schemas.microsoft.com/office/drawing/2016/5/13/chartex" xmlns:cx8="http://schemas.microsoft.com/office/drawing/2016/5/14/chartex" xmlns:mc="http://schemas.openxmlformats.org/markup-compatibility/2006" xmlns:aink="http://schemas.microsoft.com/office/drawing/2016/ink" xmlns:am3d="http://schemas.microsoft.com/office/drawing/2017/model3d" xmlns:o="urn:schemas-microsoft-com:office:office" xmlns:r="http://schemas.openxmlformats.org/officeDocument/2006/relationships" xmlns:m="http://schemas.openxmlformats.org/officeDocument/2006/math" xmlns:v="urn:schemas-microsoft-com:vml" xmlns:wp14="http://schemas.microsoft.com/office/word/2010/wordprocessingDrawing" xmlns:wp="http://schemas.openxmlformats.org/drawingml/2006/wordprocessingDrawing" xmlns:w10="urn:schemas-microsoft-com:office:word" xmlns:w="http://schemas.openxmlformats.org/wordprocessingml/2006/main" xmlns:w14="http://schemas.microsoft.com/office/word/2010/wordml" xmlns:w15="http://schemas.microsoft.com/office/word/2012/wordml" xmlns:w16cex="http://schemas.microsoft.com/office/word/2018/wordml/cex" xmlns:w16cid="http://schemas.microsoft.com/office/word/2016/wordml/cid" xmlns:w16="http://schemas.microsoft.com/office/word/2018/wordml" xmlns:w16sdtdh="http://schemas.microsoft.com/office/word/2020/wordml/sdtdatahash" xmlns:w16se="http://schemas.microsoft.com/office/word/2015/wordml/symex" xmlns:wpg="http://schemas.microsoft.com/office/word/2010/wordprocessingGroup" xmlns:wpi="http://schemas.microsoft.com/office/word/2010/wordprocessingInk" xmlns:wne="http://schemas.microsoft.com/office/word/2006/wordml" xmlns:wps="http://schemas.microsoft.com/office/word/2010/wordprocessingShape" mc:Ignorable="w14 w15 w16se w16cid w16 w16cex w16sdtdh wp14">
+<w:document xmlns:wpc="http://schemas.microsoft.com/office/word/2010/wordprocessingCanvas" xmlns:cx="http://schemas.microsoft.com/office/drawing/2014/chartex" xmlns:cx1="http://schemas.microsoft.com/office/drawing/2015/9/8/chartex" xmlns:cx2="http://schemas.microsoft.com/office/drawing/2015/10/21/chartex" xmlns:cx3="http://schemas.microsoft.com/office/drawing/2016/5/9/chartex" xmlns:cx4="http://schemas.microsoft.com/office/drawing/2016/5/10/chartex" xmlns:cx5="http://schemas.microsoft.com/office/drawing/2016/5/11/chartex" xmlns:cx6="http://schemas.microsoft.com/office/drawing/2016/5/12/chartex" xmlns:cx7="http://schemas.microsoft.com/office/drawing/2016/5/13/chartex" xmlns:cx8="http://schemas.microsoft.com/office/drawing/2016/5/14/chartex" xmlns:mc="http://schemas.openxmlformats.org/markup-compatibility/2006" xmlns:aink="http://schemas.microsoft.com/office/drawing/2016/ink" xmlns:am3d="http://schemas.microsoft.com/office/drawing/2017/model3d" xmlns:o="urn:schemas-microsoft-com:office:office" xmlns:oel="http://schemas.microsoft.com/office/2019/extlst" xmlns:r="http://schemas.openxmlformats.org/officeDocument/2006/relationships" xmlns:m="http://schemas.openxmlformats.org/officeDocument/2006/math" xmlns:v="urn:schemas-microsoft-com:vml" xmlns:wp14="http://schemas.microsoft.com/office/word/2010/wordprocessingDrawing" xmlns:wp="http://schemas.openxmlformats.org/drawingml/2006/wordprocessingDrawing" xmlns:w10="urn:schemas-microsoft-com:office:word" xmlns:w="http://schemas.openxmlformats.org/wordprocessingml/2006/main" xmlns:w14="http://schemas.microsoft.com/office/word/2010/wordml" xmlns:w15="http://schemas.microsoft.com/office/word/2012/wordml" xmlns:w16cex="http://schemas.microsoft.com/office/word/2018/wordml/cex" xmlns:w16cid="http://schemas.microsoft.com/office/word/2016/wordml/cid" xmlns:w16="http://schemas.microsoft.com/office/word/2018/wordml" xmlns:w16du="http://schemas.microsoft.com/office/word/2023/wordml/word16du" xmlns:w16sdtdh="http://schemas.microsoft.com/office/word/2020/wordml/sdtdatahash" xmlns:w16sdtfl="http://schemas.microsoft.com/office/word/2024/wordml/sdtformatlock" xmlns:w16se="http://schemas.microsoft.com/office/word/2015/wordml/symex" xmlns:wpg="http://schemas.microsoft.com/office/word/2010/wordprocessingGroup" xmlns:wpi="http://schemas.microsoft.com/office/word/2010/wordprocessingInk" xmlns:wne="http://schemas.microsoft.com/office/word/2006/wordml" xmlns:wps="http://schemas.microsoft.com/office/word/2010/wordprocessingShape" mc:Ignorable="w14 w15 w16se w16cid w16 w16cex w16sdtdh w16sdtfl w16du wp14">
   <w:body>
     <w:p>
       <w:pPr>
@@ -42,7 +42,7 @@
             <v:path o:extrusionok="f" gradientshapeok="t" o:connecttype="rect"/>
             <o:lock v:ext="edit" aspectratio="t"/>
           </v:shapetype>
-          <v:shape id="_x0000_s1026" type="#_x0000_t75" alt="fulllogo_nobuffer" style="position:absolute;margin-left:157.8pt;margin-top:-39.2pt;width:170.2pt;height:163pt;z-index:1;mso-wrap-edited:f;mso-position-horizontal-relative:text;mso-position-vertical-relative:text">
+          <v:shape id="_x0000_s2050" type="#_x0000_t75" alt="fulllogo_nobuffer" style="position:absolute;margin-left:157.8pt;margin-top:-39.2pt;width:170.2pt;height:163pt;z-index:1;mso-wrap-edited:f;mso-position-horizontal-relative:text;mso-position-vertical-relative:text">
             <v:imagedata r:id="rId8" o:title="fulllogo_nobuffer"/>
           </v:shape>
         </w:pict>
@@ -3265,7 +3265,6 @@
         <w:tc>
           <w:tcPr>
             <w:tcW w:w="10683" w:type="dxa"/>
-            <w:shd w:val="clear" w:color="auto" w:fill="auto"/>
           </w:tcPr>
           <w:p>
             <w:pPr>
@@ -3376,7 +3375,6 @@
         <w:tc>
           <w:tcPr>
             <w:tcW w:w="10683" w:type="dxa"/>
-            <w:shd w:val="clear" w:color="auto" w:fill="auto"/>
           </w:tcPr>
           <w:p>
             <w:pPr>
@@ -10198,7 +10196,6 @@
         <w:tc>
           <w:tcPr>
             <w:tcW w:w="10683" w:type="dxa"/>
-            <w:shd w:val="clear" w:color="auto" w:fill="auto"/>
           </w:tcPr>
           <w:p>
             <w:pPr>
@@ -10283,7 +10280,6 @@
         <w:tc>
           <w:tcPr>
             <w:tcW w:w="10683" w:type="dxa"/>
-            <w:shd w:val="clear" w:color="auto" w:fill="auto"/>
           </w:tcPr>
           <w:p>
             <w:pPr>
@@ -10973,6 +10969,74 @@
         </w:rPr>
       </w:pPr>
     </w:p>
+    <w:p>
+      <w:pPr>
+        <w:pStyle w:val="ListParagraph"/>
+        <w:tabs>
+          <w:tab w:val="left" w:pos="567"/>
+        </w:tabs>
+        <w:spacing w:after="40"/>
+        <w:ind w:left="274"/>
+        <w:rPr>
+          <w:rFonts w:ascii="Arial" w:hAnsi="Arial" w:cs="Arial"/>
+          <w:b/>
+          <w:sz w:val="20"/>
+          <w:szCs w:val="20"/>
+        </w:rPr>
+      </w:pPr>
+    </w:p>
+    <w:p>
+      <w:pPr>
+        <w:pStyle w:val="ListParagraph"/>
+        <w:tabs>
+          <w:tab w:val="left" w:pos="567"/>
+        </w:tabs>
+        <w:spacing w:after="40"/>
+        <w:ind w:left="0"/>
+        <w:rPr>
+          <w:rFonts w:ascii="Arial" w:hAnsi="Arial" w:cs="Arial"/>
+          <w:b/>
+          <w:sz w:val="20"/>
+          <w:szCs w:val="20"/>
+        </w:rPr>
+      </w:pPr>
+      <w:r>
+        <w:rPr>
+          <w:rFonts w:ascii="Arial" w:hAnsi="Arial" w:cs="Arial"/>
+          <w:b/>
+          <w:sz w:val="20"/>
+          <w:szCs w:val="20"/>
+          <w:u w:val="single"/>
+        </w:rPr>
+        <w:lastRenderedPageBreak/>
+        <w:t>B. Reason</w:t>
+      </w:r>
+      <w:r>
+        <w:rPr>
+          <w:rFonts w:ascii="Arial" w:hAnsi="Arial" w:cs="Arial"/>
+          <w:b/>
+          <w:sz w:val="20"/>
+          <w:szCs w:val="20"/>
+        </w:rPr>
+        <w:t>:</w:t>
+      </w:r>
+    </w:p>
+    <w:p>
+      <w:pPr>
+        <w:pStyle w:val="ListParagraph"/>
+        <w:tabs>
+          <w:tab w:val="left" w:pos="567"/>
+        </w:tabs>
+        <w:spacing w:after="40"/>
+        <w:ind w:left="274"/>
+        <w:rPr>
+          <w:rFonts w:ascii="Arial" w:hAnsi="Arial" w:cs="Arial"/>
+          <w:b/>
+          <w:sz w:val="20"/>
+          <w:szCs w:val="20"/>
+        </w:rPr>
+      </w:pPr>
+    </w:p>
     <w:tbl>
       <w:tblPr>
         <w:tblpPr w:leftFromText="180" w:rightFromText="180" w:vertAnchor="text" w:horzAnchor="margin" w:tblpY="148"/>
@@ -11018,7 +11082,6 @@
                 <w:sz w:val="20"/>
                 <w:szCs w:val="20"/>
               </w:rPr>
-              <w:lastRenderedPageBreak/>
               <w:fldChar w:fldCharType="begin">
                 <w:ffData>
                   <w:name w:val=""/>
@@ -11529,15 +11592,7 @@
           <w:tab w:val="left" w:pos="567"/>
         </w:tabs>
         <w:spacing w:after="40"/>
-        <w:ind w:left="-90"/>
-        <w:rPr>
-          <w:rFonts w:ascii="Arial" w:hAnsi="Arial" w:cs="Arial"/>
-          <w:b/>
-          <w:sz w:val="20"/>
-          <w:szCs w:val="20"/>
-        </w:rPr>
-      </w:pPr>
-      <w:r>
+        <w:ind w:left="0"/>
         <w:rPr>
           <w:rFonts w:ascii="Arial" w:hAnsi="Arial" w:cs="Arial"/>
           <w:b/>
@@ -11545,9 +11600,16 @@
           <w:szCs w:val="20"/>
           <w:u w:val="single"/>
         </w:rPr>
-        <w:t xml:space="preserve">B. </w:t>
-      </w:r>
-      <w:r>
+      </w:pPr>
+    </w:p>
+    <w:p>
+      <w:pPr>
+        <w:pStyle w:val="ListParagraph"/>
+        <w:tabs>
+          <w:tab w:val="left" w:pos="567"/>
+        </w:tabs>
+        <w:spacing w:after="40"/>
+        <w:ind w:left="0"/>
         <w:rPr>
           <w:rFonts w:ascii="Arial" w:hAnsi="Arial" w:cs="Arial"/>
           <w:b/>
@@ -11555,17 +11617,7 @@
           <w:szCs w:val="20"/>
           <w:u w:val="single"/>
         </w:rPr>
-        <w:t>Reason</w:t>
-      </w:r>
-      <w:r>
-        <w:rPr>
-          <w:rFonts w:ascii="Arial" w:hAnsi="Arial" w:cs="Arial"/>
-          <w:b/>
-          <w:sz w:val="20"/>
-          <w:szCs w:val="20"/>
-        </w:rPr>
-        <w:t>:</w:t>
-      </w:r>
+      </w:pPr>
     </w:p>
     <w:p>
       <w:pPr>
@@ -11574,11 +11626,13 @@
           <w:tab w:val="left" w:pos="567"/>
         </w:tabs>
         <w:spacing w:after="40"/>
+        <w:ind w:left="0"/>
         <w:rPr>
           <w:rFonts w:ascii="Arial" w:hAnsi="Arial" w:cs="Arial"/>
           <w:b/>
           <w:sz w:val="20"/>
           <w:szCs w:val="20"/>
+          <w:u w:val="single"/>
         </w:rPr>
       </w:pPr>
     </w:p>
@@ -11589,6 +11643,293 @@
           <w:tab w:val="left" w:pos="567"/>
         </w:tabs>
         <w:spacing w:after="40"/>
+        <w:ind w:left="0"/>
+        <w:rPr>
+          <w:rFonts w:ascii="Arial" w:hAnsi="Arial" w:cs="Arial"/>
+          <w:b/>
+          <w:sz w:val="20"/>
+          <w:szCs w:val="20"/>
+          <w:u w:val="single"/>
+        </w:rPr>
+      </w:pPr>
+    </w:p>
+    <w:p>
+      <w:pPr>
+        <w:pStyle w:val="ListParagraph"/>
+        <w:tabs>
+          <w:tab w:val="left" w:pos="567"/>
+        </w:tabs>
+        <w:spacing w:after="40"/>
+        <w:ind w:left="0"/>
+        <w:rPr>
+          <w:rFonts w:ascii="Arial" w:hAnsi="Arial" w:cs="Arial"/>
+          <w:b/>
+          <w:sz w:val="20"/>
+          <w:szCs w:val="20"/>
+          <w:u w:val="single"/>
+        </w:rPr>
+      </w:pPr>
+    </w:p>
+    <w:p>
+      <w:pPr>
+        <w:pStyle w:val="ListParagraph"/>
+        <w:tabs>
+          <w:tab w:val="left" w:pos="567"/>
+        </w:tabs>
+        <w:spacing w:after="40"/>
+        <w:ind w:left="0"/>
+        <w:rPr>
+          <w:rFonts w:ascii="Arial" w:hAnsi="Arial" w:cs="Arial"/>
+          <w:b/>
+          <w:sz w:val="20"/>
+          <w:szCs w:val="20"/>
+          <w:u w:val="single"/>
+        </w:rPr>
+      </w:pPr>
+    </w:p>
+    <w:p>
+      <w:pPr>
+        <w:pStyle w:val="ListParagraph"/>
+        <w:tabs>
+          <w:tab w:val="left" w:pos="567"/>
+        </w:tabs>
+        <w:spacing w:after="40"/>
+        <w:ind w:left="0"/>
+        <w:rPr>
+          <w:rFonts w:ascii="Arial" w:hAnsi="Arial" w:cs="Arial"/>
+          <w:b/>
+          <w:sz w:val="20"/>
+          <w:szCs w:val="20"/>
+          <w:u w:val="single"/>
+        </w:rPr>
+      </w:pPr>
+    </w:p>
+    <w:p>
+      <w:pPr>
+        <w:pStyle w:val="ListParagraph"/>
+        <w:tabs>
+          <w:tab w:val="left" w:pos="567"/>
+        </w:tabs>
+        <w:spacing w:after="40"/>
+        <w:ind w:left="0"/>
+        <w:rPr>
+          <w:rFonts w:ascii="Arial" w:hAnsi="Arial" w:cs="Arial"/>
+          <w:b/>
+          <w:sz w:val="20"/>
+          <w:szCs w:val="20"/>
+          <w:u w:val="single"/>
+        </w:rPr>
+      </w:pPr>
+    </w:p>
+    <w:p>
+      <w:pPr>
+        <w:pStyle w:val="ListParagraph"/>
+        <w:tabs>
+          <w:tab w:val="left" w:pos="567"/>
+        </w:tabs>
+        <w:spacing w:after="40"/>
+        <w:ind w:left="0"/>
+        <w:rPr>
+          <w:rFonts w:ascii="Arial" w:hAnsi="Arial" w:cs="Arial"/>
+          <w:b/>
+          <w:sz w:val="20"/>
+          <w:szCs w:val="20"/>
+          <w:u w:val="single"/>
+        </w:rPr>
+      </w:pPr>
+    </w:p>
+    <w:p>
+      <w:pPr>
+        <w:pStyle w:val="ListParagraph"/>
+        <w:tabs>
+          <w:tab w:val="left" w:pos="567"/>
+        </w:tabs>
+        <w:spacing w:after="40"/>
+        <w:ind w:left="0"/>
+        <w:rPr>
+          <w:rFonts w:ascii="Arial" w:hAnsi="Arial" w:cs="Arial"/>
+          <w:b/>
+          <w:sz w:val="20"/>
+          <w:szCs w:val="20"/>
+          <w:u w:val="single"/>
+        </w:rPr>
+      </w:pPr>
+    </w:p>
+    <w:p>
+      <w:pPr>
+        <w:pStyle w:val="ListParagraph"/>
+        <w:tabs>
+          <w:tab w:val="left" w:pos="567"/>
+        </w:tabs>
+        <w:spacing w:after="40"/>
+        <w:ind w:left="0"/>
+        <w:rPr>
+          <w:rFonts w:ascii="Arial" w:hAnsi="Arial" w:cs="Arial"/>
+          <w:b/>
+          <w:sz w:val="20"/>
+          <w:szCs w:val="20"/>
+          <w:u w:val="single"/>
+        </w:rPr>
+      </w:pPr>
+    </w:p>
+    <w:p>
+      <w:pPr>
+        <w:pStyle w:val="ListParagraph"/>
+        <w:tabs>
+          <w:tab w:val="left" w:pos="567"/>
+        </w:tabs>
+        <w:spacing w:after="40"/>
+        <w:ind w:left="0"/>
+        <w:rPr>
+          <w:rFonts w:ascii="Arial" w:hAnsi="Arial" w:cs="Arial"/>
+          <w:b/>
+          <w:sz w:val="20"/>
+          <w:szCs w:val="20"/>
+          <w:u w:val="single"/>
+        </w:rPr>
+      </w:pPr>
+    </w:p>
+    <w:p>
+      <w:pPr>
+        <w:pStyle w:val="ListParagraph"/>
+        <w:tabs>
+          <w:tab w:val="left" w:pos="567"/>
+        </w:tabs>
+        <w:spacing w:after="40"/>
+        <w:ind w:left="0"/>
+        <w:rPr>
+          <w:rFonts w:ascii="Arial" w:hAnsi="Arial" w:cs="Arial"/>
+          <w:b/>
+          <w:sz w:val="20"/>
+          <w:szCs w:val="20"/>
+          <w:u w:val="single"/>
+        </w:rPr>
+      </w:pPr>
+    </w:p>
+    <w:p>
+      <w:pPr>
+        <w:pStyle w:val="ListParagraph"/>
+        <w:tabs>
+          <w:tab w:val="left" w:pos="567"/>
+        </w:tabs>
+        <w:spacing w:after="40"/>
+        <w:ind w:left="0"/>
+        <w:rPr>
+          <w:rFonts w:ascii="Arial" w:hAnsi="Arial" w:cs="Arial"/>
+          <w:b/>
+          <w:sz w:val="20"/>
+          <w:szCs w:val="20"/>
+          <w:u w:val="single"/>
+        </w:rPr>
+      </w:pPr>
+    </w:p>
+    <w:p>
+      <w:pPr>
+        <w:pStyle w:val="ListParagraph"/>
+        <w:tabs>
+          <w:tab w:val="left" w:pos="567"/>
+        </w:tabs>
+        <w:spacing w:after="40"/>
+        <w:ind w:left="0"/>
+        <w:rPr>
+          <w:rFonts w:ascii="Arial" w:hAnsi="Arial" w:cs="Arial"/>
+          <w:b/>
+          <w:sz w:val="20"/>
+          <w:szCs w:val="20"/>
+          <w:u w:val="single"/>
+        </w:rPr>
+      </w:pPr>
+    </w:p>
+    <w:p>
+      <w:pPr>
+        <w:pStyle w:val="ListParagraph"/>
+        <w:tabs>
+          <w:tab w:val="left" w:pos="567"/>
+        </w:tabs>
+        <w:spacing w:after="40"/>
+        <w:ind w:left="0"/>
+        <w:rPr>
+          <w:rFonts w:ascii="Arial" w:hAnsi="Arial" w:cs="Arial"/>
+          <w:b/>
+          <w:sz w:val="20"/>
+          <w:szCs w:val="20"/>
+          <w:u w:val="single"/>
+        </w:rPr>
+      </w:pPr>
+    </w:p>
+    <w:p>
+      <w:pPr>
+        <w:pStyle w:val="ListParagraph"/>
+        <w:tabs>
+          <w:tab w:val="left" w:pos="567"/>
+        </w:tabs>
+        <w:spacing w:after="40"/>
+        <w:ind w:left="0"/>
+        <w:rPr>
+          <w:rFonts w:ascii="Arial" w:hAnsi="Arial" w:cs="Arial"/>
+          <w:b/>
+          <w:sz w:val="20"/>
+          <w:szCs w:val="20"/>
+          <w:u w:val="single"/>
+        </w:rPr>
+      </w:pPr>
+    </w:p>
+    <w:p>
+      <w:pPr>
+        <w:pStyle w:val="ListParagraph"/>
+        <w:tabs>
+          <w:tab w:val="left" w:pos="567"/>
+        </w:tabs>
+        <w:spacing w:after="40"/>
+        <w:ind w:left="0"/>
+        <w:rPr>
+          <w:rFonts w:ascii="Arial" w:hAnsi="Arial" w:cs="Arial"/>
+          <w:b/>
+          <w:sz w:val="20"/>
+          <w:szCs w:val="20"/>
+          <w:u w:val="single"/>
+        </w:rPr>
+      </w:pPr>
+    </w:p>
+    <w:p>
+      <w:pPr>
+        <w:pStyle w:val="ListParagraph"/>
+        <w:tabs>
+          <w:tab w:val="left" w:pos="567"/>
+        </w:tabs>
+        <w:spacing w:after="40"/>
+        <w:ind w:left="0"/>
+        <w:rPr>
+          <w:rFonts w:ascii="Arial" w:hAnsi="Arial" w:cs="Arial"/>
+          <w:b/>
+          <w:sz w:val="20"/>
+          <w:szCs w:val="20"/>
+          <w:u w:val="single"/>
+        </w:rPr>
+      </w:pPr>
+    </w:p>
+    <w:p>
+      <w:pPr>
+        <w:pStyle w:val="ListParagraph"/>
+        <w:tabs>
+          <w:tab w:val="left" w:pos="567"/>
+        </w:tabs>
+        <w:spacing w:after="40"/>
+        <w:rPr>
+          <w:rFonts w:ascii="Arial" w:hAnsi="Arial" w:cs="Arial"/>
+          <w:b/>
+          <w:sz w:val="20"/>
+          <w:szCs w:val="20"/>
+        </w:rPr>
+      </w:pPr>
+    </w:p>
+    <w:p>
+      <w:pPr>
+        <w:pStyle w:val="ListParagraph"/>
+        <w:tabs>
+          <w:tab w:val="left" w:pos="567"/>
+        </w:tabs>
+        <w:spacing w:after="40"/>
         <w:rPr>
           <w:rFonts w:ascii="Arial" w:hAnsi="Arial" w:cs="Arial"/>
           <w:b/>
@@ -11630,10 +11971,119 @@
         </w:rPr>
       </w:pPr>
     </w:p>
+    <w:p>
+      <w:pPr>
+        <w:rPr>
+          <w:vanish/>
+        </w:rPr>
+      </w:pPr>
+    </w:p>
+    <w:p>
+      <w:pPr>
+        <w:spacing w:line="360" w:lineRule="auto"/>
+        <w:jc w:val="both"/>
+        <w:rPr>
+          <w:rFonts w:ascii="Calibri" w:hAnsi="Calibri" w:cs="Calibri"/>
+          <w:sz w:val="22"/>
+          <w:szCs w:val="22"/>
+          <w:u w:val="single"/>
+        </w:rPr>
+      </w:pPr>
+    </w:p>
+    <w:p>
+      <w:pPr>
+        <w:rPr>
+          <w:rFonts w:ascii="Calibri" w:hAnsi="Calibri" w:cs="Calibri"/>
+          <w:sz w:val="22"/>
+          <w:szCs w:val="22"/>
+        </w:rPr>
+      </w:pPr>
+    </w:p>
+    <w:p>
+      <w:pPr>
+        <w:rPr>
+          <w:rFonts w:ascii="Calibri" w:hAnsi="Calibri" w:cs="Calibri"/>
+          <w:sz w:val="22"/>
+          <w:szCs w:val="22"/>
+        </w:rPr>
+      </w:pPr>
+    </w:p>
+    <w:p>
+      <w:pPr>
+        <w:rPr>
+          <w:rFonts w:ascii="Calibri" w:hAnsi="Calibri" w:cs="Calibri"/>
+          <w:sz w:val="22"/>
+          <w:szCs w:val="22"/>
+        </w:rPr>
+      </w:pPr>
+    </w:p>
+    <w:p>
+      <w:pPr>
+        <w:rPr>
+          <w:rFonts w:ascii="Calibri" w:hAnsi="Calibri" w:cs="Calibri"/>
+          <w:sz w:val="22"/>
+          <w:szCs w:val="22"/>
+        </w:rPr>
+      </w:pPr>
+    </w:p>
+    <w:p>
+      <w:pPr>
+        <w:rPr>
+          <w:rFonts w:ascii="Calibri" w:hAnsi="Calibri" w:cs="Calibri"/>
+          <w:sz w:val="22"/>
+          <w:szCs w:val="22"/>
+        </w:rPr>
+      </w:pPr>
+    </w:p>
+    <w:p>
+      <w:pPr>
+        <w:rPr>
+          <w:rFonts w:ascii="Calibri" w:hAnsi="Calibri" w:cs="Calibri"/>
+          <w:sz w:val="22"/>
+          <w:szCs w:val="22"/>
+        </w:rPr>
+      </w:pPr>
+    </w:p>
+    <w:p>
+      <w:pPr>
+        <w:rPr>
+          <w:rFonts w:ascii="Calibri" w:hAnsi="Calibri" w:cs="Calibri"/>
+          <w:sz w:val="22"/>
+          <w:szCs w:val="22"/>
+        </w:rPr>
+      </w:pPr>
+    </w:p>
+    <w:p>
+      <w:pPr>
+        <w:rPr>
+          <w:rFonts w:ascii="Calibri" w:hAnsi="Calibri" w:cs="Calibri"/>
+          <w:sz w:val="22"/>
+          <w:szCs w:val="22"/>
+        </w:rPr>
+      </w:pPr>
+    </w:p>
+    <w:p>
+      <w:pPr>
+        <w:rPr>
+          <w:rFonts w:ascii="Calibri" w:hAnsi="Calibri" w:cs="Calibri"/>
+          <w:sz w:val="22"/>
+          <w:szCs w:val="22"/>
+        </w:rPr>
+      </w:pPr>
+    </w:p>
+    <w:p>
+      <w:pPr>
+        <w:rPr>
+          <w:rFonts w:ascii="Calibri" w:hAnsi="Calibri" w:cs="Calibri"/>
+          <w:sz w:val="22"/>
+          <w:szCs w:val="22"/>
+        </w:rPr>
+      </w:pPr>
+    </w:p>
     <w:tbl>
       <w:tblPr>
-        <w:tblpPr w:leftFromText="180" w:rightFromText="180" w:horzAnchor="margin" w:tblpY="204"/>
-        <w:tblW w:w="8330" w:type="dxa"/>
+        <w:tblpPr w:leftFromText="180" w:rightFromText="180" w:vertAnchor="page" w:horzAnchor="margin" w:tblpY="6337"/>
+        <w:tblW w:w="9589" w:type="dxa"/>
         <w:tblBorders>
           <w:top w:val="single" w:sz="4" w:space="0" w:color="000000"/>
           <w:left w:val="single" w:sz="4" w:space="0" w:color="000000"/>
@@ -11645,64 +12095,16 @@
         <w:tblLook w:val="0000" w:firstRow="0" w:lastRow="0" w:firstColumn="0" w:lastColumn="0" w:noHBand="0" w:noVBand="0"/>
       </w:tblPr>
       <w:tblGrid>
-        <w:gridCol w:w="8330"/>
+        <w:gridCol w:w="4814"/>
+        <w:gridCol w:w="4775"/>
       </w:tblGrid>
       <w:tr>
         <w:trPr>
-          <w:trHeight w:val="234"/>
+          <w:trHeight w:val="305"/>
         </w:trPr>
         <w:tc>
           <w:tcPr>
-            <w:tcW w:w="8330" w:type="dxa"/>
-          </w:tcPr>
-          <w:p>
-            <w:pPr>
-              <w:tabs>
-                <w:tab w:val="left" w:pos="542"/>
-              </w:tabs>
-              <w:spacing w:line="0" w:lineRule="atLeast"/>
-              <w:rPr>
-                <w:rFonts w:ascii="Calibri" w:eastAsia="Cambria" w:hAnsi="Calibri" w:cs="Calibri"/>
-                <w:b/>
-                <w:color w:val="0070C0"/>
-              </w:rPr>
-            </w:pPr>
-          </w:p>
-        </w:tc>
-      </w:tr>
-    </w:tbl>
-    <w:p>
-      <w:pPr>
-        <w:rPr>
-          <w:vanish/>
-        </w:rPr>
-      </w:pPr>
-    </w:p>
-    <w:tbl>
-      <w:tblPr>
-        <w:tblpPr w:leftFromText="180" w:rightFromText="180" w:vertAnchor="page" w:horzAnchor="margin" w:tblpY="5869"/>
-        <w:tblW w:w="10610" w:type="dxa"/>
-        <w:tblBorders>
-          <w:top w:val="single" w:sz="4" w:space="0" w:color="000000"/>
-          <w:left w:val="single" w:sz="4" w:space="0" w:color="000000"/>
-          <w:bottom w:val="single" w:sz="4" w:space="0" w:color="000000"/>
-          <w:right w:val="single" w:sz="4" w:space="0" w:color="000000"/>
-          <w:insideH w:val="single" w:sz="4" w:space="0" w:color="000000"/>
-          <w:insideV w:val="single" w:sz="4" w:space="0" w:color="000000"/>
-        </w:tblBorders>
-        <w:tblLook w:val="0000" w:firstRow="0" w:lastRow="0" w:firstColumn="0" w:lastColumn="0" w:noHBand="0" w:noVBand="0"/>
-      </w:tblPr>
-      <w:tblGrid>
-        <w:gridCol w:w="5327"/>
-        <w:gridCol w:w="5283"/>
-      </w:tblGrid>
-      <w:tr>
-        <w:trPr>
-          <w:trHeight w:val="286"/>
-        </w:trPr>
-        <w:tc>
-          <w:tcPr>
-            <w:tcW w:w="10610" w:type="dxa"/>
+            <w:tcW w:w="9589" w:type="dxa"/>
             <w:gridSpan w:val="2"/>
           </w:tcPr>
           <w:p>
@@ -11719,11 +12121,11 @@
       </w:tr>
       <w:tr>
         <w:trPr>
-          <w:trHeight w:val="336"/>
+          <w:trHeight w:val="359"/>
         </w:trPr>
         <w:tc>
           <w:tcPr>
-            <w:tcW w:w="5327" w:type="dxa"/>
+            <w:tcW w:w="4814" w:type="dxa"/>
           </w:tcPr>
           <w:p>
             <w:pPr>
@@ -11743,7 +12145,7 @@
         </w:tc>
         <w:tc>
           <w:tcPr>
-            <w:tcW w:w="5283" w:type="dxa"/>
+            <w:tcW w:w="4775" w:type="dxa"/>
           </w:tcPr>
           <w:p>
             <w:pPr>
@@ -11764,11 +12166,11 @@
       </w:tr>
       <w:tr>
         <w:trPr>
-          <w:trHeight w:val="312"/>
+          <w:trHeight w:val="333"/>
         </w:trPr>
         <w:tc>
           <w:tcPr>
-            <w:tcW w:w="5327" w:type="dxa"/>
+            <w:tcW w:w="4814" w:type="dxa"/>
           </w:tcPr>
           <w:p>
             <w:pPr>
@@ -11807,7 +12209,7 @@
         </w:tc>
         <w:tc>
           <w:tcPr>
-            <w:tcW w:w="5283" w:type="dxa"/>
+            <w:tcW w:w="4775" w:type="dxa"/>
           </w:tcPr>
           <w:p>
             <w:pPr>
@@ -11861,11 +12263,11 @@
       </w:tr>
       <w:tr>
         <w:trPr>
-          <w:trHeight w:val="312"/>
+          <w:trHeight w:val="333"/>
         </w:trPr>
         <w:tc>
           <w:tcPr>
-            <w:tcW w:w="5327" w:type="dxa"/>
+            <w:tcW w:w="4814" w:type="dxa"/>
           </w:tcPr>
           <w:p>
             <w:pPr>
@@ -11877,7 +12279,7 @@
         </w:tc>
         <w:tc>
           <w:tcPr>
-            <w:tcW w:w="5283" w:type="dxa"/>
+            <w:tcW w:w="4775" w:type="dxa"/>
           </w:tcPr>
           <w:p>
             <w:pPr>
@@ -11892,135 +12294,6 @@
         </w:tc>
       </w:tr>
     </w:tbl>
-    <w:p>
-      <w:pPr>
-        <w:spacing w:line="360" w:lineRule="auto"/>
-        <w:jc w:val="both"/>
-        <w:rPr>
-          <w:rFonts w:ascii="Calibri" w:hAnsi="Calibri" w:cs="Calibri"/>
-          <w:sz w:val="22"/>
-          <w:szCs w:val="22"/>
-          <w:u w:val="single"/>
-        </w:rPr>
-      </w:pPr>
-    </w:p>
-    <w:p>
-      <w:pPr>
-        <w:rPr>
-          <w:rFonts w:ascii="Calibri" w:hAnsi="Calibri" w:cs="Calibri"/>
-          <w:sz w:val="22"/>
-          <w:szCs w:val="22"/>
-        </w:rPr>
-      </w:pPr>
-    </w:p>
-    <w:p>
-      <w:pPr>
-        <w:rPr>
-          <w:rFonts w:ascii="Calibri" w:hAnsi="Calibri" w:cs="Calibri"/>
-          <w:sz w:val="22"/>
-          <w:szCs w:val="22"/>
-        </w:rPr>
-      </w:pPr>
-    </w:p>
-    <w:p>
-      <w:pPr>
-        <w:rPr>
-          <w:rFonts w:ascii="Calibri" w:hAnsi="Calibri" w:cs="Calibri"/>
-          <w:sz w:val="22"/>
-          <w:szCs w:val="22"/>
-        </w:rPr>
-      </w:pPr>
-    </w:p>
-    <w:p>
-      <w:pPr>
-        <w:rPr>
-          <w:rFonts w:ascii="Calibri" w:hAnsi="Calibri" w:cs="Calibri"/>
-          <w:sz w:val="22"/>
-          <w:szCs w:val="22"/>
-        </w:rPr>
-      </w:pPr>
-    </w:p>
-    <w:p>
-      <w:pPr>
-        <w:rPr>
-          <w:rFonts w:ascii="Calibri" w:hAnsi="Calibri" w:cs="Calibri"/>
-          <w:sz w:val="22"/>
-          <w:szCs w:val="22"/>
-        </w:rPr>
-      </w:pPr>
-    </w:p>
-    <w:p>
-      <w:pPr>
-        <w:rPr>
-          <w:rFonts w:ascii="Calibri" w:hAnsi="Calibri" w:cs="Calibri"/>
-          <w:sz w:val="22"/>
-          <w:szCs w:val="22"/>
-        </w:rPr>
-      </w:pPr>
-    </w:p>
-    <w:p>
-      <w:pPr>
-        <w:rPr>
-          <w:rFonts w:ascii="Calibri" w:hAnsi="Calibri" w:cs="Calibri"/>
-          <w:sz w:val="22"/>
-          <w:szCs w:val="22"/>
-        </w:rPr>
-      </w:pPr>
-    </w:p>
-    <w:p>
-      <w:pPr>
-        <w:rPr>
-          <w:rFonts w:ascii="Calibri" w:hAnsi="Calibri" w:cs="Calibri"/>
-          <w:sz w:val="22"/>
-          <w:szCs w:val="22"/>
-        </w:rPr>
-      </w:pPr>
-    </w:p>
-    <w:p>
-      <w:pPr>
-        <w:rPr>
-          <w:rFonts w:ascii="Calibri" w:hAnsi="Calibri" w:cs="Calibri"/>
-          <w:sz w:val="22"/>
-          <w:szCs w:val="22"/>
-        </w:rPr>
-      </w:pPr>
-    </w:p>
-    <w:p>
-      <w:pPr>
-        <w:rPr>
-          <w:rFonts w:ascii="Calibri" w:hAnsi="Calibri" w:cs="Calibri"/>
-          <w:sz w:val="22"/>
-          <w:szCs w:val="22"/>
-        </w:rPr>
-      </w:pPr>
-    </w:p>
-    <w:p>
-      <w:pPr>
-        <w:rPr>
-          <w:rFonts w:ascii="Calibri" w:hAnsi="Calibri" w:cs="Calibri"/>
-          <w:sz w:val="22"/>
-          <w:szCs w:val="22"/>
-        </w:rPr>
-      </w:pPr>
-    </w:p>
-    <w:p>
-      <w:pPr>
-        <w:rPr>
-          <w:rFonts w:ascii="Calibri" w:hAnsi="Calibri" w:cs="Calibri"/>
-          <w:sz w:val="22"/>
-          <w:szCs w:val="22"/>
-        </w:rPr>
-      </w:pPr>
-    </w:p>
-    <w:p>
-      <w:pPr>
-        <w:rPr>
-          <w:rFonts w:ascii="Calibri" w:hAnsi="Calibri" w:cs="Calibri"/>
-          <w:sz w:val="22"/>
-          <w:szCs w:val="22"/>
-        </w:rPr>
-      </w:pPr>
-    </w:p>
     <w:p>
       <w:r>
         <w:rPr>
@@ -12140,7 +12413,7 @@
 </file>
 
 <file path=word/endnotes.xml><?xml version="1.0" encoding="utf-8"?>
-<w:endnotes xmlns:wpc="http://schemas.microsoft.com/office/word/2010/wordprocessingCanvas" xmlns:cx="http://schemas.microsoft.com/office/drawing/2014/chartex" xmlns:cx1="http://schemas.microsoft.com/office/drawing/2015/9/8/chartex" xmlns:cx2="http://schemas.microsoft.com/office/drawing/2015/10/21/chartex" xmlns:cx3="http://schemas.microsoft.com/office/drawing/2016/5/9/chartex" xmlns:cx4="http://schemas.microsoft.com/office/drawing/2016/5/10/chartex" xmlns:cx5="http://schemas.microsoft.com/office/drawing/2016/5/11/chartex" xmlns:cx6="http://schemas.microsoft.com/office/drawing/2016/5/12/chartex" xmlns:cx7="http://schemas.microsoft.com/office/drawing/2016/5/13/chartex" xmlns:cx8="http://schemas.microsoft.com/office/drawing/2016/5/14/chartex" xmlns:mc="http://schemas.openxmlformats.org/markup-compatibility/2006" xmlns:aink="http://schemas.microsoft.com/office/drawing/2016/ink" xmlns:am3d="http://schemas.microsoft.com/office/drawing/2017/model3d" xmlns:o="urn:schemas-microsoft-com:office:office" xmlns:r="http://schemas.openxmlformats.org/officeDocument/2006/relationships" xmlns:m="http://schemas.openxmlformats.org/officeDocument/2006/math" xmlns:v="urn:schemas-microsoft-com:vml" xmlns:wp14="http://schemas.microsoft.com/office/word/2010/wordprocessingDrawing" xmlns:wp="http://schemas.openxmlformats.org/drawingml/2006/wordprocessingDrawing" xmlns:w10="urn:schemas-microsoft-com:office:word" xmlns:w="http://schemas.openxmlformats.org/wordprocessingml/2006/main" xmlns:w14="http://schemas.microsoft.com/office/word/2010/wordml" xmlns:w15="http://schemas.microsoft.com/office/word/2012/wordml" xmlns:w16cex="http://schemas.microsoft.com/office/word/2018/wordml/cex" xmlns:w16cid="http://schemas.microsoft.com/office/word/2016/wordml/cid" xmlns:w16="http://schemas.microsoft.com/office/word/2018/wordml" xmlns:w16sdtdh="http://schemas.microsoft.com/office/word/2020/wordml/sdtdatahash" xmlns:w16se="http://schemas.microsoft.com/office/word/2015/wordml/symex" xmlns:wpg="http://schemas.microsoft.com/office/word/2010/wordprocessingGroup" xmlns:wpi="http://schemas.microsoft.com/office/word/2010/wordprocessingInk" xmlns:wne="http://schemas.microsoft.com/office/word/2006/wordml" xmlns:wps="http://schemas.microsoft.com/office/word/2010/wordprocessingShape" mc:Ignorable="w14 w15 w16se w16cid w16 w16cex w16sdtdh wp14">
+<w:endnotes xmlns:wpc="http://schemas.microsoft.com/office/word/2010/wordprocessingCanvas" xmlns:cx="http://schemas.microsoft.com/office/drawing/2014/chartex" xmlns:cx1="http://schemas.microsoft.com/office/drawing/2015/9/8/chartex" xmlns:cx2="http://schemas.microsoft.com/office/drawing/2015/10/21/chartex" xmlns:cx3="http://schemas.microsoft.com/office/drawing/2016/5/9/chartex" xmlns:cx4="http://schemas.microsoft.com/office/drawing/2016/5/10/chartex" xmlns:cx5="http://schemas.microsoft.com/office/drawing/2016/5/11/chartex" xmlns:cx6="http://schemas.microsoft.com/office/drawing/2016/5/12/chartex" xmlns:cx7="http://schemas.microsoft.com/office/drawing/2016/5/13/chartex" xmlns:cx8="http://schemas.microsoft.com/office/drawing/2016/5/14/chartex" xmlns:mc="http://schemas.openxmlformats.org/markup-compatibility/2006" xmlns:aink="http://schemas.microsoft.com/office/drawing/2016/ink" xmlns:am3d="http://schemas.microsoft.com/office/drawing/2017/model3d" xmlns:o="urn:schemas-microsoft-com:office:office" xmlns:oel="http://schemas.microsoft.com/office/2019/extlst" xmlns:r="http://schemas.openxmlformats.org/officeDocument/2006/relationships" xmlns:m="http://schemas.openxmlformats.org/officeDocument/2006/math" xmlns:v="urn:schemas-microsoft-com:vml" xmlns:wp14="http://schemas.microsoft.com/office/word/2010/wordprocessingDrawing" xmlns:wp="http://schemas.openxmlformats.org/drawingml/2006/wordprocessingDrawing" xmlns:w10="urn:schemas-microsoft-com:office:word" xmlns:w="http://schemas.openxmlformats.org/wordprocessingml/2006/main" xmlns:w14="http://schemas.microsoft.com/office/word/2010/wordml" xmlns:w15="http://schemas.microsoft.com/office/word/2012/wordml" xmlns:w16cex="http://schemas.microsoft.com/office/word/2018/wordml/cex" xmlns:w16cid="http://schemas.microsoft.com/office/word/2016/wordml/cid" xmlns:w16="http://schemas.microsoft.com/office/word/2018/wordml" xmlns:w16du="http://schemas.microsoft.com/office/word/2023/wordml/word16du" xmlns:w16sdtdh="http://schemas.microsoft.com/office/word/2020/wordml/sdtdatahash" xmlns:w16sdtfl="http://schemas.microsoft.com/office/word/2024/wordml/sdtformatlock" xmlns:w16se="http://schemas.microsoft.com/office/word/2015/wordml/symex" xmlns:wpg="http://schemas.microsoft.com/office/word/2010/wordprocessingGroup" xmlns:wpi="http://schemas.microsoft.com/office/word/2010/wordprocessingInk" xmlns:wne="http://schemas.microsoft.com/office/word/2006/wordml" xmlns:wps="http://schemas.microsoft.com/office/word/2010/wordprocessingShape" mc:Ignorable="w14 w15 w16se w16cid w16 w16cex w16sdtdh w16sdtfl w16du wp14">
   <w:endnote w:type="separator" w:id="-1">
     <w:p>
       <w:r>
@@ -12159,7 +12432,7 @@
 </file>
 
 <file path=word/footer1.xml><?xml version="1.0" encoding="utf-8"?>
-<w:ftr xmlns:wpc="http://schemas.microsoft.com/office/word/2010/wordprocessingCanvas" xmlns:cx="http://schemas.microsoft.com/office/drawing/2014/chartex" xmlns:cx1="http://schemas.microsoft.com/office/drawing/2015/9/8/chartex" xmlns:cx2="http://schemas.microsoft.com/office/drawing/2015/10/21/chartex" xmlns:cx3="http://schemas.microsoft.com/office/drawing/2016/5/9/chartex" xmlns:cx4="http://schemas.microsoft.com/office/drawing/2016/5/10/chartex" xmlns:cx5="http://schemas.microsoft.com/office/drawing/2016/5/11/chartex" xmlns:cx6="http://schemas.microsoft.com/office/drawing/2016/5/12/chartex" xmlns:cx7="http://schemas.microsoft.com/office/drawing/2016/5/13/chartex" xmlns:cx8="http://schemas.microsoft.com/office/drawing/2016/5/14/chartex" xmlns:mc="http://schemas.openxmlformats.org/markup-compatibility/2006" xmlns:aink="http://schemas.microsoft.com/office/drawing/2016/ink" xmlns:am3d="http://schemas.microsoft.com/office/drawing/2017/model3d" xmlns:o="urn:schemas-microsoft-com:office:office" xmlns:r="http://schemas.openxmlformats.org/officeDocument/2006/relationships" xmlns:m="http://schemas.openxmlformats.org/officeDocument/2006/math" xmlns:v="urn:schemas-microsoft-com:vml" xmlns:wp14="http://schemas.microsoft.com/office/word/2010/wordprocessingDrawing" xmlns:wp="http://schemas.openxmlformats.org/drawingml/2006/wordprocessingDrawing" xmlns:w10="urn:schemas-microsoft-com:office:word" xmlns:w="http://schemas.openxmlformats.org/wordprocessingml/2006/main" xmlns:w14="http://schemas.microsoft.com/office/word/2010/wordml" xmlns:w15="http://schemas.microsoft.com/office/word/2012/wordml" xmlns:w16cex="http://schemas.microsoft.com/office/word/2018/wordml/cex" xmlns:w16cid="http://schemas.microsoft.com/office/word/2016/wordml/cid" xmlns:w16="http://schemas.microsoft.com/office/word/2018/wordml" xmlns:w16sdtdh="http://schemas.microsoft.com/office/word/2020/wordml/sdtdatahash" xmlns:w16se="http://schemas.microsoft.com/office/word/2015/wordml/symex" xmlns:wpg="http://schemas.microsoft.com/office/word/2010/wordprocessingGroup" xmlns:wpi="http://schemas.microsoft.com/office/word/2010/wordprocessingInk" xmlns:wne="http://schemas.microsoft.com/office/word/2006/wordml" xmlns:wps="http://schemas.microsoft.com/office/word/2010/wordprocessingShape" mc:Ignorable="w14 w15 w16se w16cid w16 w16cex w16sdtdh wp14">
+<w:ftr xmlns:wpc="http://schemas.microsoft.com/office/word/2010/wordprocessingCanvas" xmlns:cx="http://schemas.microsoft.com/office/drawing/2014/chartex" xmlns:cx1="http://schemas.microsoft.com/office/drawing/2015/9/8/chartex" xmlns:cx2="http://schemas.microsoft.com/office/drawing/2015/10/21/chartex" xmlns:cx3="http://schemas.microsoft.com/office/drawing/2016/5/9/chartex" xmlns:cx4="http://schemas.microsoft.com/office/drawing/2016/5/10/chartex" xmlns:cx5="http://schemas.microsoft.com/office/drawing/2016/5/11/chartex" xmlns:cx6="http://schemas.microsoft.com/office/drawing/2016/5/12/chartex" xmlns:cx7="http://schemas.microsoft.com/office/drawing/2016/5/13/chartex" xmlns:cx8="http://schemas.microsoft.com/office/drawing/2016/5/14/chartex" xmlns:mc="http://schemas.openxmlformats.org/markup-compatibility/2006" xmlns:aink="http://schemas.microsoft.com/office/drawing/2016/ink" xmlns:am3d="http://schemas.microsoft.com/office/drawing/2017/model3d" xmlns:o="urn:schemas-microsoft-com:office:office" xmlns:oel="http://schemas.microsoft.com/office/2019/extlst" xmlns:r="http://schemas.openxmlformats.org/officeDocument/2006/relationships" xmlns:m="http://schemas.openxmlformats.org/officeDocument/2006/math" xmlns:v="urn:schemas-microsoft-com:vml" xmlns:wp14="http://schemas.microsoft.com/office/word/2010/wordprocessingDrawing" xmlns:wp="http://schemas.openxmlformats.org/drawingml/2006/wordprocessingDrawing" xmlns:w10="urn:schemas-microsoft-com:office:word" xmlns:w="http://schemas.openxmlformats.org/wordprocessingml/2006/main" xmlns:w14="http://schemas.microsoft.com/office/word/2010/wordml" xmlns:w15="http://schemas.microsoft.com/office/word/2012/wordml" xmlns:w16cex="http://schemas.microsoft.com/office/word/2018/wordml/cex" xmlns:w16cid="http://schemas.microsoft.com/office/word/2016/wordml/cid" xmlns:w16="http://schemas.microsoft.com/office/word/2018/wordml" xmlns:w16du="http://schemas.microsoft.com/office/word/2023/wordml/word16du" xmlns:w16sdtdh="http://schemas.microsoft.com/office/word/2020/wordml/sdtdatahash" xmlns:w16sdtfl="http://schemas.microsoft.com/office/word/2024/wordml/sdtformatlock" xmlns:w16se="http://schemas.microsoft.com/office/word/2015/wordml/symex" xmlns:wpg="http://schemas.microsoft.com/office/word/2010/wordprocessingGroup" xmlns:wpi="http://schemas.microsoft.com/office/word/2010/wordprocessingInk" xmlns:wne="http://schemas.microsoft.com/office/word/2006/wordml" xmlns:wps="http://schemas.microsoft.com/office/word/2010/wordprocessingShape" mc:Ignorable="w14 w15 w16se w16cid w16 w16cex w16sdtdh w16sdtfl w16du wp14">
   <w:p>
     <w:pPr>
       <w:pStyle w:val="Footer"/>
@@ -12308,7 +12581,7 @@
 </file>
 
 <file path=word/footnotes.xml><?xml version="1.0" encoding="utf-8"?>
-<w:footnotes xmlns:wpc="http://schemas.microsoft.com/office/word/2010/wordprocessingCanvas" xmlns:cx="http://schemas.microsoft.com/office/drawing/2014/chartex" xmlns:cx1="http://schemas.microsoft.com/office/drawing/2015/9/8/chartex" xmlns:cx2="http://schemas.microsoft.com/office/drawing/2015/10/21/chartex" xmlns:cx3="http://schemas.microsoft.com/office/drawing/2016/5/9/chartex" xmlns:cx4="http://schemas.microsoft.com/office/drawing/2016/5/10/chartex" xmlns:cx5="http://schemas.microsoft.com/office/drawing/2016/5/11/chartex" xmlns:cx6="http://schemas.microsoft.com/office/drawing/2016/5/12/chartex" xmlns:cx7="http://schemas.microsoft.com/office/drawing/2016/5/13/chartex" xmlns:cx8="http://schemas.microsoft.com/office/drawing/2016/5/14/chartex" xmlns:mc="http://schemas.openxmlformats.org/markup-compatibility/2006" xmlns:aink="http://schemas.microsoft.com/office/drawing/2016/ink" xmlns:am3d="http://schemas.microsoft.com/office/drawing/2017/model3d" xmlns:o="urn:schemas-microsoft-com:office:office" xmlns:r="http://schemas.openxmlformats.org/officeDocument/2006/relationships" xmlns:m="http://schemas.openxmlformats.org/officeDocument/2006/math" xmlns:v="urn:schemas-microsoft-com:vml" xmlns:wp14="http://schemas.microsoft.com/office/word/2010/wordprocessingDrawing" xmlns:wp="http://schemas.openxmlformats.org/drawingml/2006/wordprocessingDrawing" xmlns:w10="urn:schemas-microsoft-com:office:word" xmlns:w="http://schemas.openxmlformats.org/wordprocessingml/2006/main" xmlns:w14="http://schemas.microsoft.com/office/word/2010/wordml" xmlns:w15="http://schemas.microsoft.com/office/word/2012/wordml" xmlns:w16cex="http://schemas.microsoft.com/office/word/2018/wordml/cex" xmlns:w16cid="http://schemas.microsoft.com/office/word/2016/wordml/cid" xmlns:w16="http://schemas.microsoft.com/office/word/2018/wordml" xmlns:w16sdtdh="http://schemas.microsoft.com/office/word/2020/wordml/sdtdatahash" xmlns:w16se="http://schemas.microsoft.com/office/word/2015/wordml/symex" xmlns:wpg="http://schemas.microsoft.com/office/word/2010/wordprocessingGroup" xmlns:wpi="http://schemas.microsoft.com/office/word/2010/wordprocessingInk" xmlns:wne="http://schemas.microsoft.com/office/word/2006/wordml" xmlns:wps="http://schemas.microsoft.com/office/word/2010/wordprocessingShape" mc:Ignorable="w14 w15 w16se w16cid w16 w16cex w16sdtdh wp14">
+<w:footnotes xmlns:wpc="http://schemas.microsoft.com/office/word/2010/wordprocessingCanvas" xmlns:cx="http://schemas.microsoft.com/office/drawing/2014/chartex" xmlns:cx1="http://schemas.microsoft.com/office/drawing/2015/9/8/chartex" xmlns:cx2="http://schemas.microsoft.com/office/drawing/2015/10/21/chartex" xmlns:cx3="http://schemas.microsoft.com/office/drawing/2016/5/9/chartex" xmlns:cx4="http://schemas.microsoft.com/office/drawing/2016/5/10/chartex" xmlns:cx5="http://schemas.microsoft.com/office/drawing/2016/5/11/chartex" xmlns:cx6="http://schemas.microsoft.com/office/drawing/2016/5/12/chartex" xmlns:cx7="http://schemas.microsoft.com/office/drawing/2016/5/13/chartex" xmlns:cx8="http://schemas.microsoft.com/office/drawing/2016/5/14/chartex" xmlns:mc="http://schemas.openxmlformats.org/markup-compatibility/2006" xmlns:aink="http://schemas.microsoft.com/office/drawing/2016/ink" xmlns:am3d="http://schemas.microsoft.com/office/drawing/2017/model3d" xmlns:o="urn:schemas-microsoft-com:office:office" xmlns:oel="http://schemas.microsoft.com/office/2019/extlst" xmlns:r="http://schemas.openxmlformats.org/officeDocument/2006/relationships" xmlns:m="http://schemas.openxmlformats.org/officeDocument/2006/math" xmlns:v="urn:schemas-microsoft-com:vml" xmlns:wp14="http://schemas.microsoft.com/office/word/2010/wordprocessingDrawing" xmlns:wp="http://schemas.openxmlformats.org/drawingml/2006/wordprocessingDrawing" xmlns:w10="urn:schemas-microsoft-com:office:word" xmlns:w="http://schemas.openxmlformats.org/wordprocessingml/2006/main" xmlns:w14="http://schemas.microsoft.com/office/word/2010/wordml" xmlns:w15="http://schemas.microsoft.com/office/word/2012/wordml" xmlns:w16cex="http://schemas.microsoft.com/office/word/2018/wordml/cex" xmlns:w16cid="http://schemas.microsoft.com/office/word/2016/wordml/cid" xmlns:w16="http://schemas.microsoft.com/office/word/2018/wordml" xmlns:w16du="http://schemas.microsoft.com/office/word/2023/wordml/word16du" xmlns:w16sdtdh="http://schemas.microsoft.com/office/word/2020/wordml/sdtdatahash" xmlns:w16sdtfl="http://schemas.microsoft.com/office/word/2024/wordml/sdtformatlock" xmlns:w16se="http://schemas.microsoft.com/office/word/2015/wordml/symex" xmlns:wpg="http://schemas.microsoft.com/office/word/2010/wordprocessingGroup" xmlns:wpi="http://schemas.microsoft.com/office/word/2010/wordprocessingInk" xmlns:wne="http://schemas.microsoft.com/office/word/2006/wordml" xmlns:wps="http://schemas.microsoft.com/office/word/2010/wordprocessingShape" mc:Ignorable="w14 w15 w16se w16cid w16 w16cex w16sdtdh w16sdtfl w16du wp14">
   <w:footnote w:type="separator" w:id="-1">
     <w:p>
       <w:r>
@@ -12327,7 +12600,7 @@
 </file>
 
 <file path=word/header1.xml><?xml version="1.0" encoding="utf-8"?>
-<w:hdr xmlns:wpc="http://schemas.microsoft.com/office/word/2010/wordprocessingCanvas" xmlns:cx="http://schemas.microsoft.com/office/drawing/2014/chartex" xmlns:cx1="http://schemas.microsoft.com/office/drawing/2015/9/8/chartex" xmlns:cx2="http://schemas.microsoft.com/office/drawing/2015/10/21/chartex" xmlns:cx3="http://schemas.microsoft.com/office/drawing/2016/5/9/chartex" xmlns:cx4="http://schemas.microsoft.com/office/drawing/2016/5/10/chartex" xmlns:cx5="http://schemas.microsoft.com/office/drawing/2016/5/11/chartex" xmlns:cx6="http://schemas.microsoft.com/office/drawing/2016/5/12/chartex" xmlns:cx7="http://schemas.microsoft.com/office/drawing/2016/5/13/chartex" xmlns:cx8="http://schemas.microsoft.com/office/drawing/2016/5/14/chartex" xmlns:mc="http://schemas.openxmlformats.org/markup-compatibility/2006" xmlns:aink="http://schemas.microsoft.com/office/drawing/2016/ink" xmlns:am3d="http://schemas.microsoft.com/office/drawing/2017/model3d" xmlns:o="urn:schemas-microsoft-com:office:office" xmlns:r="http://schemas.openxmlformats.org/officeDocument/2006/relationships" xmlns:m="http://schemas.openxmlformats.org/officeDocument/2006/math" xmlns:v="urn:schemas-microsoft-com:vml" xmlns:wp14="http://schemas.microsoft.com/office/word/2010/wordprocessingDrawing" xmlns:wp="http://schemas.openxmlformats.org/drawingml/2006/wordprocessingDrawing" xmlns:w10="urn:schemas-microsoft-com:office:word" xmlns:w="http://schemas.openxmlformats.org/wordprocessingml/2006/main" xmlns:w14="http://schemas.microsoft.com/office/word/2010/wordml" xmlns:w15="http://schemas.microsoft.com/office/word/2012/wordml" xmlns:w16cex="http://schemas.microsoft.com/office/word/2018/wordml/cex" xmlns:w16cid="http://schemas.microsoft.com/office/word/2016/wordml/cid" xmlns:w16="http://schemas.microsoft.com/office/word/2018/wordml" xmlns:w16sdtdh="http://schemas.microsoft.com/office/word/2020/wordml/sdtdatahash" xmlns:w16se="http://schemas.microsoft.com/office/word/2015/wordml/symex" xmlns:wpg="http://schemas.microsoft.com/office/word/2010/wordprocessingGroup" xmlns:wpi="http://schemas.microsoft.com/office/word/2010/wordprocessingInk" xmlns:wne="http://schemas.microsoft.com/office/word/2006/wordml" xmlns:wps="http://schemas.microsoft.com/office/word/2010/wordprocessingShape" mc:Ignorable="w14 w15 w16se w16cid w16 w16cex w16sdtdh wp14">
+<w:hdr xmlns:wpc="http://schemas.microsoft.com/office/word/2010/wordprocessingCanvas" xmlns:cx="http://schemas.microsoft.com/office/drawing/2014/chartex" xmlns:cx1="http://schemas.microsoft.com/office/drawing/2015/9/8/chartex" xmlns:cx2="http://schemas.microsoft.com/office/drawing/2015/10/21/chartex" xmlns:cx3="http://schemas.microsoft.com/office/drawing/2016/5/9/chartex" xmlns:cx4="http://schemas.microsoft.com/office/drawing/2016/5/10/chartex" xmlns:cx5="http://schemas.microsoft.com/office/drawing/2016/5/11/chartex" xmlns:cx6="http://schemas.microsoft.com/office/drawing/2016/5/12/chartex" xmlns:cx7="http://schemas.microsoft.com/office/drawing/2016/5/13/chartex" xmlns:cx8="http://schemas.microsoft.com/office/drawing/2016/5/14/chartex" xmlns:mc="http://schemas.openxmlformats.org/markup-compatibility/2006" xmlns:aink="http://schemas.microsoft.com/office/drawing/2016/ink" xmlns:am3d="http://schemas.microsoft.com/office/drawing/2017/model3d" xmlns:o="urn:schemas-microsoft-com:office:office" xmlns:oel="http://schemas.microsoft.com/office/2019/extlst" xmlns:r="http://schemas.openxmlformats.org/officeDocument/2006/relationships" xmlns:m="http://schemas.openxmlformats.org/officeDocument/2006/math" xmlns:v="urn:schemas-microsoft-com:vml" xmlns:wp14="http://schemas.microsoft.com/office/word/2010/wordprocessingDrawing" xmlns:wp="http://schemas.openxmlformats.org/drawingml/2006/wordprocessingDrawing" xmlns:w10="urn:schemas-microsoft-com:office:word" xmlns:w="http://schemas.openxmlformats.org/wordprocessingml/2006/main" xmlns:w14="http://schemas.microsoft.com/office/word/2010/wordml" xmlns:w15="http://schemas.microsoft.com/office/word/2012/wordml" xmlns:w16cex="http://schemas.microsoft.com/office/word/2018/wordml/cex" xmlns:w16cid="http://schemas.microsoft.com/office/word/2016/wordml/cid" xmlns:w16="http://schemas.microsoft.com/office/word/2018/wordml" xmlns:w16du="http://schemas.microsoft.com/office/word/2023/wordml/word16du" xmlns:w16sdtdh="http://schemas.microsoft.com/office/word/2020/wordml/sdtdatahash" xmlns:w16sdtfl="http://schemas.microsoft.com/office/word/2024/wordml/sdtformatlock" xmlns:w16se="http://schemas.microsoft.com/office/word/2015/wordml/symex" xmlns:wpg="http://schemas.microsoft.com/office/word/2010/wordprocessingGroup" xmlns:wpi="http://schemas.microsoft.com/office/word/2010/wordprocessingInk" xmlns:wne="http://schemas.microsoft.com/office/word/2006/wordml" xmlns:wps="http://schemas.microsoft.com/office/word/2010/wordprocessingShape" mc:Ignorable="w14 w15 w16se w16cid w16 w16cex w16sdtdh w16sdtfl w16du wp14">
   <w:p>
     <w:pPr>
       <w:pStyle w:val="Header"/>
@@ -12337,7 +12610,7 @@
 </file>
 
 <file path=word/numbering.xml><?xml version="1.0" encoding="utf-8"?>
-<w:numbering xmlns:wpc="http://schemas.microsoft.com/office/word/2010/wordprocessingCanvas" xmlns:cx="http://schemas.microsoft.com/office/drawing/2014/chartex" xmlns:cx1="http://schemas.microsoft.com/office/drawing/2015/9/8/chartex" xmlns:cx2="http://schemas.microsoft.com/office/drawing/2015/10/21/chartex" xmlns:cx3="http://schemas.microsoft.com/office/drawing/2016/5/9/chartex" xmlns:cx4="http://schemas.microsoft.com/office/drawing/2016/5/10/chartex" xmlns:cx5="http://schemas.microsoft.com/office/drawing/2016/5/11/chartex" xmlns:cx6="http://schemas.microsoft.com/office/drawing/2016/5/12/chartex" xmlns:cx7="http://schemas.microsoft.com/office/drawing/2016/5/13/chartex" xmlns:cx8="http://schemas.microsoft.com/office/drawing/2016/5/14/chartex" xmlns:mc="http://schemas.openxmlformats.org/markup-compatibility/2006" xmlns:aink="http://schemas.microsoft.com/office/drawing/2016/ink" xmlns:am3d="http://schemas.microsoft.com/office/drawing/2017/model3d" xmlns:o="urn:schemas-microsoft-com:office:office" xmlns:r="http://schemas.openxmlformats.org/officeDocument/2006/relationships" xmlns:m="http://schemas.openxmlformats.org/officeDocument/2006/math" xmlns:v="urn:schemas-microsoft-com:vml" xmlns:wp14="http://schemas.microsoft.com/office/word/2010/wordprocessingDrawing" xmlns:wp="http://schemas.openxmlformats.org/drawingml/2006/wordprocessingDrawing" xmlns:w10="urn:schemas-microsoft-com:office:word" xmlns:w="http://schemas.openxmlformats.org/wordprocessingml/2006/main" xmlns:w14="http://schemas.microsoft.com/office/word/2010/wordml" xmlns:w15="http://schemas.microsoft.com/office/word/2012/wordml" xmlns:w16cex="http://schemas.microsoft.com/office/word/2018/wordml/cex" xmlns:w16cid="http://schemas.microsoft.com/office/word/2016/wordml/cid" xmlns:w16="http://schemas.microsoft.com/office/word/2018/wordml" xmlns:w16sdtdh="http://schemas.microsoft.com/office/word/2020/wordml/sdtdatahash" xmlns:w16se="http://schemas.microsoft.com/office/word/2015/wordml/symex" xmlns:wpg="http://schemas.microsoft.com/office/word/2010/wordprocessingGroup" xmlns:wpi="http://schemas.microsoft.com/office/word/2010/wordprocessingInk" xmlns:wne="http://schemas.microsoft.com/office/word/2006/wordml" xmlns:wps="http://schemas.microsoft.com/office/word/2010/wordprocessingShape" mc:Ignorable="w14 w15 w16se w16cid w16 w16cex w16sdtdh wp14">
+<w:numbering xmlns:wpc="http://schemas.microsoft.com/office/word/2010/wordprocessingCanvas" xmlns:cx="http://schemas.microsoft.com/office/drawing/2014/chartex" xmlns:cx1="http://schemas.microsoft.com/office/drawing/2015/9/8/chartex" xmlns:cx2="http://schemas.microsoft.com/office/drawing/2015/10/21/chartex" xmlns:cx3="http://schemas.microsoft.com/office/drawing/2016/5/9/chartex" xmlns:cx4="http://schemas.microsoft.com/office/drawing/2016/5/10/chartex" xmlns:cx5="http://schemas.microsoft.com/office/drawing/2016/5/11/chartex" xmlns:cx6="http://schemas.microsoft.com/office/drawing/2016/5/12/chartex" xmlns:cx7="http://schemas.microsoft.com/office/drawing/2016/5/13/chartex" xmlns:cx8="http://schemas.microsoft.com/office/drawing/2016/5/14/chartex" xmlns:mc="http://schemas.openxmlformats.org/markup-compatibility/2006" xmlns:aink="http://schemas.microsoft.com/office/drawing/2016/ink" xmlns:am3d="http://schemas.microsoft.com/office/drawing/2017/model3d" xmlns:o="urn:schemas-microsoft-com:office:office" xmlns:oel="http://schemas.microsoft.com/office/2019/extlst" xmlns:r="http://schemas.openxmlformats.org/officeDocument/2006/relationships" xmlns:m="http://schemas.openxmlformats.org/officeDocument/2006/math" xmlns:v="urn:schemas-microsoft-com:vml" xmlns:wp14="http://schemas.microsoft.com/office/word/2010/wordprocessingDrawing" xmlns:wp="http://schemas.openxmlformats.org/drawingml/2006/wordprocessingDrawing" xmlns:w10="urn:schemas-microsoft-com:office:word" xmlns:w="http://schemas.openxmlformats.org/wordprocessingml/2006/main" xmlns:w14="http://schemas.microsoft.com/office/word/2010/wordml" xmlns:w15="http://schemas.microsoft.com/office/word/2012/wordml" xmlns:w16cex="http://schemas.microsoft.com/office/word/2018/wordml/cex" xmlns:w16cid="http://schemas.microsoft.com/office/word/2016/wordml/cid" xmlns:w16="http://schemas.microsoft.com/office/word/2018/wordml" xmlns:w16du="http://schemas.microsoft.com/office/word/2023/wordml/word16du" xmlns:w16sdtdh="http://schemas.microsoft.com/office/word/2020/wordml/sdtdatahash" xmlns:w16sdtfl="http://schemas.microsoft.com/office/word/2024/wordml/sdtformatlock" xmlns:w16se="http://schemas.microsoft.com/office/word/2015/wordml/symex" xmlns:wpg="http://schemas.microsoft.com/office/word/2010/wordprocessingGroup" xmlns:wpi="http://schemas.microsoft.com/office/word/2010/wordprocessingInk" xmlns:wne="http://schemas.microsoft.com/office/word/2006/wordml" xmlns:wps="http://schemas.microsoft.com/office/word/2010/wordprocessingShape" mc:Ignorable="w14 w15 w16se w16cid w16 w16cex w16sdtdh w16sdtfl w16du wp14">
   <w:abstractNum w:abstractNumId="0" w15:restartNumberingAfterBreak="0">
     <w:nsid w:val="BD001071"/>
     <w:multiLevelType w:val="singleLevel"/>
@@ -13826,77 +14099,77 @@
       </w:pPr>
     </w:lvl>
   </w:abstractNum>
-  <w:num w:numId="1">
+  <w:num w:numId="1" w16cid:durableId="1958875449">
     <w:abstractNumId w:val="3"/>
   </w:num>
-  <w:num w:numId="2">
+  <w:num w:numId="2" w16cid:durableId="2039964175">
     <w:abstractNumId w:val="17"/>
   </w:num>
-  <w:num w:numId="3">
+  <w:num w:numId="3" w16cid:durableId="1122307441">
     <w:abstractNumId w:val="14"/>
   </w:num>
-  <w:num w:numId="4">
+  <w:num w:numId="4" w16cid:durableId="429011095">
     <w:abstractNumId w:val="19"/>
   </w:num>
-  <w:num w:numId="5">
+  <w:num w:numId="5" w16cid:durableId="862784038">
     <w:abstractNumId w:val="21"/>
   </w:num>
-  <w:num w:numId="6">
+  <w:num w:numId="6" w16cid:durableId="1846507882">
     <w:abstractNumId w:val="2"/>
   </w:num>
-  <w:num w:numId="7">
+  <w:num w:numId="7" w16cid:durableId="1470240882">
     <w:abstractNumId w:val="13"/>
   </w:num>
-  <w:num w:numId="8">
+  <w:num w:numId="8" w16cid:durableId="1742096249">
     <w:abstractNumId w:val="5"/>
   </w:num>
-  <w:num w:numId="9">
+  <w:num w:numId="9" w16cid:durableId="1571573522">
     <w:abstractNumId w:val="15"/>
   </w:num>
-  <w:num w:numId="10">
+  <w:num w:numId="10" w16cid:durableId="1300263460">
     <w:abstractNumId w:val="16"/>
   </w:num>
-  <w:num w:numId="11">
+  <w:num w:numId="11" w16cid:durableId="678040791">
     <w:abstractNumId w:val="7"/>
   </w:num>
-  <w:num w:numId="12">
+  <w:num w:numId="12" w16cid:durableId="2060742114">
     <w:abstractNumId w:val="6"/>
   </w:num>
-  <w:num w:numId="13">
+  <w:num w:numId="13" w16cid:durableId="1176529421">
     <w:abstractNumId w:val="12"/>
   </w:num>
-  <w:num w:numId="14">
+  <w:num w:numId="14" w16cid:durableId="1680505672">
     <w:abstractNumId w:val="18"/>
   </w:num>
-  <w:num w:numId="15">
+  <w:num w:numId="15" w16cid:durableId="180358486">
     <w:abstractNumId w:val="11"/>
   </w:num>
-  <w:num w:numId="16">
+  <w:num w:numId="16" w16cid:durableId="545262758">
     <w:abstractNumId w:val="8"/>
   </w:num>
-  <w:num w:numId="17">
+  <w:num w:numId="17" w16cid:durableId="1675377270">
     <w:abstractNumId w:val="20"/>
   </w:num>
-  <w:num w:numId="18">
+  <w:num w:numId="18" w16cid:durableId="245578223">
     <w:abstractNumId w:val="9"/>
   </w:num>
-  <w:num w:numId="19">
+  <w:num w:numId="19" w16cid:durableId="451557260">
     <w:abstractNumId w:val="1"/>
   </w:num>
-  <w:num w:numId="20">
+  <w:num w:numId="20" w16cid:durableId="1567185219">
     <w:abstractNumId w:val="10"/>
   </w:num>
-  <w:num w:numId="21">
+  <w:num w:numId="21" w16cid:durableId="1685934222">
     <w:abstractNumId w:val="4"/>
   </w:num>
-  <w:num w:numId="22">
+  <w:num w:numId="22" w16cid:durableId="137309146">
     <w:abstractNumId w:val="0"/>
   </w:num>
 </w:numbering>
 </file>
 
 <file path=word/styles.xml><?xml version="1.0" encoding="utf-8"?>
-<w:styles xmlns:mc="http://schemas.openxmlformats.org/markup-compatibility/2006" xmlns:r="http://schemas.openxmlformats.org/officeDocument/2006/relationships" xmlns:w="http://schemas.openxmlformats.org/wordprocessingml/2006/main" xmlns:w14="http://schemas.microsoft.com/office/word/2010/wordml" xmlns:w15="http://schemas.microsoft.com/office/word/2012/wordml" xmlns:w16cex="http://schemas.microsoft.com/office/word/2018/wordml/cex" xmlns:w16cid="http://schemas.microsoft.com/office/word/2016/wordml/cid" xmlns:w16="http://schemas.microsoft.com/office/word/2018/wordml" xmlns:w16sdtdh="http://schemas.microsoft.com/office/word/2020/wordml/sdtdatahash" xmlns:w16se="http://schemas.microsoft.com/office/word/2015/wordml/symex" mc:Ignorable="w14 w15 w16se w16cid w16 w16cex w16sdtdh">
+<w:styles xmlns:mc="http://schemas.openxmlformats.org/markup-compatibility/2006" xmlns:r="http://schemas.openxmlformats.org/officeDocument/2006/relationships" xmlns:w="http://schemas.openxmlformats.org/wordprocessingml/2006/main" xmlns:w14="http://schemas.microsoft.com/office/word/2010/wordml" xmlns:w15="http://schemas.microsoft.com/office/word/2012/wordml" xmlns:w16cex="http://schemas.microsoft.com/office/word/2018/wordml/cex" xmlns:w16cid="http://schemas.microsoft.com/office/word/2016/wordml/cid" xmlns:w16="http://schemas.microsoft.com/office/word/2018/wordml" xmlns:w16du="http://schemas.microsoft.com/office/word/2023/wordml/word16du" xmlns:w16sdtdh="http://schemas.microsoft.com/office/word/2020/wordml/sdtdatahash" xmlns:w16sdtfl="http://schemas.microsoft.com/office/word/2024/wordml/sdtformatlock" xmlns:w16se="http://schemas.microsoft.com/office/word/2015/wordml/symex" mc:Ignorable="w14 w15 w16se w16cid w16 w16cex w16sdtdh w16sdtfl w16du">
   <w:docDefaults>
     <w:rPrDefault>
       <w:rPr>
